--- a/Internship Logbook-Uthayakumaar.docx
+++ b/Internship Logbook-Uthayakumaar.docx
@@ -344,12 +344,21 @@
                 <w:sz w:val="24"/>
               </w:rPr>
             </w:pPr>
+            <w:proofErr w:type="gramStart"/>
             <w:r>
               <w:rPr>
                 <w:rFonts w:ascii="Arial" w:eastAsia="Arial" w:hAnsi="Arial" w:cs="Arial"/>
                 <w:sz w:val="24"/>
               </w:rPr>
-              <w:t>BACHELOR IN COMPUTER FORENSICS</w:t>
+              <w:t>BACHELOR IN COMPUTER</w:t>
+            </w:r>
+            <w:proofErr w:type="gramEnd"/>
+            <w:r>
+              <w:rPr>
+                <w:rFonts w:ascii="Arial" w:eastAsia="Arial" w:hAnsi="Arial" w:cs="Arial"/>
+                <w:sz w:val="24"/>
+              </w:rPr>
+              <w:t xml:space="preserve"> FORENSICS</w:t>
             </w:r>
           </w:p>
         </w:tc>
@@ -634,12 +643,20 @@
           <w:rFonts w:asciiTheme="minorHAnsi" w:hAnsiTheme="minorHAnsi" w:cstheme="minorHAnsi"/>
         </w:rPr>
       </w:pPr>
+      <w:proofErr w:type="gramStart"/>
       <w:r>
         <w:rPr>
           <w:rFonts w:asciiTheme="minorHAnsi" w:eastAsia="Arial" w:hAnsiTheme="minorHAnsi" w:cstheme="minorHAnsi"/>
         </w:rPr>
         <w:lastRenderedPageBreak/>
-        <w:t>Week : 1</w:t>
+        <w:t>Week :</w:t>
+      </w:r>
+      <w:proofErr w:type="gramEnd"/>
+      <w:r>
+        <w:rPr>
+          <w:rFonts w:asciiTheme="minorHAnsi" w:eastAsia="Arial" w:hAnsiTheme="minorHAnsi" w:cstheme="minorHAnsi"/>
+        </w:rPr>
+        <w:t xml:space="preserve"> 1</w:t>
       </w:r>
       <w:r>
         <w:rPr>
@@ -800,6 +817,7 @@
               </w:rPr>
               <w:t>2</w:t>
             </w:r>
+            <w:proofErr w:type="gramStart"/>
             <w:r>
               <w:rPr>
                 <w:rFonts w:asciiTheme="minorHAnsi" w:hAnsiTheme="minorHAnsi" w:cstheme="minorHAnsi"/>
@@ -811,7 +829,14 @@
               <w:rPr>
                 <w:rFonts w:asciiTheme="minorHAnsi" w:hAnsiTheme="minorHAnsi" w:cstheme="minorHAnsi"/>
               </w:rPr>
-              <w:t xml:space="preserve">  March 2026</w:t>
+              <w:t xml:space="preserve">  March</w:t>
+            </w:r>
+            <w:proofErr w:type="gramEnd"/>
+            <w:r>
+              <w:rPr>
+                <w:rFonts w:asciiTheme="minorHAnsi" w:hAnsiTheme="minorHAnsi" w:cstheme="minorHAnsi"/>
+              </w:rPr>
+              <w:t xml:space="preserve"> 2026</w:t>
             </w:r>
           </w:p>
         </w:tc>
@@ -976,7 +1001,23 @@
                 <w:rFonts w:asciiTheme="minorHAnsi" w:eastAsia="Times New Roman" w:hAnsiTheme="minorHAnsi" w:cstheme="minorHAnsi"/>
                 <w:color w:val="auto"/>
               </w:rPr>
-              <w:t>Inputted primary domains, identified sub-domains and linked associated domains to ensure a comprehensive monitoring scope.</w:t>
+              <w:t>Inputted primary domains, identified sub-</w:t>
+            </w:r>
+            <w:proofErr w:type="gramStart"/>
+            <w:r>
+              <w:rPr>
+                <w:rFonts w:asciiTheme="minorHAnsi" w:eastAsia="Times New Roman" w:hAnsiTheme="minorHAnsi" w:cstheme="minorHAnsi"/>
+                <w:color w:val="auto"/>
+              </w:rPr>
+              <w:t>domains</w:t>
+            </w:r>
+            <w:proofErr w:type="gramEnd"/>
+            <w:r>
+              <w:rPr>
+                <w:rFonts w:asciiTheme="minorHAnsi" w:eastAsia="Times New Roman" w:hAnsiTheme="minorHAnsi" w:cstheme="minorHAnsi"/>
+                <w:color w:val="auto"/>
+              </w:rPr>
+              <w:t xml:space="preserve"> and linked associated domains to ensure a comprehensive monitoring scope.</w:t>
             </w:r>
             <w:r>
               <w:rPr>
@@ -1188,6 +1229,7 @@
               </w:rPr>
               <w:t>3</w:t>
             </w:r>
+            <w:proofErr w:type="gramStart"/>
             <w:r>
               <w:rPr>
                 <w:rFonts w:asciiTheme="minorHAnsi" w:hAnsiTheme="minorHAnsi" w:cstheme="minorHAnsi"/>
@@ -1199,7 +1241,14 @@
               <w:rPr>
                 <w:rFonts w:asciiTheme="minorHAnsi" w:hAnsiTheme="minorHAnsi" w:cstheme="minorHAnsi"/>
               </w:rPr>
-              <w:t xml:space="preserve">  March 2026</w:t>
+              <w:t xml:space="preserve">  March</w:t>
+            </w:r>
+            <w:proofErr w:type="gramEnd"/>
+            <w:r>
+              <w:rPr>
+                <w:rFonts w:asciiTheme="minorHAnsi" w:hAnsiTheme="minorHAnsi" w:cstheme="minorHAnsi"/>
+              </w:rPr>
+              <w:t xml:space="preserve"> 2026</w:t>
             </w:r>
           </w:p>
         </w:tc>
@@ -1386,6 +1435,7 @@
               </w:rPr>
               <w:t>4</w:t>
             </w:r>
+            <w:proofErr w:type="gramStart"/>
             <w:r>
               <w:rPr>
                 <w:rFonts w:asciiTheme="minorHAnsi" w:hAnsiTheme="minorHAnsi" w:cstheme="minorHAnsi"/>
@@ -1397,7 +1447,14 @@
               <w:rPr>
                 <w:rFonts w:asciiTheme="minorHAnsi" w:hAnsiTheme="minorHAnsi" w:cstheme="minorHAnsi"/>
               </w:rPr>
-              <w:t xml:space="preserve">  March 2026</w:t>
+              <w:t xml:space="preserve">  March</w:t>
+            </w:r>
+            <w:proofErr w:type="gramEnd"/>
+            <w:r>
+              <w:rPr>
+                <w:rFonts w:asciiTheme="minorHAnsi" w:hAnsiTheme="minorHAnsi" w:cstheme="minorHAnsi"/>
+              </w:rPr>
+              <w:t xml:space="preserve"> 2026</w:t>
             </w:r>
           </w:p>
         </w:tc>
@@ -1469,8 +1526,18 @@
                 <w:sz w:val="22"/>
                 <w:szCs w:val="22"/>
               </w:rPr>
-              <w:t xml:space="preserve"> botnets</w:t>
-            </w:r>
+              <w:t xml:space="preserve"> </w:t>
+            </w:r>
+            <w:proofErr w:type="gramStart"/>
+            <w:r>
+              <w:rPr>
+                <w:rFonts w:asciiTheme="minorHAnsi" w:hAnsiTheme="minorHAnsi" w:cstheme="minorHAnsi"/>
+                <w:sz w:val="22"/>
+                <w:szCs w:val="22"/>
+              </w:rPr>
+              <w:t>botnets</w:t>
+            </w:r>
+            <w:proofErr w:type="gramEnd"/>
             <w:r>
               <w:rPr>
                 <w:rFonts w:asciiTheme="minorHAnsi" w:hAnsiTheme="minorHAnsi" w:cstheme="minorHAnsi"/>
@@ -2229,6 +2296,13 @@
                 <w:rFonts w:asciiTheme="minorHAnsi" w:eastAsia="Arial" w:hAnsiTheme="minorHAnsi" w:cstheme="minorHAnsi"/>
               </w:rPr>
             </w:pPr>
+            <w:r>
+              <w:rPr>
+                <w:rFonts w:asciiTheme="minorHAnsi" w:eastAsia="Arial" w:hAnsiTheme="minorHAnsi" w:cstheme="minorHAnsi"/>
+              </w:rPr>
+              <w:lastRenderedPageBreak/>
+              <w:t>6</w:t>
+            </w:r>
           </w:p>
         </w:tc>
         <w:tc>
@@ -2620,64 +2694,2403 @@
     <w:p>
       <w:pPr>
         <w:spacing w:after="87" w:line="360" w:lineRule="auto"/>
+      </w:pPr>
+    </w:p>
+    <w:p>
+      <w:pPr>
+        <w:spacing w:after="0"/>
         <w:ind w:left="-5" w:hanging="10"/>
+      </w:pPr>
+      <w:proofErr w:type="gramStart"/>
+      <w:r>
+        <w:rPr>
+          <w:rFonts w:ascii="Arial" w:eastAsia="Arial" w:hAnsi="Arial" w:cs="Arial"/>
+          <w:sz w:val="24"/>
+        </w:rPr>
+        <w:lastRenderedPageBreak/>
+        <w:t>Week :</w:t>
+      </w:r>
+      <w:proofErr w:type="gramEnd"/>
+      <w:r>
+        <w:rPr>
+          <w:rFonts w:ascii="Arial" w:eastAsia="Arial" w:hAnsi="Arial" w:cs="Arial"/>
+          <w:sz w:val="24"/>
+        </w:rPr>
+        <w:t xml:space="preserve"> 2</w:t>
+      </w:r>
+    </w:p>
+    <w:tbl>
+      <w:tblPr>
+        <w:tblStyle w:val="TableGrid"/>
+        <w:tblW w:w="8850" w:type="dxa"/>
+        <w:tblInd w:w="-230" w:type="dxa"/>
+        <w:tblCellMar>
+          <w:top w:w="51" w:type="dxa"/>
+          <w:left w:w="137" w:type="dxa"/>
+          <w:right w:w="115" w:type="dxa"/>
+        </w:tblCellMar>
+        <w:tblLook w:val="04A0" w:firstRow="1" w:lastRow="0" w:firstColumn="1" w:lastColumn="0" w:noHBand="0" w:noVBand="1"/>
+      </w:tblPr>
+      <w:tblGrid>
+        <w:gridCol w:w="660"/>
+        <w:gridCol w:w="1770"/>
+        <w:gridCol w:w="6420"/>
+      </w:tblGrid>
+      <w:tr>
+        <w:trPr>
+          <w:trHeight w:val="424"/>
+        </w:trPr>
+        <w:tc>
+          <w:tcPr>
+            <w:tcW w:w="660" w:type="dxa"/>
+            <w:tcBorders>
+              <w:top w:val="single" w:sz="4" w:space="0" w:color="000000"/>
+              <w:left w:val="single" w:sz="4" w:space="0" w:color="000000"/>
+              <w:bottom w:val="single" w:sz="4" w:space="0" w:color="000000"/>
+              <w:right w:val="single" w:sz="4" w:space="0" w:color="000000"/>
+            </w:tcBorders>
+          </w:tcPr>
+          <w:p>
+            <w:pPr>
+              <w:rPr>
+                <w:rFonts w:asciiTheme="minorHAnsi" w:hAnsiTheme="minorHAnsi" w:cstheme="minorHAnsi"/>
+              </w:rPr>
+            </w:pPr>
+            <w:r>
+              <w:rPr>
+                <w:rFonts w:asciiTheme="minorHAnsi" w:eastAsia="Arial" w:hAnsiTheme="minorHAnsi" w:cstheme="minorHAnsi"/>
+                <w:b/>
+              </w:rPr>
+              <w:t>No.</w:t>
+            </w:r>
+          </w:p>
+        </w:tc>
+        <w:tc>
+          <w:tcPr>
+            <w:tcW w:w="1770" w:type="dxa"/>
+            <w:tcBorders>
+              <w:top w:val="single" w:sz="4" w:space="0" w:color="000000"/>
+              <w:left w:val="single" w:sz="4" w:space="0" w:color="000000"/>
+              <w:bottom w:val="single" w:sz="4" w:space="0" w:color="000000"/>
+              <w:right w:val="single" w:sz="4" w:space="0" w:color="000000"/>
+            </w:tcBorders>
+          </w:tcPr>
+          <w:p>
+            <w:pPr>
+              <w:ind w:right="21"/>
+              <w:jc w:val="center"/>
+              <w:rPr>
+                <w:rFonts w:asciiTheme="minorHAnsi" w:hAnsiTheme="minorHAnsi" w:cstheme="minorHAnsi"/>
+              </w:rPr>
+            </w:pPr>
+            <w:r>
+              <w:rPr>
+                <w:rFonts w:asciiTheme="minorHAnsi" w:eastAsia="Arial" w:hAnsiTheme="minorHAnsi" w:cstheme="minorHAnsi"/>
+                <w:b/>
+              </w:rPr>
+              <w:t>Date</w:t>
+            </w:r>
+          </w:p>
+        </w:tc>
+        <w:tc>
+          <w:tcPr>
+            <w:tcW w:w="6420" w:type="dxa"/>
+            <w:tcBorders>
+              <w:top w:val="single" w:sz="4" w:space="0" w:color="000000"/>
+              <w:left w:val="single" w:sz="4" w:space="0" w:color="000000"/>
+              <w:bottom w:val="single" w:sz="4" w:space="0" w:color="000000"/>
+              <w:right w:val="single" w:sz="4" w:space="0" w:color="000000"/>
+            </w:tcBorders>
+          </w:tcPr>
+          <w:p>
+            <w:pPr>
+              <w:ind w:right="21"/>
+              <w:jc w:val="center"/>
+              <w:rPr>
+                <w:rFonts w:asciiTheme="minorHAnsi" w:hAnsiTheme="minorHAnsi" w:cstheme="minorHAnsi"/>
+              </w:rPr>
+            </w:pPr>
+            <w:r>
+              <w:rPr>
+                <w:rFonts w:asciiTheme="minorHAnsi" w:eastAsia="Arial" w:hAnsiTheme="minorHAnsi" w:cstheme="minorHAnsi"/>
+                <w:b/>
+              </w:rPr>
+              <w:t>Activities</w:t>
+            </w:r>
+          </w:p>
+        </w:tc>
+      </w:tr>
+      <w:tr>
+        <w:trPr>
+          <w:trHeight w:val="743"/>
+        </w:trPr>
+        <w:tc>
+          <w:tcPr>
+            <w:tcW w:w="660" w:type="dxa"/>
+            <w:tcBorders>
+              <w:top w:val="single" w:sz="4" w:space="0" w:color="000000"/>
+              <w:left w:val="single" w:sz="4" w:space="0" w:color="000000"/>
+              <w:bottom w:val="single" w:sz="4" w:space="0" w:color="000000"/>
+              <w:right w:val="single" w:sz="4" w:space="0" w:color="000000"/>
+            </w:tcBorders>
+          </w:tcPr>
+          <w:p>
+            <w:pPr>
+              <w:ind w:right="21"/>
+              <w:jc w:val="center"/>
+              <w:rPr>
+                <w:rFonts w:asciiTheme="minorHAnsi" w:hAnsiTheme="minorHAnsi" w:cstheme="minorHAnsi"/>
+              </w:rPr>
+            </w:pPr>
+            <w:r>
+              <w:rPr>
+                <w:rFonts w:asciiTheme="minorHAnsi" w:eastAsia="Arial" w:hAnsiTheme="minorHAnsi" w:cstheme="minorHAnsi"/>
+              </w:rPr>
+              <w:t>1</w:t>
+            </w:r>
+          </w:p>
+        </w:tc>
+        <w:tc>
+          <w:tcPr>
+            <w:tcW w:w="1770" w:type="dxa"/>
+            <w:tcBorders>
+              <w:top w:val="single" w:sz="4" w:space="0" w:color="000000"/>
+              <w:left w:val="single" w:sz="4" w:space="0" w:color="000000"/>
+              <w:bottom w:val="single" w:sz="4" w:space="0" w:color="000000"/>
+              <w:right w:val="single" w:sz="4" w:space="0" w:color="000000"/>
+            </w:tcBorders>
+          </w:tcPr>
+          <w:p>
+            <w:pPr>
+              <w:rPr>
+                <w:rFonts w:asciiTheme="minorHAnsi" w:hAnsiTheme="minorHAnsi" w:cstheme="minorHAnsi"/>
+              </w:rPr>
+            </w:pPr>
+            <w:r>
+              <w:rPr>
+                <w:rFonts w:asciiTheme="minorHAnsi" w:hAnsiTheme="minorHAnsi" w:cstheme="minorHAnsi"/>
+              </w:rPr>
+              <w:t>9</w:t>
+            </w:r>
+            <w:r>
+              <w:rPr>
+                <w:rFonts w:asciiTheme="minorHAnsi" w:hAnsiTheme="minorHAnsi" w:cstheme="minorHAnsi"/>
+                <w:vertAlign w:val="superscript"/>
+              </w:rPr>
+              <w:t>th</w:t>
+            </w:r>
+            <w:r>
+              <w:rPr>
+                <w:rFonts w:asciiTheme="minorHAnsi" w:hAnsiTheme="minorHAnsi" w:cstheme="minorHAnsi"/>
+              </w:rPr>
+              <w:t xml:space="preserve"> March 2026</w:t>
+            </w:r>
+          </w:p>
+        </w:tc>
+        <w:tc>
+          <w:tcPr>
+            <w:tcW w:w="6420" w:type="dxa"/>
+            <w:tcBorders>
+              <w:top w:val="single" w:sz="4" w:space="0" w:color="000000"/>
+              <w:left w:val="single" w:sz="4" w:space="0" w:color="000000"/>
+              <w:bottom w:val="single" w:sz="4" w:space="0" w:color="000000"/>
+              <w:right w:val="single" w:sz="4" w:space="0" w:color="000000"/>
+            </w:tcBorders>
+          </w:tcPr>
+          <w:p>
+            <w:pPr>
+              <w:pStyle w:val="Heading3"/>
+              <w:spacing w:before="0" w:beforeAutospacing="0" w:after="0" w:afterAutospacing="0"/>
+              <w:outlineLvl w:val="2"/>
+              <w:rPr>
+                <w:rFonts w:asciiTheme="minorHAnsi" w:hAnsiTheme="minorHAnsi" w:cstheme="minorHAnsi"/>
+                <w:sz w:val="22"/>
+                <w:szCs w:val="22"/>
+              </w:rPr>
+            </w:pPr>
+            <w:r>
+              <w:rPr>
+                <w:rFonts w:asciiTheme="minorHAnsi" w:hAnsiTheme="minorHAnsi" w:cstheme="minorHAnsi"/>
+                <w:sz w:val="22"/>
+                <w:szCs w:val="22"/>
+              </w:rPr>
+              <w:t>Task 1: Dark Web Threat Intelligence</w:t>
+            </w:r>
+          </w:p>
+          <w:p>
+            <w:pPr>
+              <w:pStyle w:val="Heading3"/>
+              <w:spacing w:before="0" w:beforeAutospacing="0" w:after="0" w:afterAutospacing="0"/>
+              <w:rPr>
+                <w:rFonts w:asciiTheme="minorHAnsi" w:hAnsiTheme="minorHAnsi" w:cstheme="minorHAnsi"/>
+                <w:sz w:val="22"/>
+                <w:szCs w:val="22"/>
+              </w:rPr>
+            </w:pPr>
+          </w:p>
+          <w:p>
+            <w:pPr>
+              <w:pStyle w:val="NormalWeb"/>
+              <w:spacing w:before="0" w:beforeAutospacing="0" w:after="0" w:afterAutospacing="0"/>
+              <w:rPr>
+                <w:rFonts w:asciiTheme="minorHAnsi" w:hAnsiTheme="minorHAnsi" w:cstheme="minorHAnsi"/>
+                <w:sz w:val="22"/>
+                <w:szCs w:val="22"/>
+              </w:rPr>
+            </w:pPr>
+            <w:r>
+              <w:rPr>
+                <w:rFonts w:asciiTheme="minorHAnsi" w:hAnsiTheme="minorHAnsi" w:cstheme="minorHAnsi"/>
+                <w:sz w:val="22"/>
+                <w:szCs w:val="22"/>
+              </w:rPr>
+              <w:t>Conducted targeted surveillance across dark web forums and marketplaces to track the activities, communications, and indicators of compromise associated with a specific threat actor</w:t>
+            </w:r>
+          </w:p>
+          <w:p>
+            <w:pPr>
+              <w:pStyle w:val="NormalWeb"/>
+              <w:spacing w:before="0" w:beforeAutospacing="0" w:after="0" w:afterAutospacing="0"/>
+              <w:rPr>
+                <w:rFonts w:asciiTheme="minorHAnsi" w:hAnsiTheme="minorHAnsi" w:cstheme="minorHAnsi"/>
+                <w:sz w:val="22"/>
+                <w:szCs w:val="22"/>
+              </w:rPr>
+            </w:pPr>
+          </w:p>
+          <w:p>
+            <w:pPr>
+              <w:pStyle w:val="Heading3"/>
+              <w:spacing w:before="0" w:beforeAutospacing="0" w:after="0" w:afterAutospacing="0"/>
+              <w:outlineLvl w:val="2"/>
+              <w:rPr>
+                <w:rFonts w:asciiTheme="minorHAnsi" w:hAnsiTheme="minorHAnsi" w:cstheme="minorHAnsi"/>
+                <w:sz w:val="22"/>
+                <w:szCs w:val="22"/>
+              </w:rPr>
+            </w:pPr>
+            <w:r>
+              <w:rPr>
+                <w:rFonts w:asciiTheme="minorHAnsi" w:hAnsiTheme="minorHAnsi" w:cstheme="minorHAnsi"/>
+                <w:sz w:val="22"/>
+                <w:szCs w:val="22"/>
+              </w:rPr>
+              <w:t>Task 1: Continuous Risk Monitoring (</w:t>
+            </w:r>
+            <w:proofErr w:type="spellStart"/>
+            <w:r>
+              <w:rPr>
+                <w:rFonts w:asciiTheme="minorHAnsi" w:hAnsiTheme="minorHAnsi" w:cstheme="minorHAnsi"/>
+                <w:sz w:val="22"/>
+                <w:szCs w:val="22"/>
+              </w:rPr>
+              <w:t>Resecurity</w:t>
+            </w:r>
+            <w:proofErr w:type="spellEnd"/>
+            <w:r>
+              <w:rPr>
+                <w:rFonts w:asciiTheme="minorHAnsi" w:hAnsiTheme="minorHAnsi" w:cstheme="minorHAnsi"/>
+                <w:sz w:val="22"/>
+                <w:szCs w:val="22"/>
+              </w:rPr>
+              <w:t>)</w:t>
+            </w:r>
+          </w:p>
+          <w:p>
+            <w:pPr>
+              <w:pStyle w:val="Heading3"/>
+              <w:spacing w:before="0" w:beforeAutospacing="0" w:after="0" w:afterAutospacing="0"/>
+              <w:rPr>
+                <w:rFonts w:asciiTheme="minorHAnsi" w:hAnsiTheme="minorHAnsi" w:cstheme="minorHAnsi"/>
+                <w:sz w:val="22"/>
+                <w:szCs w:val="22"/>
+              </w:rPr>
+            </w:pPr>
+          </w:p>
+          <w:p>
+            <w:pPr>
+              <w:pStyle w:val="NormalWeb"/>
+              <w:spacing w:before="0" w:beforeAutospacing="0" w:after="0" w:afterAutospacing="0"/>
+              <w:rPr>
+                <w:rFonts w:asciiTheme="minorHAnsi" w:hAnsiTheme="minorHAnsi" w:cstheme="minorHAnsi"/>
+                <w:sz w:val="22"/>
+                <w:szCs w:val="22"/>
+              </w:rPr>
+            </w:pPr>
+            <w:r>
+              <w:rPr>
+                <w:rFonts w:asciiTheme="minorHAnsi" w:hAnsiTheme="minorHAnsi" w:cstheme="minorHAnsi"/>
+                <w:sz w:val="22"/>
+                <w:szCs w:val="22"/>
+              </w:rPr>
+              <w:t xml:space="preserve">Utilized the </w:t>
+            </w:r>
+            <w:proofErr w:type="spellStart"/>
+            <w:r>
+              <w:rPr>
+                <w:rFonts w:asciiTheme="minorHAnsi" w:hAnsiTheme="minorHAnsi" w:cstheme="minorHAnsi"/>
+                <w:sz w:val="22"/>
+                <w:szCs w:val="22"/>
+              </w:rPr>
+              <w:t>Resecurity</w:t>
+            </w:r>
+            <w:proofErr w:type="spellEnd"/>
+            <w:r>
+              <w:rPr>
+                <w:rFonts w:asciiTheme="minorHAnsi" w:hAnsiTheme="minorHAnsi" w:cstheme="minorHAnsi"/>
+                <w:sz w:val="22"/>
+                <w:szCs w:val="22"/>
+              </w:rPr>
+              <w:t xml:space="preserve"> Risk platform (risk.resecurity.com) to continuously monitor the digital threat landscape.</w:t>
+            </w:r>
+            <w:r>
+              <w:rPr>
+                <w:rFonts w:asciiTheme="minorHAnsi" w:hAnsiTheme="minorHAnsi" w:cstheme="minorHAnsi"/>
+                <w:sz w:val="22"/>
+                <w:szCs w:val="22"/>
+              </w:rPr>
+              <w:t xml:space="preserve"> </w:t>
+            </w:r>
+            <w:r>
+              <w:rPr>
+                <w:rFonts w:asciiTheme="minorHAnsi" w:hAnsiTheme="minorHAnsi" w:cstheme="minorHAnsi"/>
+                <w:sz w:val="22"/>
+                <w:szCs w:val="22"/>
+              </w:rPr>
+              <w:t>Maintained and updated internal intelligence records with the latest identified cyber threats, vulnerabilities, and corporate data breaches.</w:t>
+            </w:r>
+          </w:p>
+          <w:p>
+            <w:pPr>
+              <w:pStyle w:val="NormalWeb"/>
+              <w:spacing w:before="0" w:beforeAutospacing="0" w:after="0" w:afterAutospacing="0"/>
+              <w:rPr>
+                <w:rFonts w:asciiTheme="minorHAnsi" w:hAnsiTheme="minorHAnsi" w:cstheme="minorHAnsi"/>
+                <w:sz w:val="22"/>
+                <w:szCs w:val="22"/>
+              </w:rPr>
+            </w:pPr>
+          </w:p>
+          <w:p>
+            <w:pPr>
+              <w:rPr>
+                <w:rFonts w:asciiTheme="minorHAnsi" w:hAnsiTheme="minorHAnsi" w:cstheme="minorHAnsi"/>
+              </w:rPr>
+            </w:pPr>
+          </w:p>
+        </w:tc>
+      </w:tr>
+      <w:tr>
+        <w:trPr>
+          <w:trHeight w:val="1541"/>
+        </w:trPr>
+        <w:tc>
+          <w:tcPr>
+            <w:tcW w:w="660" w:type="dxa"/>
+            <w:tcBorders>
+              <w:top w:val="single" w:sz="4" w:space="0" w:color="000000"/>
+              <w:left w:val="single" w:sz="4" w:space="0" w:color="000000"/>
+              <w:bottom w:val="single" w:sz="4" w:space="0" w:color="000000"/>
+              <w:right w:val="single" w:sz="4" w:space="0" w:color="000000"/>
+            </w:tcBorders>
+          </w:tcPr>
+          <w:p>
+            <w:pPr>
+              <w:ind w:left="127"/>
+              <w:rPr>
+                <w:rFonts w:asciiTheme="minorHAnsi" w:hAnsiTheme="minorHAnsi" w:cstheme="minorHAnsi"/>
+              </w:rPr>
+            </w:pPr>
+            <w:r>
+              <w:rPr>
+                <w:rFonts w:asciiTheme="minorHAnsi" w:eastAsia="Arial" w:hAnsiTheme="minorHAnsi" w:cstheme="minorHAnsi"/>
+              </w:rPr>
+              <w:t>2</w:t>
+            </w:r>
+          </w:p>
+        </w:tc>
+        <w:tc>
+          <w:tcPr>
+            <w:tcW w:w="1770" w:type="dxa"/>
+            <w:tcBorders>
+              <w:top w:val="single" w:sz="4" w:space="0" w:color="000000"/>
+              <w:left w:val="single" w:sz="4" w:space="0" w:color="000000"/>
+              <w:bottom w:val="single" w:sz="4" w:space="0" w:color="000000"/>
+              <w:right w:val="single" w:sz="4" w:space="0" w:color="000000"/>
+            </w:tcBorders>
+          </w:tcPr>
+          <w:p>
+            <w:pPr>
+              <w:rPr>
+                <w:rFonts w:asciiTheme="minorHAnsi" w:hAnsiTheme="minorHAnsi" w:cstheme="minorHAnsi"/>
+              </w:rPr>
+            </w:pPr>
+            <w:r>
+              <w:rPr>
+                <w:rFonts w:asciiTheme="minorHAnsi" w:hAnsiTheme="minorHAnsi" w:cstheme="minorHAnsi"/>
+              </w:rPr>
+              <w:t>10</w:t>
+            </w:r>
+            <w:r>
+              <w:rPr>
+                <w:rFonts w:asciiTheme="minorHAnsi" w:hAnsiTheme="minorHAnsi" w:cstheme="minorHAnsi"/>
+                <w:vertAlign w:val="superscript"/>
+              </w:rPr>
+              <w:t>th</w:t>
+            </w:r>
+            <w:r>
+              <w:rPr>
+                <w:rFonts w:asciiTheme="minorHAnsi" w:hAnsiTheme="minorHAnsi" w:cstheme="minorHAnsi"/>
+              </w:rPr>
+              <w:t xml:space="preserve"> March 2026</w:t>
+            </w:r>
+          </w:p>
+        </w:tc>
+        <w:tc>
+          <w:tcPr>
+            <w:tcW w:w="6420" w:type="dxa"/>
+            <w:tcBorders>
+              <w:top w:val="single" w:sz="4" w:space="0" w:color="000000"/>
+              <w:left w:val="single" w:sz="4" w:space="0" w:color="000000"/>
+              <w:bottom w:val="single" w:sz="4" w:space="0" w:color="000000"/>
+              <w:right w:val="single" w:sz="4" w:space="0" w:color="000000"/>
+            </w:tcBorders>
+          </w:tcPr>
+          <w:p>
+            <w:pPr>
+              <w:pStyle w:val="NormalWeb"/>
+              <w:spacing w:before="0" w:beforeAutospacing="0" w:after="0" w:afterAutospacing="0"/>
+              <w:rPr>
+                <w:rFonts w:asciiTheme="minorHAnsi" w:hAnsiTheme="minorHAnsi" w:cstheme="minorHAnsi"/>
+                <w:b/>
+                <w:bCs/>
+                <w:sz w:val="22"/>
+                <w:szCs w:val="22"/>
+              </w:rPr>
+            </w:pPr>
+            <w:r>
+              <w:rPr>
+                <w:rFonts w:asciiTheme="minorHAnsi" w:hAnsiTheme="minorHAnsi" w:cstheme="minorHAnsi"/>
+                <w:b/>
+                <w:bCs/>
+                <w:sz w:val="22"/>
+                <w:szCs w:val="22"/>
+              </w:rPr>
+              <w:t>Task 1: Continuous Risk Monitoring (</w:t>
+            </w:r>
+            <w:proofErr w:type="spellStart"/>
+            <w:r>
+              <w:rPr>
+                <w:rFonts w:asciiTheme="minorHAnsi" w:hAnsiTheme="minorHAnsi" w:cstheme="minorHAnsi"/>
+                <w:b/>
+                <w:bCs/>
+                <w:sz w:val="22"/>
+                <w:szCs w:val="22"/>
+              </w:rPr>
+              <w:t>Resecurity</w:t>
+            </w:r>
+            <w:proofErr w:type="spellEnd"/>
+            <w:r>
+              <w:rPr>
+                <w:rFonts w:asciiTheme="minorHAnsi" w:hAnsiTheme="minorHAnsi" w:cstheme="minorHAnsi"/>
+                <w:b/>
+                <w:bCs/>
+                <w:sz w:val="22"/>
+                <w:szCs w:val="22"/>
+              </w:rPr>
+              <w:t>)</w:t>
+            </w:r>
+          </w:p>
+          <w:p>
+            <w:pPr>
+              <w:pStyle w:val="NormalWeb"/>
+              <w:spacing w:before="0" w:beforeAutospacing="0" w:after="0" w:afterAutospacing="0"/>
+              <w:rPr>
+                <w:rFonts w:asciiTheme="minorHAnsi" w:hAnsiTheme="minorHAnsi" w:cstheme="minorHAnsi"/>
+                <w:sz w:val="22"/>
+                <w:szCs w:val="22"/>
+              </w:rPr>
+            </w:pPr>
+          </w:p>
+          <w:p>
+            <w:pPr>
+              <w:pStyle w:val="NormalWeb"/>
+              <w:spacing w:before="0" w:beforeAutospacing="0" w:after="0" w:afterAutospacing="0"/>
+              <w:rPr>
+                <w:rFonts w:asciiTheme="minorHAnsi" w:hAnsiTheme="minorHAnsi" w:cstheme="minorHAnsi"/>
+                <w:sz w:val="22"/>
+                <w:szCs w:val="22"/>
+              </w:rPr>
+            </w:pPr>
+            <w:r>
+              <w:rPr>
+                <w:rFonts w:asciiTheme="minorHAnsi" w:hAnsiTheme="minorHAnsi" w:cstheme="minorHAnsi"/>
+                <w:sz w:val="22"/>
+                <w:szCs w:val="22"/>
+              </w:rPr>
+              <w:t xml:space="preserve">Monitored the </w:t>
+            </w:r>
+            <w:proofErr w:type="spellStart"/>
+            <w:r>
+              <w:rPr>
+                <w:rFonts w:asciiTheme="minorHAnsi" w:hAnsiTheme="minorHAnsi" w:cstheme="minorHAnsi"/>
+                <w:sz w:val="22"/>
+                <w:szCs w:val="22"/>
+              </w:rPr>
+              <w:t>Resecurity</w:t>
+            </w:r>
+            <w:proofErr w:type="spellEnd"/>
+            <w:r>
+              <w:rPr>
+                <w:rFonts w:asciiTheme="minorHAnsi" w:hAnsiTheme="minorHAnsi" w:cstheme="minorHAnsi"/>
+                <w:sz w:val="22"/>
+                <w:szCs w:val="22"/>
+              </w:rPr>
+              <w:t xml:space="preserve"> Risk platform to identify, log, and update internal records regarding the latest emerging cyber threats and corporate data breaches.</w:t>
+            </w:r>
+          </w:p>
+          <w:p>
+            <w:pPr>
+              <w:pStyle w:val="NormalWeb"/>
+              <w:spacing w:before="0" w:beforeAutospacing="0" w:after="0" w:afterAutospacing="0"/>
+              <w:rPr>
+                <w:rFonts w:asciiTheme="minorHAnsi" w:hAnsiTheme="minorHAnsi" w:cstheme="minorHAnsi"/>
+                <w:sz w:val="22"/>
+                <w:szCs w:val="22"/>
+              </w:rPr>
+            </w:pPr>
+          </w:p>
+          <w:p>
+            <w:pPr>
+              <w:pStyle w:val="NormalWeb"/>
+              <w:spacing w:before="0" w:beforeAutospacing="0" w:after="0" w:afterAutospacing="0"/>
+              <w:rPr>
+                <w:rFonts w:asciiTheme="minorHAnsi" w:hAnsiTheme="minorHAnsi" w:cstheme="minorHAnsi"/>
+                <w:b/>
+                <w:bCs/>
+                <w:sz w:val="22"/>
+                <w:szCs w:val="22"/>
+              </w:rPr>
+            </w:pPr>
+            <w:r>
+              <w:rPr>
+                <w:rFonts w:asciiTheme="minorHAnsi" w:hAnsiTheme="minorHAnsi" w:cstheme="minorHAnsi"/>
+                <w:b/>
+                <w:bCs/>
+                <w:sz w:val="22"/>
+                <w:szCs w:val="22"/>
+              </w:rPr>
+              <w:t>Task 2: Satellite Intelligence Deployment (</w:t>
+            </w:r>
+            <w:proofErr w:type="spellStart"/>
+            <w:r>
+              <w:rPr>
+                <w:rFonts w:asciiTheme="minorHAnsi" w:hAnsiTheme="minorHAnsi" w:cstheme="minorHAnsi"/>
+                <w:b/>
+                <w:bCs/>
+                <w:sz w:val="22"/>
+                <w:szCs w:val="22"/>
+              </w:rPr>
+              <w:t>Satintel</w:t>
+            </w:r>
+            <w:proofErr w:type="spellEnd"/>
+            <w:r>
+              <w:rPr>
+                <w:rFonts w:asciiTheme="minorHAnsi" w:hAnsiTheme="minorHAnsi" w:cstheme="minorHAnsi"/>
+                <w:b/>
+                <w:bCs/>
+                <w:sz w:val="22"/>
+                <w:szCs w:val="22"/>
+              </w:rPr>
+              <w:t>)</w:t>
+            </w:r>
+          </w:p>
+          <w:p>
+            <w:pPr>
+              <w:pStyle w:val="NormalWeb"/>
+              <w:spacing w:before="0" w:beforeAutospacing="0" w:after="0" w:afterAutospacing="0"/>
+              <w:rPr>
+                <w:rFonts w:asciiTheme="minorHAnsi" w:hAnsiTheme="minorHAnsi" w:cstheme="minorHAnsi"/>
+                <w:sz w:val="22"/>
+                <w:szCs w:val="22"/>
+              </w:rPr>
+            </w:pPr>
+          </w:p>
+          <w:p>
+            <w:pPr>
+              <w:pStyle w:val="NormalWeb"/>
+              <w:spacing w:before="0" w:beforeAutospacing="0" w:after="0" w:afterAutospacing="0"/>
+              <w:rPr>
+                <w:rFonts w:asciiTheme="minorHAnsi" w:hAnsiTheme="minorHAnsi" w:cstheme="minorHAnsi"/>
+                <w:sz w:val="22"/>
+                <w:szCs w:val="22"/>
+              </w:rPr>
+            </w:pPr>
+            <w:r>
+              <w:rPr>
+                <w:rFonts w:asciiTheme="minorHAnsi" w:hAnsiTheme="minorHAnsi" w:cstheme="minorHAnsi"/>
+                <w:sz w:val="22"/>
+                <w:szCs w:val="22"/>
+              </w:rPr>
+              <w:t xml:space="preserve">Executed the installation and configuration of the </w:t>
+            </w:r>
+            <w:proofErr w:type="spellStart"/>
+            <w:r>
+              <w:rPr>
+                <w:rFonts w:asciiTheme="minorHAnsi" w:hAnsiTheme="minorHAnsi" w:cstheme="minorHAnsi"/>
+                <w:sz w:val="22"/>
+                <w:szCs w:val="22"/>
+              </w:rPr>
+              <w:t>Satintel</w:t>
+            </w:r>
+            <w:proofErr w:type="spellEnd"/>
+            <w:r>
+              <w:rPr>
+                <w:rFonts w:asciiTheme="minorHAnsi" w:hAnsiTheme="minorHAnsi" w:cstheme="minorHAnsi"/>
+                <w:sz w:val="22"/>
+                <w:szCs w:val="22"/>
+              </w:rPr>
+              <w:t xml:space="preserve"> framework within a Kali Linux environment.</w:t>
+            </w:r>
+            <w:r>
+              <w:rPr>
+                <w:rFonts w:asciiTheme="minorHAnsi" w:hAnsiTheme="minorHAnsi" w:cstheme="minorHAnsi"/>
+                <w:sz w:val="22"/>
+                <w:szCs w:val="22"/>
+              </w:rPr>
+              <w:t xml:space="preserve"> </w:t>
+            </w:r>
+            <w:r>
+              <w:rPr>
+                <w:rFonts w:asciiTheme="minorHAnsi" w:hAnsiTheme="minorHAnsi" w:cstheme="minorHAnsi"/>
+                <w:sz w:val="22"/>
+                <w:szCs w:val="22"/>
+              </w:rPr>
+              <w:t xml:space="preserve">Explored and evaluated the tool's capabilities for tracking and </w:t>
+            </w:r>
+            <w:proofErr w:type="spellStart"/>
+            <w:r>
+              <w:rPr>
+                <w:rFonts w:asciiTheme="minorHAnsi" w:hAnsiTheme="minorHAnsi" w:cstheme="minorHAnsi"/>
+                <w:sz w:val="22"/>
+                <w:szCs w:val="22"/>
+              </w:rPr>
+              <w:t>analyzing</w:t>
+            </w:r>
+            <w:proofErr w:type="spellEnd"/>
+            <w:r>
+              <w:rPr>
+                <w:rFonts w:asciiTheme="minorHAnsi" w:hAnsiTheme="minorHAnsi" w:cstheme="minorHAnsi"/>
+                <w:sz w:val="22"/>
+                <w:szCs w:val="22"/>
+              </w:rPr>
+              <w:t xml:space="preserve"> satellite coordination for open-source intelligence gathering.</w:t>
+            </w:r>
+          </w:p>
+          <w:p>
+            <w:pPr>
+              <w:pStyle w:val="NormalWeb"/>
+              <w:spacing w:before="0" w:beforeAutospacing="0" w:after="0" w:afterAutospacing="0"/>
+              <w:rPr>
+                <w:rFonts w:asciiTheme="minorHAnsi" w:hAnsiTheme="minorHAnsi" w:cstheme="minorHAnsi"/>
+                <w:sz w:val="22"/>
+                <w:szCs w:val="22"/>
+              </w:rPr>
+            </w:pPr>
+          </w:p>
+          <w:p>
+            <w:pPr>
+              <w:pStyle w:val="NormalWeb"/>
+              <w:spacing w:before="0" w:beforeAutospacing="0" w:after="0" w:afterAutospacing="0"/>
+              <w:rPr>
+                <w:rFonts w:asciiTheme="minorHAnsi" w:hAnsiTheme="minorHAnsi" w:cstheme="minorHAnsi"/>
+                <w:b/>
+                <w:bCs/>
+                <w:sz w:val="22"/>
+                <w:szCs w:val="22"/>
+              </w:rPr>
+            </w:pPr>
+            <w:r>
+              <w:rPr>
+                <w:rFonts w:asciiTheme="minorHAnsi" w:hAnsiTheme="minorHAnsi" w:cstheme="minorHAnsi"/>
+                <w:b/>
+                <w:bCs/>
+                <w:sz w:val="22"/>
+                <w:szCs w:val="22"/>
+              </w:rPr>
+              <w:t>Task 3: Dark Web Threat Intelligence</w:t>
+            </w:r>
+          </w:p>
+          <w:p>
+            <w:pPr>
+              <w:pStyle w:val="NormalWeb"/>
+              <w:spacing w:before="0" w:beforeAutospacing="0" w:after="0" w:afterAutospacing="0"/>
+              <w:rPr>
+                <w:rFonts w:asciiTheme="minorHAnsi" w:hAnsiTheme="minorHAnsi" w:cstheme="minorHAnsi"/>
+                <w:sz w:val="22"/>
+                <w:szCs w:val="22"/>
+              </w:rPr>
+            </w:pPr>
+          </w:p>
+          <w:p>
+            <w:pPr>
+              <w:pStyle w:val="NormalWeb"/>
+              <w:spacing w:before="0" w:beforeAutospacing="0" w:after="0" w:afterAutospacing="0"/>
+              <w:rPr>
+                <w:rFonts w:asciiTheme="minorHAnsi" w:hAnsiTheme="minorHAnsi" w:cstheme="minorHAnsi"/>
+                <w:sz w:val="22"/>
+                <w:szCs w:val="22"/>
+              </w:rPr>
+            </w:pPr>
+            <w:r>
+              <w:rPr>
+                <w:rFonts w:asciiTheme="minorHAnsi" w:hAnsiTheme="minorHAnsi" w:cstheme="minorHAnsi"/>
+                <w:sz w:val="22"/>
+                <w:szCs w:val="22"/>
+              </w:rPr>
+              <w:t>Conducted targeted dark web surveillance to track the digital footprint, communications, and illicit activities of a specific threat actor.</w:t>
+            </w:r>
+          </w:p>
+          <w:p>
+            <w:pPr>
+              <w:pStyle w:val="NormalWeb"/>
+              <w:spacing w:before="0" w:beforeAutospacing="0" w:after="0" w:afterAutospacing="0"/>
+              <w:rPr>
+                <w:rFonts w:asciiTheme="minorHAnsi" w:hAnsiTheme="minorHAnsi" w:cstheme="minorHAnsi"/>
+                <w:sz w:val="22"/>
+                <w:szCs w:val="22"/>
+              </w:rPr>
+            </w:pPr>
+          </w:p>
+          <w:p>
+            <w:pPr>
+              <w:pStyle w:val="NormalWeb"/>
+              <w:spacing w:before="0" w:beforeAutospacing="0" w:after="0" w:afterAutospacing="0"/>
+              <w:rPr>
+                <w:rFonts w:asciiTheme="minorHAnsi" w:hAnsiTheme="minorHAnsi" w:cstheme="minorHAnsi"/>
+                <w:sz w:val="22"/>
+                <w:szCs w:val="22"/>
+              </w:rPr>
+            </w:pPr>
+          </w:p>
+          <w:p>
+            <w:pPr>
+              <w:rPr>
+                <w:rFonts w:asciiTheme="minorHAnsi" w:hAnsiTheme="minorHAnsi" w:cstheme="minorHAnsi"/>
+              </w:rPr>
+            </w:pPr>
+          </w:p>
+        </w:tc>
+      </w:tr>
+      <w:tr>
+        <w:trPr>
+          <w:trHeight w:val="1541"/>
+        </w:trPr>
+        <w:tc>
+          <w:tcPr>
+            <w:tcW w:w="660" w:type="dxa"/>
+            <w:tcBorders>
+              <w:top w:val="single" w:sz="4" w:space="0" w:color="000000"/>
+              <w:left w:val="single" w:sz="4" w:space="0" w:color="000000"/>
+              <w:bottom w:val="single" w:sz="4" w:space="0" w:color="000000"/>
+              <w:right w:val="single" w:sz="4" w:space="0" w:color="000000"/>
+            </w:tcBorders>
+          </w:tcPr>
+          <w:p>
+            <w:pPr>
+              <w:ind w:left="127"/>
+              <w:rPr>
+                <w:rFonts w:asciiTheme="minorHAnsi" w:hAnsiTheme="minorHAnsi" w:cstheme="minorHAnsi"/>
+              </w:rPr>
+            </w:pPr>
+            <w:r>
+              <w:rPr>
+                <w:rFonts w:asciiTheme="minorHAnsi" w:eastAsia="Arial" w:hAnsiTheme="minorHAnsi" w:cstheme="minorHAnsi"/>
+              </w:rPr>
+              <w:t>3</w:t>
+            </w:r>
+          </w:p>
+        </w:tc>
+        <w:tc>
+          <w:tcPr>
+            <w:tcW w:w="1770" w:type="dxa"/>
+            <w:tcBorders>
+              <w:top w:val="single" w:sz="4" w:space="0" w:color="000000"/>
+              <w:left w:val="single" w:sz="4" w:space="0" w:color="000000"/>
+              <w:bottom w:val="single" w:sz="4" w:space="0" w:color="000000"/>
+              <w:right w:val="single" w:sz="4" w:space="0" w:color="000000"/>
+            </w:tcBorders>
+          </w:tcPr>
+          <w:p>
+            <w:pPr>
+              <w:rPr>
+                <w:rFonts w:asciiTheme="minorHAnsi" w:hAnsiTheme="minorHAnsi" w:cstheme="minorHAnsi"/>
+              </w:rPr>
+            </w:pPr>
+            <w:r>
+              <w:rPr>
+                <w:rFonts w:asciiTheme="minorHAnsi" w:hAnsiTheme="minorHAnsi" w:cstheme="minorHAnsi"/>
+              </w:rPr>
+              <w:t>1</w:t>
+            </w:r>
+            <w:r>
+              <w:rPr>
+                <w:rFonts w:asciiTheme="minorHAnsi" w:hAnsiTheme="minorHAnsi" w:cstheme="minorHAnsi"/>
+              </w:rPr>
+              <w:t>1</w:t>
+            </w:r>
+            <w:r>
+              <w:rPr>
+                <w:rFonts w:asciiTheme="minorHAnsi" w:hAnsiTheme="minorHAnsi" w:cstheme="minorHAnsi"/>
+                <w:vertAlign w:val="superscript"/>
+              </w:rPr>
+              <w:t>th</w:t>
+            </w:r>
+            <w:r>
+              <w:rPr>
+                <w:rFonts w:asciiTheme="minorHAnsi" w:hAnsiTheme="minorHAnsi" w:cstheme="minorHAnsi"/>
+              </w:rPr>
+              <w:t xml:space="preserve"> March 2026</w:t>
+            </w:r>
+          </w:p>
+        </w:tc>
+        <w:tc>
+          <w:tcPr>
+            <w:tcW w:w="6420" w:type="dxa"/>
+            <w:tcBorders>
+              <w:top w:val="single" w:sz="4" w:space="0" w:color="000000"/>
+              <w:left w:val="single" w:sz="4" w:space="0" w:color="000000"/>
+              <w:bottom w:val="single" w:sz="4" w:space="0" w:color="000000"/>
+              <w:right w:val="single" w:sz="4" w:space="0" w:color="000000"/>
+            </w:tcBorders>
+          </w:tcPr>
+          <w:p>
+            <w:pPr>
+              <w:pStyle w:val="NormalWeb"/>
+              <w:spacing w:before="0" w:beforeAutospacing="0" w:after="0" w:afterAutospacing="0"/>
+              <w:rPr>
+                <w:rFonts w:asciiTheme="minorHAnsi" w:hAnsiTheme="minorHAnsi" w:cstheme="minorHAnsi"/>
+                <w:b/>
+                <w:bCs/>
+                <w:sz w:val="22"/>
+                <w:szCs w:val="22"/>
+              </w:rPr>
+            </w:pPr>
+            <w:r>
+              <w:rPr>
+                <w:rFonts w:asciiTheme="minorHAnsi" w:hAnsiTheme="minorHAnsi" w:cstheme="minorHAnsi"/>
+                <w:b/>
+                <w:bCs/>
+                <w:sz w:val="22"/>
+                <w:szCs w:val="22"/>
+              </w:rPr>
+              <w:t>Task 1: Continuous Risk Monitoring (</w:t>
+            </w:r>
+            <w:proofErr w:type="spellStart"/>
+            <w:r>
+              <w:rPr>
+                <w:rFonts w:asciiTheme="minorHAnsi" w:hAnsiTheme="minorHAnsi" w:cstheme="minorHAnsi"/>
+                <w:b/>
+                <w:bCs/>
+                <w:sz w:val="22"/>
+                <w:szCs w:val="22"/>
+              </w:rPr>
+              <w:t>Resecurity</w:t>
+            </w:r>
+            <w:proofErr w:type="spellEnd"/>
+            <w:r>
+              <w:rPr>
+                <w:rFonts w:asciiTheme="minorHAnsi" w:hAnsiTheme="minorHAnsi" w:cstheme="minorHAnsi"/>
+                <w:b/>
+                <w:bCs/>
+                <w:sz w:val="22"/>
+                <w:szCs w:val="22"/>
+              </w:rPr>
+              <w:t>)</w:t>
+            </w:r>
+          </w:p>
+          <w:p>
+            <w:pPr>
+              <w:pStyle w:val="NormalWeb"/>
+              <w:spacing w:before="0" w:beforeAutospacing="0" w:after="0" w:afterAutospacing="0"/>
+              <w:rPr>
+                <w:rFonts w:asciiTheme="minorHAnsi" w:hAnsiTheme="minorHAnsi" w:cstheme="minorHAnsi"/>
+                <w:sz w:val="22"/>
+                <w:szCs w:val="22"/>
+              </w:rPr>
+            </w:pPr>
+          </w:p>
+          <w:p>
+            <w:pPr>
+              <w:pStyle w:val="NormalWeb"/>
+              <w:spacing w:before="0" w:beforeAutospacing="0" w:after="0" w:afterAutospacing="0"/>
+              <w:rPr>
+                <w:rFonts w:asciiTheme="minorHAnsi" w:hAnsiTheme="minorHAnsi" w:cstheme="minorHAnsi"/>
+                <w:sz w:val="22"/>
+                <w:szCs w:val="22"/>
+              </w:rPr>
+            </w:pPr>
+            <w:r>
+              <w:rPr>
+                <w:rFonts w:asciiTheme="minorHAnsi" w:hAnsiTheme="minorHAnsi" w:cstheme="minorHAnsi"/>
+                <w:sz w:val="22"/>
+                <w:szCs w:val="22"/>
+              </w:rPr>
+              <w:t xml:space="preserve">Conducted continuous risk monitoring utilizing the </w:t>
+            </w:r>
+            <w:proofErr w:type="spellStart"/>
+            <w:r>
+              <w:rPr>
+                <w:rFonts w:asciiTheme="minorHAnsi" w:hAnsiTheme="minorHAnsi" w:cstheme="minorHAnsi"/>
+                <w:sz w:val="22"/>
+                <w:szCs w:val="22"/>
+              </w:rPr>
+              <w:t>Resecurity</w:t>
+            </w:r>
+            <w:proofErr w:type="spellEnd"/>
+            <w:r>
+              <w:rPr>
+                <w:rFonts w:asciiTheme="minorHAnsi" w:hAnsiTheme="minorHAnsi" w:cstheme="minorHAnsi"/>
+                <w:sz w:val="22"/>
+                <w:szCs w:val="22"/>
+              </w:rPr>
+              <w:t xml:space="preserve"> platform to identify and document emerging cyber threats.</w:t>
+            </w:r>
+            <w:r>
+              <w:rPr>
+                <w:rFonts w:asciiTheme="minorHAnsi" w:hAnsiTheme="minorHAnsi" w:cstheme="minorHAnsi"/>
+                <w:sz w:val="22"/>
+                <w:szCs w:val="22"/>
+              </w:rPr>
+              <w:t xml:space="preserve"> </w:t>
+            </w:r>
+            <w:r>
+              <w:rPr>
+                <w:rFonts w:asciiTheme="minorHAnsi" w:hAnsiTheme="minorHAnsi" w:cstheme="minorHAnsi"/>
+                <w:sz w:val="22"/>
+                <w:szCs w:val="22"/>
+              </w:rPr>
+              <w:t>Updated internal tracking systems with the latest actionable intelligence regarding active corporate data breaches and new threat vectors.</w:t>
+            </w:r>
+          </w:p>
+          <w:p>
+            <w:pPr>
+              <w:pStyle w:val="NormalWeb"/>
+              <w:spacing w:before="0" w:beforeAutospacing="0" w:after="0" w:afterAutospacing="0"/>
+              <w:rPr>
+                <w:rFonts w:asciiTheme="minorHAnsi" w:hAnsiTheme="minorHAnsi" w:cstheme="minorHAnsi"/>
+                <w:sz w:val="22"/>
+                <w:szCs w:val="22"/>
+              </w:rPr>
+            </w:pPr>
+          </w:p>
+          <w:p>
+            <w:pPr>
+              <w:pStyle w:val="NormalWeb"/>
+              <w:spacing w:before="0" w:beforeAutospacing="0" w:after="0" w:afterAutospacing="0"/>
+              <w:rPr>
+                <w:rFonts w:asciiTheme="minorHAnsi" w:hAnsiTheme="minorHAnsi" w:cstheme="minorHAnsi"/>
+                <w:b/>
+                <w:bCs/>
+                <w:sz w:val="22"/>
+                <w:szCs w:val="22"/>
+              </w:rPr>
+            </w:pPr>
+            <w:r>
+              <w:rPr>
+                <w:rFonts w:asciiTheme="minorHAnsi" w:hAnsiTheme="minorHAnsi" w:cstheme="minorHAnsi"/>
+                <w:b/>
+                <w:bCs/>
+                <w:sz w:val="22"/>
+                <w:szCs w:val="22"/>
+              </w:rPr>
+              <w:t>Task 2: Forensic Triage &amp; Acquisition Training (RECON ITR)</w:t>
+            </w:r>
+            <w:r>
+              <w:rPr>
+                <w:rFonts w:asciiTheme="minorHAnsi" w:hAnsiTheme="minorHAnsi" w:cstheme="minorHAnsi"/>
+                <w:b/>
+                <w:bCs/>
+                <w:sz w:val="22"/>
+                <w:szCs w:val="22"/>
+              </w:rPr>
+              <w:t xml:space="preserve"> </w:t>
+            </w:r>
+          </w:p>
+          <w:p>
+            <w:pPr>
+              <w:pStyle w:val="NormalWeb"/>
+              <w:spacing w:before="0" w:beforeAutospacing="0" w:after="0" w:afterAutospacing="0"/>
+              <w:rPr>
+                <w:rFonts w:asciiTheme="minorHAnsi" w:hAnsiTheme="minorHAnsi" w:cstheme="minorHAnsi"/>
+                <w:sz w:val="22"/>
+                <w:szCs w:val="22"/>
+              </w:rPr>
+            </w:pPr>
+            <w:r>
+              <w:rPr>
+                <w:rFonts w:asciiTheme="minorHAnsi" w:hAnsiTheme="minorHAnsi" w:cstheme="minorHAnsi"/>
+                <w:sz w:val="22"/>
+                <w:szCs w:val="22"/>
+              </w:rPr>
+              <w:lastRenderedPageBreak/>
+              <w:t>Conducted technical study on the RECON ITR forensic tool,</w:t>
+            </w:r>
+            <w:r>
+              <w:rPr>
+                <w:rFonts w:asciiTheme="minorHAnsi" w:hAnsiTheme="minorHAnsi" w:cstheme="minorHAnsi"/>
+                <w:sz w:val="22"/>
+                <w:szCs w:val="22"/>
+              </w:rPr>
+              <w:t xml:space="preserve"> </w:t>
+            </w:r>
+            <w:r>
+              <w:rPr>
+                <w:rFonts w:asciiTheme="minorHAnsi" w:hAnsiTheme="minorHAnsi" w:cstheme="minorHAnsi"/>
+                <w:sz w:val="22"/>
+                <w:szCs w:val="22"/>
+              </w:rPr>
+              <w:t>specifically focusing on live boot acquisition methodologies.</w:t>
+            </w:r>
+            <w:r>
+              <w:rPr>
+                <w:rFonts w:asciiTheme="minorHAnsi" w:hAnsiTheme="minorHAnsi" w:cstheme="minorHAnsi"/>
+                <w:sz w:val="22"/>
+                <w:szCs w:val="22"/>
+              </w:rPr>
+              <w:t xml:space="preserve"> </w:t>
+            </w:r>
+            <w:r>
+              <w:rPr>
+                <w:rFonts w:asciiTheme="minorHAnsi" w:hAnsiTheme="minorHAnsi" w:cstheme="minorHAnsi"/>
+                <w:sz w:val="22"/>
+                <w:szCs w:val="22"/>
+              </w:rPr>
+              <w:t>Explored the precise processes required to conduct rapid digital triage and safely extract evidence while maintaining the forensic integrity of the target system.</w:t>
+            </w:r>
+          </w:p>
+          <w:p>
+            <w:pPr>
+              <w:pStyle w:val="NormalWeb"/>
+              <w:spacing w:before="0" w:beforeAutospacing="0" w:after="0" w:afterAutospacing="0"/>
+              <w:rPr>
+                <w:rFonts w:asciiTheme="minorHAnsi" w:hAnsiTheme="minorHAnsi" w:cstheme="minorHAnsi"/>
+                <w:sz w:val="22"/>
+                <w:szCs w:val="22"/>
+              </w:rPr>
+            </w:pPr>
+          </w:p>
+          <w:p>
+            <w:pPr>
+              <w:pStyle w:val="NormalWeb"/>
+              <w:spacing w:before="0" w:beforeAutospacing="0" w:after="0" w:afterAutospacing="0"/>
+              <w:rPr>
+                <w:rFonts w:asciiTheme="minorHAnsi" w:hAnsiTheme="minorHAnsi" w:cstheme="minorHAnsi"/>
+                <w:sz w:val="22"/>
+                <w:szCs w:val="22"/>
+              </w:rPr>
+            </w:pPr>
+          </w:p>
+          <w:p>
+            <w:pPr>
+              <w:rPr>
+                <w:rFonts w:asciiTheme="minorHAnsi" w:hAnsiTheme="minorHAnsi" w:cstheme="minorHAnsi"/>
+              </w:rPr>
+            </w:pPr>
+          </w:p>
+        </w:tc>
+      </w:tr>
+      <w:tr>
+        <w:trPr>
+          <w:trHeight w:val="1541"/>
+        </w:trPr>
+        <w:tc>
+          <w:tcPr>
+            <w:tcW w:w="660" w:type="dxa"/>
+            <w:tcBorders>
+              <w:top w:val="single" w:sz="4" w:space="0" w:color="000000"/>
+              <w:left w:val="single" w:sz="4" w:space="0" w:color="000000"/>
+              <w:bottom w:val="single" w:sz="4" w:space="0" w:color="000000"/>
+              <w:right w:val="single" w:sz="4" w:space="0" w:color="000000"/>
+            </w:tcBorders>
+          </w:tcPr>
+          <w:p>
+            <w:pPr>
+              <w:ind w:left="127"/>
+              <w:rPr>
+                <w:rFonts w:asciiTheme="minorHAnsi" w:hAnsiTheme="minorHAnsi" w:cstheme="minorHAnsi"/>
+              </w:rPr>
+            </w:pPr>
+            <w:r>
+              <w:rPr>
+                <w:rFonts w:asciiTheme="minorHAnsi" w:eastAsia="Arial" w:hAnsiTheme="minorHAnsi" w:cstheme="minorHAnsi"/>
+              </w:rPr>
+              <w:lastRenderedPageBreak/>
+              <w:t>4</w:t>
+            </w:r>
+          </w:p>
+        </w:tc>
+        <w:tc>
+          <w:tcPr>
+            <w:tcW w:w="1770" w:type="dxa"/>
+            <w:tcBorders>
+              <w:top w:val="single" w:sz="4" w:space="0" w:color="000000"/>
+              <w:left w:val="single" w:sz="4" w:space="0" w:color="000000"/>
+              <w:bottom w:val="single" w:sz="4" w:space="0" w:color="000000"/>
+              <w:right w:val="single" w:sz="4" w:space="0" w:color="000000"/>
+            </w:tcBorders>
+          </w:tcPr>
+          <w:p>
+            <w:pPr>
+              <w:rPr>
+                <w:rFonts w:asciiTheme="minorHAnsi" w:hAnsiTheme="minorHAnsi" w:cstheme="minorHAnsi"/>
+              </w:rPr>
+            </w:pPr>
+            <w:r>
+              <w:rPr>
+                <w:rFonts w:asciiTheme="minorHAnsi" w:hAnsiTheme="minorHAnsi" w:cstheme="minorHAnsi"/>
+              </w:rPr>
+              <w:t>1</w:t>
+            </w:r>
+            <w:r>
+              <w:rPr>
+                <w:rFonts w:asciiTheme="minorHAnsi" w:hAnsiTheme="minorHAnsi" w:cstheme="minorHAnsi"/>
+              </w:rPr>
+              <w:t>2</w:t>
+            </w:r>
+            <w:r>
+              <w:rPr>
+                <w:rFonts w:asciiTheme="minorHAnsi" w:hAnsiTheme="minorHAnsi" w:cstheme="minorHAnsi"/>
+                <w:vertAlign w:val="superscript"/>
+              </w:rPr>
+              <w:t>th</w:t>
+            </w:r>
+            <w:r>
+              <w:rPr>
+                <w:rFonts w:asciiTheme="minorHAnsi" w:hAnsiTheme="minorHAnsi" w:cstheme="minorHAnsi"/>
+              </w:rPr>
+              <w:t xml:space="preserve"> March 2026</w:t>
+            </w:r>
+          </w:p>
+        </w:tc>
+        <w:tc>
+          <w:tcPr>
+            <w:tcW w:w="6420" w:type="dxa"/>
+            <w:tcBorders>
+              <w:top w:val="single" w:sz="4" w:space="0" w:color="000000"/>
+              <w:left w:val="single" w:sz="4" w:space="0" w:color="000000"/>
+              <w:bottom w:val="single" w:sz="4" w:space="0" w:color="000000"/>
+              <w:right w:val="single" w:sz="4" w:space="0" w:color="000000"/>
+            </w:tcBorders>
+          </w:tcPr>
+          <w:p>
+            <w:pPr>
+              <w:pStyle w:val="NormalWeb"/>
+              <w:spacing w:before="0" w:beforeAutospacing="0" w:after="0" w:afterAutospacing="0"/>
+              <w:rPr>
+                <w:rFonts w:asciiTheme="minorHAnsi" w:hAnsiTheme="minorHAnsi" w:cstheme="minorHAnsi"/>
+                <w:b/>
+                <w:bCs/>
+                <w:sz w:val="22"/>
+                <w:szCs w:val="22"/>
+              </w:rPr>
+            </w:pPr>
+            <w:r>
+              <w:rPr>
+                <w:rFonts w:asciiTheme="minorHAnsi" w:hAnsiTheme="minorHAnsi" w:cstheme="minorHAnsi"/>
+                <w:b/>
+                <w:bCs/>
+                <w:sz w:val="22"/>
+                <w:szCs w:val="22"/>
+              </w:rPr>
+              <w:t>Task 1: Forensic Image Preservation &amp; Backup</w:t>
+            </w:r>
+          </w:p>
+          <w:p>
+            <w:pPr>
+              <w:pStyle w:val="NormalWeb"/>
+              <w:spacing w:before="0" w:beforeAutospacing="0" w:after="0" w:afterAutospacing="0"/>
+              <w:rPr>
+                <w:rFonts w:asciiTheme="minorHAnsi" w:hAnsiTheme="minorHAnsi" w:cstheme="minorHAnsi"/>
+                <w:sz w:val="22"/>
+                <w:szCs w:val="22"/>
+              </w:rPr>
+            </w:pPr>
+          </w:p>
+          <w:p>
+            <w:pPr>
+              <w:pStyle w:val="NormalWeb"/>
+              <w:spacing w:before="0" w:beforeAutospacing="0" w:after="0" w:afterAutospacing="0"/>
+              <w:rPr>
+                <w:rFonts w:asciiTheme="minorHAnsi" w:hAnsiTheme="minorHAnsi" w:cstheme="minorHAnsi"/>
+                <w:sz w:val="22"/>
+                <w:szCs w:val="22"/>
+              </w:rPr>
+            </w:pPr>
+            <w:r>
+              <w:rPr>
+                <w:rFonts w:asciiTheme="minorHAnsi" w:hAnsiTheme="minorHAnsi" w:cstheme="minorHAnsi"/>
+                <w:sz w:val="22"/>
+                <w:szCs w:val="22"/>
+              </w:rPr>
+              <w:t xml:space="preserve">Executed secure data backups of processed forensic images from multiple industry-standard digital forensic suites, including Magnet AXIOM, </w:t>
+            </w:r>
+            <w:proofErr w:type="spellStart"/>
+            <w:r>
+              <w:rPr>
+                <w:rFonts w:asciiTheme="minorHAnsi" w:hAnsiTheme="minorHAnsi" w:cstheme="minorHAnsi"/>
+                <w:sz w:val="22"/>
+                <w:szCs w:val="22"/>
+              </w:rPr>
+              <w:t>Hancom</w:t>
+            </w:r>
+            <w:proofErr w:type="spellEnd"/>
+            <w:r>
+              <w:rPr>
+                <w:rFonts w:asciiTheme="minorHAnsi" w:hAnsiTheme="minorHAnsi" w:cstheme="minorHAnsi"/>
+                <w:sz w:val="22"/>
+                <w:szCs w:val="22"/>
+              </w:rPr>
+              <w:t xml:space="preserve">, OpenText EnCase, and </w:t>
+            </w:r>
+            <w:proofErr w:type="spellStart"/>
+            <w:r>
+              <w:rPr>
+                <w:rFonts w:asciiTheme="minorHAnsi" w:hAnsiTheme="minorHAnsi" w:cstheme="minorHAnsi"/>
+                <w:sz w:val="22"/>
+                <w:szCs w:val="22"/>
+              </w:rPr>
+              <w:t>Intella</w:t>
+            </w:r>
+            <w:proofErr w:type="spellEnd"/>
+            <w:r>
+              <w:rPr>
+                <w:rFonts w:asciiTheme="minorHAnsi" w:hAnsiTheme="minorHAnsi" w:cstheme="minorHAnsi"/>
+                <w:sz w:val="22"/>
+                <w:szCs w:val="22"/>
+              </w:rPr>
+              <w:t>. Ensured strict data integrity and evidence preservation protocols were maintained during the transfer of all case files.</w:t>
+            </w:r>
+          </w:p>
+          <w:p>
+            <w:pPr>
+              <w:pStyle w:val="NormalWeb"/>
+              <w:spacing w:before="0" w:beforeAutospacing="0" w:after="0" w:afterAutospacing="0"/>
+              <w:rPr>
+                <w:rFonts w:asciiTheme="minorHAnsi" w:hAnsiTheme="minorHAnsi" w:cstheme="minorHAnsi"/>
+                <w:sz w:val="22"/>
+                <w:szCs w:val="22"/>
+              </w:rPr>
+            </w:pPr>
+          </w:p>
+          <w:p>
+            <w:pPr>
+              <w:pStyle w:val="NormalWeb"/>
+              <w:spacing w:before="0" w:beforeAutospacing="0" w:after="0" w:afterAutospacing="0"/>
+              <w:rPr>
+                <w:rFonts w:asciiTheme="minorHAnsi" w:hAnsiTheme="minorHAnsi" w:cstheme="minorHAnsi"/>
+                <w:b/>
+                <w:bCs/>
+                <w:sz w:val="22"/>
+                <w:szCs w:val="22"/>
+              </w:rPr>
+            </w:pPr>
+            <w:r>
+              <w:rPr>
+                <w:rFonts w:asciiTheme="minorHAnsi" w:hAnsiTheme="minorHAnsi" w:cstheme="minorHAnsi"/>
+                <w:b/>
+                <w:bCs/>
+                <w:sz w:val="22"/>
+                <w:szCs w:val="22"/>
+              </w:rPr>
+              <w:t>Task 2: Threat Intelligence Documentation</w:t>
+            </w:r>
+          </w:p>
+          <w:p>
+            <w:pPr>
+              <w:pStyle w:val="NormalWeb"/>
+              <w:spacing w:before="0" w:beforeAutospacing="0" w:after="0" w:afterAutospacing="0"/>
+              <w:rPr>
+                <w:rFonts w:asciiTheme="minorHAnsi" w:hAnsiTheme="minorHAnsi" w:cstheme="minorHAnsi"/>
+                <w:sz w:val="22"/>
+                <w:szCs w:val="22"/>
+              </w:rPr>
+            </w:pPr>
+          </w:p>
+          <w:p>
+            <w:pPr>
+              <w:pStyle w:val="NormalWeb"/>
+              <w:spacing w:before="0" w:beforeAutospacing="0" w:after="0" w:afterAutospacing="0"/>
+              <w:rPr>
+                <w:rFonts w:asciiTheme="minorHAnsi" w:hAnsiTheme="minorHAnsi" w:cstheme="minorHAnsi"/>
+                <w:sz w:val="22"/>
+                <w:szCs w:val="22"/>
+              </w:rPr>
+            </w:pPr>
+            <w:r>
+              <w:rPr>
+                <w:rFonts w:asciiTheme="minorHAnsi" w:hAnsiTheme="minorHAnsi" w:cstheme="minorHAnsi"/>
+                <w:sz w:val="22"/>
+                <w:szCs w:val="22"/>
+              </w:rPr>
+              <w:t>Collated continuous risk monitoring intelligence and structured the findings into detailed Excel tracking reports. Updated internal databases with the latest documented indicators regarding active botnet operations, corporate data breaches, and emerging dark web threats.</w:t>
+            </w:r>
+          </w:p>
+          <w:p>
+            <w:pPr>
+              <w:pStyle w:val="NormalWeb"/>
+              <w:spacing w:before="0" w:beforeAutospacing="0" w:after="0" w:afterAutospacing="0"/>
+              <w:rPr>
+                <w:rFonts w:asciiTheme="minorHAnsi" w:hAnsiTheme="minorHAnsi" w:cstheme="minorHAnsi"/>
+                <w:sz w:val="22"/>
+                <w:szCs w:val="22"/>
+              </w:rPr>
+            </w:pPr>
+          </w:p>
+          <w:p>
+            <w:pPr>
+              <w:pStyle w:val="NormalWeb"/>
+              <w:spacing w:before="0" w:beforeAutospacing="0" w:after="0" w:afterAutospacing="0"/>
+              <w:rPr>
+                <w:rFonts w:asciiTheme="minorHAnsi" w:hAnsiTheme="minorHAnsi" w:cstheme="minorHAnsi"/>
+                <w:b/>
+                <w:bCs/>
+                <w:sz w:val="22"/>
+                <w:szCs w:val="22"/>
+              </w:rPr>
+            </w:pPr>
+            <w:r>
+              <w:rPr>
+                <w:rFonts w:asciiTheme="minorHAnsi" w:hAnsiTheme="minorHAnsi" w:cstheme="minorHAnsi"/>
+                <w:b/>
+                <w:bCs/>
+                <w:sz w:val="22"/>
+                <w:szCs w:val="22"/>
+              </w:rPr>
+              <w:t>Task 3: Triage &amp; Live Acquisition Training (RECON ITR)</w:t>
+            </w:r>
+          </w:p>
+          <w:p>
+            <w:pPr>
+              <w:pStyle w:val="NormalWeb"/>
+              <w:spacing w:before="0" w:beforeAutospacing="0" w:after="0" w:afterAutospacing="0"/>
+              <w:rPr>
+                <w:rFonts w:asciiTheme="minorHAnsi" w:hAnsiTheme="minorHAnsi" w:cstheme="minorHAnsi"/>
+                <w:sz w:val="22"/>
+                <w:szCs w:val="22"/>
+              </w:rPr>
+            </w:pPr>
+          </w:p>
+          <w:p>
+            <w:pPr>
+              <w:pStyle w:val="NormalWeb"/>
+              <w:spacing w:before="0" w:beforeAutospacing="0" w:after="0" w:afterAutospacing="0"/>
+              <w:rPr>
+                <w:rFonts w:asciiTheme="minorHAnsi" w:hAnsiTheme="minorHAnsi" w:cstheme="minorHAnsi"/>
+                <w:sz w:val="22"/>
+                <w:szCs w:val="22"/>
+              </w:rPr>
+            </w:pPr>
+            <w:r>
+              <w:rPr>
+                <w:rFonts w:asciiTheme="minorHAnsi" w:hAnsiTheme="minorHAnsi" w:cstheme="minorHAnsi"/>
+                <w:sz w:val="22"/>
+                <w:szCs w:val="22"/>
+              </w:rPr>
+              <w:t>Conducted practical study on RECON ITR, specifically focusing on live boot acquisition methodologies. Explored techniques for conducting rapid system triage and safely extracting volatile evidence without altering the host machine's original state.</w:t>
+            </w:r>
+          </w:p>
+          <w:p>
+            <w:pPr>
+              <w:pStyle w:val="NormalWeb"/>
+              <w:spacing w:before="0" w:beforeAutospacing="0" w:after="0" w:afterAutospacing="0"/>
+              <w:rPr>
+                <w:rFonts w:asciiTheme="minorHAnsi" w:hAnsiTheme="minorHAnsi" w:cstheme="minorHAnsi"/>
+                <w:sz w:val="22"/>
+                <w:szCs w:val="22"/>
+              </w:rPr>
+            </w:pPr>
+          </w:p>
+          <w:p>
+            <w:pPr>
+              <w:rPr>
+                <w:rFonts w:asciiTheme="minorHAnsi" w:hAnsiTheme="minorHAnsi" w:cstheme="minorHAnsi"/>
+              </w:rPr>
+            </w:pPr>
+          </w:p>
+        </w:tc>
+      </w:tr>
+      <w:tr>
+        <w:trPr>
+          <w:trHeight w:val="1541"/>
+        </w:trPr>
+        <w:tc>
+          <w:tcPr>
+            <w:tcW w:w="660" w:type="dxa"/>
+            <w:tcBorders>
+              <w:top w:val="single" w:sz="4" w:space="0" w:color="000000"/>
+              <w:left w:val="single" w:sz="4" w:space="0" w:color="000000"/>
+              <w:bottom w:val="single" w:sz="4" w:space="0" w:color="000000"/>
+              <w:right w:val="single" w:sz="4" w:space="0" w:color="000000"/>
+            </w:tcBorders>
+          </w:tcPr>
+          <w:p>
+            <w:pPr>
+              <w:ind w:left="127"/>
+              <w:rPr>
+                <w:rFonts w:asciiTheme="minorHAnsi" w:hAnsiTheme="minorHAnsi" w:cstheme="minorHAnsi"/>
+              </w:rPr>
+            </w:pPr>
+            <w:r>
+              <w:rPr>
+                <w:rFonts w:asciiTheme="minorHAnsi" w:eastAsia="Arial" w:hAnsiTheme="minorHAnsi" w:cstheme="minorHAnsi"/>
+              </w:rPr>
+              <w:t>5</w:t>
+            </w:r>
+          </w:p>
+        </w:tc>
+        <w:tc>
+          <w:tcPr>
+            <w:tcW w:w="1770" w:type="dxa"/>
+            <w:tcBorders>
+              <w:top w:val="single" w:sz="4" w:space="0" w:color="000000"/>
+              <w:left w:val="single" w:sz="4" w:space="0" w:color="000000"/>
+              <w:bottom w:val="single" w:sz="4" w:space="0" w:color="000000"/>
+              <w:right w:val="single" w:sz="4" w:space="0" w:color="000000"/>
+            </w:tcBorders>
+          </w:tcPr>
+          <w:p>
+            <w:pPr>
+              <w:rPr>
+                <w:rFonts w:asciiTheme="minorHAnsi" w:hAnsiTheme="minorHAnsi" w:cstheme="minorHAnsi"/>
+              </w:rPr>
+            </w:pPr>
+            <w:r>
+              <w:rPr>
+                <w:rFonts w:asciiTheme="minorHAnsi" w:hAnsiTheme="minorHAnsi" w:cstheme="minorHAnsi"/>
+              </w:rPr>
+              <w:t>13</w:t>
+            </w:r>
+            <w:r>
+              <w:rPr>
+                <w:rFonts w:asciiTheme="minorHAnsi" w:hAnsiTheme="minorHAnsi" w:cstheme="minorHAnsi"/>
+                <w:vertAlign w:val="superscript"/>
+              </w:rPr>
+              <w:t>th</w:t>
+            </w:r>
+            <w:r>
+              <w:rPr>
+                <w:rFonts w:asciiTheme="minorHAnsi" w:hAnsiTheme="minorHAnsi" w:cstheme="minorHAnsi"/>
+              </w:rPr>
+              <w:t xml:space="preserve"> March 2026</w:t>
+            </w:r>
+          </w:p>
+        </w:tc>
+        <w:tc>
+          <w:tcPr>
+            <w:tcW w:w="6420" w:type="dxa"/>
+            <w:tcBorders>
+              <w:top w:val="single" w:sz="4" w:space="0" w:color="000000"/>
+              <w:left w:val="single" w:sz="4" w:space="0" w:color="000000"/>
+              <w:bottom w:val="single" w:sz="4" w:space="0" w:color="000000"/>
+              <w:right w:val="single" w:sz="4" w:space="0" w:color="000000"/>
+            </w:tcBorders>
+          </w:tcPr>
+          <w:p>
+            <w:pPr>
+              <w:pStyle w:val="NormalWeb"/>
+              <w:spacing w:before="0" w:beforeAutospacing="0" w:after="0" w:afterAutospacing="0"/>
+              <w:rPr>
+                <w:rFonts w:asciiTheme="minorHAnsi" w:hAnsiTheme="minorHAnsi" w:cstheme="minorHAnsi"/>
+                <w:b/>
+                <w:bCs/>
+                <w:sz w:val="22"/>
+                <w:szCs w:val="22"/>
+              </w:rPr>
+            </w:pPr>
+            <w:r>
+              <w:rPr>
+                <w:rFonts w:asciiTheme="minorHAnsi" w:hAnsiTheme="minorHAnsi" w:cstheme="minorHAnsi"/>
+                <w:b/>
+                <w:bCs/>
+                <w:sz w:val="22"/>
+                <w:szCs w:val="22"/>
+              </w:rPr>
+              <w:t>Task 1: Continuous Risk Monitoring (</w:t>
+            </w:r>
+            <w:proofErr w:type="spellStart"/>
+            <w:r>
+              <w:rPr>
+                <w:rFonts w:asciiTheme="minorHAnsi" w:hAnsiTheme="minorHAnsi" w:cstheme="minorHAnsi"/>
+                <w:b/>
+                <w:bCs/>
+                <w:sz w:val="22"/>
+                <w:szCs w:val="22"/>
+              </w:rPr>
+              <w:t>Resecurity</w:t>
+            </w:r>
+            <w:proofErr w:type="spellEnd"/>
+            <w:r>
+              <w:rPr>
+                <w:rFonts w:asciiTheme="minorHAnsi" w:hAnsiTheme="minorHAnsi" w:cstheme="minorHAnsi"/>
+                <w:b/>
+                <w:bCs/>
+                <w:sz w:val="22"/>
+                <w:szCs w:val="22"/>
+              </w:rPr>
+              <w:t>)</w:t>
+            </w:r>
+          </w:p>
+          <w:p>
+            <w:pPr>
+              <w:pStyle w:val="NormalWeb"/>
+              <w:spacing w:before="0" w:beforeAutospacing="0" w:after="0" w:afterAutospacing="0"/>
+              <w:rPr>
+                <w:rFonts w:asciiTheme="minorHAnsi" w:hAnsiTheme="minorHAnsi" w:cstheme="minorHAnsi"/>
+                <w:sz w:val="22"/>
+                <w:szCs w:val="22"/>
+              </w:rPr>
+            </w:pPr>
+          </w:p>
+          <w:p>
+            <w:pPr>
+              <w:pStyle w:val="NormalWeb"/>
+              <w:spacing w:before="0" w:beforeAutospacing="0" w:after="0" w:afterAutospacing="0"/>
+              <w:rPr>
+                <w:rFonts w:asciiTheme="minorHAnsi" w:hAnsiTheme="minorHAnsi" w:cstheme="minorHAnsi"/>
+                <w:sz w:val="22"/>
+                <w:szCs w:val="22"/>
+              </w:rPr>
+            </w:pPr>
+            <w:r>
+              <w:rPr>
+                <w:rFonts w:asciiTheme="minorHAnsi" w:hAnsiTheme="minorHAnsi" w:cstheme="minorHAnsi"/>
+                <w:sz w:val="22"/>
+                <w:szCs w:val="22"/>
+              </w:rPr>
+              <w:t xml:space="preserve">Monitored the </w:t>
+            </w:r>
+            <w:proofErr w:type="spellStart"/>
+            <w:r>
+              <w:rPr>
+                <w:rFonts w:asciiTheme="minorHAnsi" w:hAnsiTheme="minorHAnsi" w:cstheme="minorHAnsi"/>
+                <w:sz w:val="22"/>
+                <w:szCs w:val="22"/>
+              </w:rPr>
+              <w:t>Resecurity</w:t>
+            </w:r>
+            <w:proofErr w:type="spellEnd"/>
+            <w:r>
+              <w:rPr>
+                <w:rFonts w:asciiTheme="minorHAnsi" w:hAnsiTheme="minorHAnsi" w:cstheme="minorHAnsi"/>
+                <w:sz w:val="22"/>
+                <w:szCs w:val="22"/>
+              </w:rPr>
+              <w:t xml:space="preserve"> Risk platform to identify and document emerging vulnerabilities.</w:t>
+            </w:r>
+            <w:r>
+              <w:rPr>
+                <w:rFonts w:asciiTheme="minorHAnsi" w:hAnsiTheme="minorHAnsi" w:cstheme="minorHAnsi"/>
+                <w:sz w:val="22"/>
+                <w:szCs w:val="22"/>
+              </w:rPr>
+              <w:t xml:space="preserve"> </w:t>
+            </w:r>
+            <w:r>
+              <w:rPr>
+                <w:rFonts w:asciiTheme="minorHAnsi" w:hAnsiTheme="minorHAnsi" w:cstheme="minorHAnsi"/>
+                <w:sz w:val="22"/>
+                <w:szCs w:val="22"/>
+              </w:rPr>
+              <w:t>Updated internal intelligence records with the latest documented cyber threats and corporate data breaches to ensure accurate risk tracking.</w:t>
+            </w:r>
+          </w:p>
+          <w:p>
+            <w:pPr>
+              <w:pStyle w:val="NormalWeb"/>
+              <w:spacing w:before="0" w:beforeAutospacing="0" w:after="0" w:afterAutospacing="0"/>
+              <w:rPr>
+                <w:rFonts w:asciiTheme="minorHAnsi" w:hAnsiTheme="minorHAnsi" w:cstheme="minorHAnsi"/>
+                <w:sz w:val="22"/>
+                <w:szCs w:val="22"/>
+              </w:rPr>
+            </w:pPr>
+          </w:p>
+          <w:p>
+            <w:pPr>
+              <w:pStyle w:val="NormalWeb"/>
+              <w:spacing w:before="0" w:beforeAutospacing="0" w:after="0" w:afterAutospacing="0"/>
+              <w:rPr>
+                <w:rFonts w:asciiTheme="minorHAnsi" w:hAnsiTheme="minorHAnsi" w:cstheme="minorHAnsi"/>
+                <w:b/>
+                <w:bCs/>
+                <w:sz w:val="22"/>
+                <w:szCs w:val="22"/>
+              </w:rPr>
+            </w:pPr>
+            <w:r>
+              <w:rPr>
+                <w:rFonts w:asciiTheme="minorHAnsi" w:hAnsiTheme="minorHAnsi" w:cstheme="minorHAnsi"/>
+                <w:b/>
+                <w:bCs/>
+                <w:sz w:val="22"/>
+                <w:szCs w:val="22"/>
+              </w:rPr>
+              <w:t>Task 2: GNSS &amp; Satellite Navigation Analysis (U-</w:t>
+            </w:r>
+            <w:proofErr w:type="spellStart"/>
+            <w:r>
+              <w:rPr>
+                <w:rFonts w:asciiTheme="minorHAnsi" w:hAnsiTheme="minorHAnsi" w:cstheme="minorHAnsi"/>
+                <w:b/>
+                <w:bCs/>
+                <w:sz w:val="22"/>
+                <w:szCs w:val="22"/>
+              </w:rPr>
+              <w:t>blox</w:t>
+            </w:r>
+            <w:proofErr w:type="spellEnd"/>
+            <w:r>
+              <w:rPr>
+                <w:rFonts w:asciiTheme="minorHAnsi" w:hAnsiTheme="minorHAnsi" w:cstheme="minorHAnsi"/>
+                <w:b/>
+                <w:bCs/>
+                <w:sz w:val="22"/>
+                <w:szCs w:val="22"/>
+              </w:rPr>
+              <w:t xml:space="preserve"> u-</w:t>
+            </w:r>
+            <w:proofErr w:type="spellStart"/>
+            <w:r>
+              <w:rPr>
+                <w:rFonts w:asciiTheme="minorHAnsi" w:hAnsiTheme="minorHAnsi" w:cstheme="minorHAnsi"/>
+                <w:b/>
+                <w:bCs/>
+                <w:sz w:val="22"/>
+                <w:szCs w:val="22"/>
+              </w:rPr>
+              <w:t>Center</w:t>
+            </w:r>
+            <w:proofErr w:type="spellEnd"/>
+            <w:r>
+              <w:rPr>
+                <w:rFonts w:asciiTheme="minorHAnsi" w:hAnsiTheme="minorHAnsi" w:cstheme="minorHAnsi"/>
+                <w:b/>
+                <w:bCs/>
+                <w:sz w:val="22"/>
+                <w:szCs w:val="22"/>
+              </w:rPr>
+              <w:t>)</w:t>
+            </w:r>
+          </w:p>
+          <w:p>
+            <w:pPr>
+              <w:pStyle w:val="NormalWeb"/>
+              <w:spacing w:before="0" w:beforeAutospacing="0" w:after="0" w:afterAutospacing="0"/>
+              <w:rPr>
+                <w:rFonts w:asciiTheme="minorHAnsi" w:hAnsiTheme="minorHAnsi" w:cstheme="minorHAnsi"/>
+                <w:sz w:val="22"/>
+                <w:szCs w:val="22"/>
+              </w:rPr>
+            </w:pPr>
+          </w:p>
+          <w:p>
+            <w:pPr>
+              <w:pStyle w:val="NormalWeb"/>
+              <w:spacing w:before="0" w:beforeAutospacing="0" w:after="0" w:afterAutospacing="0"/>
+              <w:rPr>
+                <w:rFonts w:asciiTheme="minorHAnsi" w:hAnsiTheme="minorHAnsi" w:cstheme="minorHAnsi"/>
+                <w:sz w:val="22"/>
+                <w:szCs w:val="22"/>
+              </w:rPr>
+            </w:pPr>
+            <w:r>
+              <w:rPr>
+                <w:rFonts w:asciiTheme="minorHAnsi" w:hAnsiTheme="minorHAnsi" w:cstheme="minorHAnsi"/>
+                <w:sz w:val="22"/>
+                <w:szCs w:val="22"/>
+              </w:rPr>
+              <w:t>Utilized U-</w:t>
+            </w:r>
+            <w:proofErr w:type="spellStart"/>
+            <w:r>
+              <w:rPr>
+                <w:rFonts w:asciiTheme="minorHAnsi" w:hAnsiTheme="minorHAnsi" w:cstheme="minorHAnsi"/>
+                <w:sz w:val="22"/>
+                <w:szCs w:val="22"/>
+              </w:rPr>
+              <w:t>blox</w:t>
+            </w:r>
+            <w:proofErr w:type="spellEnd"/>
+            <w:r>
+              <w:rPr>
+                <w:rFonts w:asciiTheme="minorHAnsi" w:hAnsiTheme="minorHAnsi" w:cstheme="minorHAnsi"/>
+                <w:sz w:val="22"/>
+                <w:szCs w:val="22"/>
+              </w:rPr>
+              <w:t xml:space="preserve"> u-</w:t>
+            </w:r>
+            <w:proofErr w:type="spellStart"/>
+            <w:r>
+              <w:rPr>
+                <w:rFonts w:asciiTheme="minorHAnsi" w:hAnsiTheme="minorHAnsi" w:cstheme="minorHAnsi"/>
+                <w:sz w:val="22"/>
+                <w:szCs w:val="22"/>
+              </w:rPr>
+              <w:t>Center</w:t>
+            </w:r>
+            <w:proofErr w:type="spellEnd"/>
+            <w:r>
+              <w:rPr>
+                <w:rFonts w:asciiTheme="minorHAnsi" w:hAnsiTheme="minorHAnsi" w:cstheme="minorHAnsi"/>
+                <w:sz w:val="22"/>
+                <w:szCs w:val="22"/>
+              </w:rPr>
+              <w:t xml:space="preserve"> software to evaluate, configure, and run diagnostic tests on GNSS (Global Navigation Satellite System) and GPS receivers.</w:t>
+            </w:r>
+            <w:r>
+              <w:rPr>
+                <w:rFonts w:asciiTheme="minorHAnsi" w:hAnsiTheme="minorHAnsi" w:cstheme="minorHAnsi"/>
+                <w:sz w:val="22"/>
+                <w:szCs w:val="22"/>
+              </w:rPr>
+              <w:t xml:space="preserve"> </w:t>
+            </w:r>
+            <w:proofErr w:type="spellStart"/>
+            <w:r>
+              <w:rPr>
+                <w:rFonts w:asciiTheme="minorHAnsi" w:hAnsiTheme="minorHAnsi" w:cstheme="minorHAnsi"/>
+                <w:sz w:val="22"/>
+                <w:szCs w:val="22"/>
+              </w:rPr>
+              <w:t>Analyzed</w:t>
+            </w:r>
+            <w:proofErr w:type="spellEnd"/>
+            <w:r>
+              <w:rPr>
+                <w:rFonts w:asciiTheme="minorHAnsi" w:hAnsiTheme="minorHAnsi" w:cstheme="minorHAnsi"/>
+                <w:sz w:val="22"/>
+                <w:szCs w:val="22"/>
+              </w:rPr>
+              <w:t xml:space="preserve"> satellite navigation data to establish operational baselines and advance tracking capabilities for satellite forensics.</w:t>
+            </w:r>
+          </w:p>
+          <w:p>
+            <w:pPr>
+              <w:pStyle w:val="NormalWeb"/>
+              <w:spacing w:before="0" w:beforeAutospacing="0" w:after="0" w:afterAutospacing="0"/>
+              <w:rPr>
+                <w:rFonts w:asciiTheme="minorHAnsi" w:hAnsiTheme="minorHAnsi" w:cstheme="minorHAnsi"/>
+                <w:b/>
+                <w:bCs/>
+                <w:sz w:val="22"/>
+                <w:szCs w:val="22"/>
+              </w:rPr>
+            </w:pPr>
+            <w:r>
+              <w:rPr>
+                <w:rFonts w:asciiTheme="minorHAnsi" w:hAnsiTheme="minorHAnsi" w:cstheme="minorHAnsi"/>
+                <w:b/>
+                <w:bCs/>
+                <w:sz w:val="22"/>
+                <w:szCs w:val="22"/>
+              </w:rPr>
+              <w:lastRenderedPageBreak/>
+              <w:t>Task 3: System Maintenance &amp; Patch Management</w:t>
+            </w:r>
+          </w:p>
+          <w:p>
+            <w:pPr>
+              <w:pStyle w:val="NormalWeb"/>
+              <w:spacing w:before="0" w:beforeAutospacing="0" w:after="0" w:afterAutospacing="0"/>
+              <w:rPr>
+                <w:rFonts w:asciiTheme="minorHAnsi" w:hAnsiTheme="minorHAnsi" w:cstheme="minorHAnsi"/>
+                <w:sz w:val="22"/>
+                <w:szCs w:val="22"/>
+              </w:rPr>
+            </w:pPr>
+          </w:p>
+          <w:p>
+            <w:pPr>
+              <w:pStyle w:val="NormalWeb"/>
+              <w:spacing w:before="0" w:beforeAutospacing="0" w:after="0" w:afterAutospacing="0"/>
+              <w:rPr>
+                <w:rFonts w:asciiTheme="minorHAnsi" w:hAnsiTheme="minorHAnsi" w:cstheme="minorHAnsi"/>
+                <w:sz w:val="22"/>
+                <w:szCs w:val="22"/>
+              </w:rPr>
+            </w:pPr>
+            <w:r>
+              <w:rPr>
+                <w:rFonts w:asciiTheme="minorHAnsi" w:hAnsiTheme="minorHAnsi" w:cstheme="minorHAnsi"/>
+                <w:sz w:val="22"/>
+                <w:szCs w:val="22"/>
+              </w:rPr>
+              <w:t>Executed comprehensive patch management across all office workstations to maintain a secure operating environment.</w:t>
+            </w:r>
+            <w:r>
+              <w:rPr>
+                <w:rFonts w:asciiTheme="minorHAnsi" w:hAnsiTheme="minorHAnsi" w:cstheme="minorHAnsi"/>
+                <w:sz w:val="22"/>
+                <w:szCs w:val="22"/>
+              </w:rPr>
+              <w:t xml:space="preserve"> </w:t>
+            </w:r>
+            <w:r>
+              <w:rPr>
+                <w:rFonts w:asciiTheme="minorHAnsi" w:hAnsiTheme="minorHAnsi" w:cstheme="minorHAnsi"/>
+                <w:sz w:val="22"/>
+                <w:szCs w:val="22"/>
+              </w:rPr>
+              <w:t>Deployed critical Windows OS updates, updated Kaspersky Anti-Virus definitions, and applied the latest Mozilla Firefox browser patches to ensure optimal system security and performance.</w:t>
+            </w:r>
+          </w:p>
+          <w:p>
+            <w:pPr>
+              <w:pStyle w:val="NormalWeb"/>
+              <w:spacing w:before="0" w:beforeAutospacing="0" w:after="0" w:afterAutospacing="0"/>
+              <w:rPr>
+                <w:rFonts w:asciiTheme="minorHAnsi" w:hAnsiTheme="minorHAnsi" w:cstheme="minorHAnsi"/>
+                <w:sz w:val="22"/>
+                <w:szCs w:val="22"/>
+              </w:rPr>
+            </w:pPr>
+          </w:p>
+          <w:p>
+            <w:pPr>
+              <w:pStyle w:val="NormalWeb"/>
+              <w:spacing w:before="0" w:beforeAutospacing="0" w:after="0" w:afterAutospacing="0"/>
+              <w:rPr>
+                <w:rFonts w:asciiTheme="minorHAnsi" w:hAnsiTheme="minorHAnsi" w:cstheme="minorHAnsi"/>
+                <w:sz w:val="22"/>
+                <w:szCs w:val="22"/>
+              </w:rPr>
+            </w:pPr>
+          </w:p>
+          <w:p>
+            <w:pPr>
+              <w:rPr>
+                <w:rFonts w:asciiTheme="minorHAnsi" w:hAnsiTheme="minorHAnsi" w:cstheme="minorHAnsi"/>
+              </w:rPr>
+            </w:pPr>
+          </w:p>
+        </w:tc>
+      </w:tr>
+      <w:tr>
+        <w:trPr>
+          <w:trHeight w:val="1541"/>
+        </w:trPr>
+        <w:tc>
+          <w:tcPr>
+            <w:tcW w:w="660" w:type="dxa"/>
+            <w:tcBorders>
+              <w:top w:val="single" w:sz="4" w:space="0" w:color="000000"/>
+              <w:left w:val="single" w:sz="4" w:space="0" w:color="000000"/>
+              <w:bottom w:val="single" w:sz="4" w:space="0" w:color="000000"/>
+              <w:right w:val="single" w:sz="4" w:space="0" w:color="000000"/>
+            </w:tcBorders>
+          </w:tcPr>
+          <w:p>
+            <w:pPr>
+              <w:ind w:left="127"/>
+              <w:rPr>
+                <w:rFonts w:asciiTheme="minorHAnsi" w:eastAsia="Arial" w:hAnsiTheme="minorHAnsi" w:cstheme="minorHAnsi"/>
+              </w:rPr>
+            </w:pPr>
+            <w:r>
+              <w:rPr>
+                <w:rFonts w:asciiTheme="minorHAnsi" w:eastAsia="Arial" w:hAnsiTheme="minorHAnsi" w:cstheme="minorHAnsi"/>
+              </w:rPr>
+              <w:lastRenderedPageBreak/>
+              <w:t>6</w:t>
+            </w:r>
+          </w:p>
+        </w:tc>
+        <w:tc>
+          <w:tcPr>
+            <w:tcW w:w="1770" w:type="dxa"/>
+            <w:tcBorders>
+              <w:top w:val="single" w:sz="4" w:space="0" w:color="000000"/>
+              <w:left w:val="single" w:sz="4" w:space="0" w:color="000000"/>
+              <w:bottom w:val="single" w:sz="4" w:space="0" w:color="000000"/>
+              <w:right w:val="single" w:sz="4" w:space="0" w:color="000000"/>
+            </w:tcBorders>
+          </w:tcPr>
+          <w:p>
+            <w:pPr>
+              <w:rPr>
+                <w:rFonts w:asciiTheme="minorHAnsi" w:hAnsiTheme="minorHAnsi" w:cstheme="minorHAnsi"/>
+              </w:rPr>
+            </w:pPr>
+            <w:r>
+              <w:rPr>
+                <w:rFonts w:asciiTheme="minorHAnsi" w:hAnsiTheme="minorHAnsi" w:cstheme="minorHAnsi"/>
+              </w:rPr>
+              <w:t>14</w:t>
+            </w:r>
+            <w:r>
+              <w:rPr>
+                <w:rFonts w:asciiTheme="minorHAnsi" w:hAnsiTheme="minorHAnsi" w:cstheme="minorHAnsi"/>
+                <w:vertAlign w:val="superscript"/>
+              </w:rPr>
+              <w:t>th</w:t>
+            </w:r>
+            <w:r>
+              <w:rPr>
+                <w:rFonts w:asciiTheme="minorHAnsi" w:hAnsiTheme="minorHAnsi" w:cstheme="minorHAnsi"/>
+              </w:rPr>
+              <w:t xml:space="preserve"> March 2026</w:t>
+            </w:r>
+          </w:p>
+        </w:tc>
+        <w:tc>
+          <w:tcPr>
+            <w:tcW w:w="6420" w:type="dxa"/>
+            <w:tcBorders>
+              <w:top w:val="single" w:sz="4" w:space="0" w:color="000000"/>
+              <w:left w:val="single" w:sz="4" w:space="0" w:color="000000"/>
+              <w:bottom w:val="single" w:sz="4" w:space="0" w:color="000000"/>
+              <w:right w:val="single" w:sz="4" w:space="0" w:color="000000"/>
+            </w:tcBorders>
+          </w:tcPr>
+          <w:p>
+            <w:pPr>
+              <w:pStyle w:val="NormalWeb"/>
+              <w:spacing w:before="0" w:beforeAutospacing="0" w:after="0" w:afterAutospacing="0"/>
+              <w:rPr>
+                <w:rFonts w:asciiTheme="minorHAnsi" w:hAnsiTheme="minorHAnsi" w:cstheme="minorHAnsi"/>
+                <w:b/>
+                <w:bCs/>
+                <w:sz w:val="22"/>
+                <w:szCs w:val="22"/>
+              </w:rPr>
+            </w:pPr>
+            <w:r>
+              <w:rPr>
+                <w:rFonts w:asciiTheme="minorHAnsi" w:hAnsiTheme="minorHAnsi" w:cstheme="minorHAnsi"/>
+                <w:b/>
+                <w:bCs/>
+                <w:sz w:val="22"/>
+                <w:szCs w:val="22"/>
+              </w:rPr>
+              <w:t>Task 1: Continuous Risk Monitoring (</w:t>
+            </w:r>
+            <w:proofErr w:type="spellStart"/>
+            <w:r>
+              <w:rPr>
+                <w:rFonts w:asciiTheme="minorHAnsi" w:hAnsiTheme="minorHAnsi" w:cstheme="minorHAnsi"/>
+                <w:b/>
+                <w:bCs/>
+                <w:sz w:val="22"/>
+                <w:szCs w:val="22"/>
+              </w:rPr>
+              <w:t>Resecurity</w:t>
+            </w:r>
+            <w:proofErr w:type="spellEnd"/>
+            <w:r>
+              <w:rPr>
+                <w:rFonts w:asciiTheme="minorHAnsi" w:hAnsiTheme="minorHAnsi" w:cstheme="minorHAnsi"/>
+                <w:b/>
+                <w:bCs/>
+                <w:sz w:val="22"/>
+                <w:szCs w:val="22"/>
+              </w:rPr>
+              <w:t>)</w:t>
+            </w:r>
+          </w:p>
+          <w:p>
+            <w:pPr>
+              <w:pStyle w:val="NormalWeb"/>
+              <w:spacing w:before="0" w:beforeAutospacing="0" w:after="0" w:afterAutospacing="0"/>
+              <w:rPr>
+                <w:rFonts w:asciiTheme="minorHAnsi" w:hAnsiTheme="minorHAnsi" w:cstheme="minorHAnsi"/>
+                <w:sz w:val="22"/>
+                <w:szCs w:val="22"/>
+              </w:rPr>
+            </w:pPr>
+          </w:p>
+          <w:p>
+            <w:pPr>
+              <w:pStyle w:val="NormalWeb"/>
+              <w:spacing w:before="0" w:beforeAutospacing="0" w:after="0" w:afterAutospacing="0"/>
+              <w:rPr>
+                <w:rFonts w:asciiTheme="minorHAnsi" w:hAnsiTheme="minorHAnsi" w:cstheme="minorHAnsi"/>
+                <w:sz w:val="22"/>
+                <w:szCs w:val="22"/>
+              </w:rPr>
+            </w:pPr>
+            <w:r>
+              <w:rPr>
+                <w:rFonts w:asciiTheme="minorHAnsi" w:hAnsiTheme="minorHAnsi" w:cstheme="minorHAnsi"/>
+                <w:sz w:val="22"/>
+                <w:szCs w:val="22"/>
+              </w:rPr>
+              <w:t xml:space="preserve">Conducted active threat intelligence monitoring via the </w:t>
+            </w:r>
+            <w:proofErr w:type="spellStart"/>
+            <w:r>
+              <w:rPr>
+                <w:rFonts w:asciiTheme="minorHAnsi" w:hAnsiTheme="minorHAnsi" w:cstheme="minorHAnsi"/>
+                <w:sz w:val="22"/>
+                <w:szCs w:val="22"/>
+              </w:rPr>
+              <w:t>Resecurity</w:t>
+            </w:r>
+            <w:proofErr w:type="spellEnd"/>
+            <w:r>
+              <w:rPr>
+                <w:rFonts w:asciiTheme="minorHAnsi" w:hAnsiTheme="minorHAnsi" w:cstheme="minorHAnsi"/>
+                <w:sz w:val="22"/>
+                <w:szCs w:val="22"/>
+              </w:rPr>
+              <w:t xml:space="preserve"> platform.</w:t>
+            </w:r>
+            <w:r>
+              <w:rPr>
+                <w:rFonts w:asciiTheme="minorHAnsi" w:hAnsiTheme="minorHAnsi" w:cstheme="minorHAnsi"/>
+                <w:sz w:val="22"/>
+                <w:szCs w:val="22"/>
+              </w:rPr>
+              <w:t xml:space="preserve"> </w:t>
+            </w:r>
+            <w:r>
+              <w:rPr>
+                <w:rFonts w:asciiTheme="minorHAnsi" w:hAnsiTheme="minorHAnsi" w:cstheme="minorHAnsi"/>
+                <w:sz w:val="22"/>
+                <w:szCs w:val="22"/>
+              </w:rPr>
+              <w:t>Updated internal tracking records with the latest documented corporate data breaches and emerging cyber threats.</w:t>
+            </w:r>
+          </w:p>
+          <w:p>
+            <w:pPr>
+              <w:pStyle w:val="NormalWeb"/>
+              <w:spacing w:before="0" w:beforeAutospacing="0" w:after="0" w:afterAutospacing="0"/>
+              <w:rPr>
+                <w:rFonts w:asciiTheme="minorHAnsi" w:hAnsiTheme="minorHAnsi" w:cstheme="minorHAnsi"/>
+                <w:sz w:val="22"/>
+                <w:szCs w:val="22"/>
+              </w:rPr>
+            </w:pPr>
+          </w:p>
+          <w:p>
+            <w:pPr>
+              <w:pStyle w:val="NormalWeb"/>
+              <w:spacing w:before="0" w:beforeAutospacing="0" w:after="0" w:afterAutospacing="0"/>
+              <w:rPr>
+                <w:rFonts w:asciiTheme="minorHAnsi" w:hAnsiTheme="minorHAnsi" w:cstheme="minorHAnsi"/>
+                <w:b/>
+                <w:bCs/>
+                <w:sz w:val="22"/>
+                <w:szCs w:val="22"/>
+              </w:rPr>
+            </w:pPr>
+            <w:r>
+              <w:rPr>
+                <w:rFonts w:asciiTheme="minorHAnsi" w:hAnsiTheme="minorHAnsi" w:cstheme="minorHAnsi"/>
+                <w:b/>
+                <w:bCs/>
+                <w:sz w:val="22"/>
+                <w:szCs w:val="22"/>
+              </w:rPr>
+              <w:t>Task 2: GNSS &amp; Satellite Navigation Analysis (U-</w:t>
+            </w:r>
+            <w:proofErr w:type="spellStart"/>
+            <w:r>
+              <w:rPr>
+                <w:rFonts w:asciiTheme="minorHAnsi" w:hAnsiTheme="minorHAnsi" w:cstheme="minorHAnsi"/>
+                <w:b/>
+                <w:bCs/>
+                <w:sz w:val="22"/>
+                <w:szCs w:val="22"/>
+              </w:rPr>
+              <w:t>blox</w:t>
+            </w:r>
+            <w:proofErr w:type="spellEnd"/>
+            <w:r>
+              <w:rPr>
+                <w:rFonts w:asciiTheme="minorHAnsi" w:hAnsiTheme="minorHAnsi" w:cstheme="minorHAnsi"/>
+                <w:b/>
+                <w:bCs/>
+                <w:sz w:val="22"/>
+                <w:szCs w:val="22"/>
+              </w:rPr>
+              <w:t xml:space="preserve"> u-</w:t>
+            </w:r>
+            <w:proofErr w:type="spellStart"/>
+            <w:r>
+              <w:rPr>
+                <w:rFonts w:asciiTheme="minorHAnsi" w:hAnsiTheme="minorHAnsi" w:cstheme="minorHAnsi"/>
+                <w:b/>
+                <w:bCs/>
+                <w:sz w:val="22"/>
+                <w:szCs w:val="22"/>
+              </w:rPr>
+              <w:t>Center</w:t>
+            </w:r>
+            <w:proofErr w:type="spellEnd"/>
+            <w:r>
+              <w:rPr>
+                <w:rFonts w:asciiTheme="minorHAnsi" w:hAnsiTheme="minorHAnsi" w:cstheme="minorHAnsi"/>
+                <w:b/>
+                <w:bCs/>
+                <w:sz w:val="22"/>
+                <w:szCs w:val="22"/>
+              </w:rPr>
+              <w:t>)</w:t>
+            </w:r>
+          </w:p>
+          <w:p>
+            <w:pPr>
+              <w:pStyle w:val="NormalWeb"/>
+              <w:spacing w:before="0" w:beforeAutospacing="0" w:after="0" w:afterAutospacing="0"/>
+              <w:rPr>
+                <w:rFonts w:asciiTheme="minorHAnsi" w:hAnsiTheme="minorHAnsi" w:cstheme="minorHAnsi"/>
+                <w:sz w:val="22"/>
+                <w:szCs w:val="22"/>
+              </w:rPr>
+            </w:pPr>
+          </w:p>
+          <w:p>
+            <w:pPr>
+              <w:pStyle w:val="NormalWeb"/>
+              <w:spacing w:before="0" w:beforeAutospacing="0" w:after="0" w:afterAutospacing="0"/>
+              <w:rPr>
+                <w:rFonts w:asciiTheme="minorHAnsi" w:hAnsiTheme="minorHAnsi" w:cstheme="minorHAnsi"/>
+                <w:sz w:val="22"/>
+                <w:szCs w:val="22"/>
+              </w:rPr>
+            </w:pPr>
+            <w:r>
+              <w:rPr>
+                <w:rFonts w:asciiTheme="minorHAnsi" w:hAnsiTheme="minorHAnsi" w:cstheme="minorHAnsi"/>
+                <w:sz w:val="22"/>
+                <w:szCs w:val="22"/>
+              </w:rPr>
+              <w:t>Deployed U-</w:t>
+            </w:r>
+            <w:proofErr w:type="spellStart"/>
+            <w:r>
+              <w:rPr>
+                <w:rFonts w:asciiTheme="minorHAnsi" w:hAnsiTheme="minorHAnsi" w:cstheme="minorHAnsi"/>
+                <w:sz w:val="22"/>
+                <w:szCs w:val="22"/>
+              </w:rPr>
+              <w:t>blox</w:t>
+            </w:r>
+            <w:proofErr w:type="spellEnd"/>
+            <w:r>
+              <w:rPr>
+                <w:rFonts w:asciiTheme="minorHAnsi" w:hAnsiTheme="minorHAnsi" w:cstheme="minorHAnsi"/>
+                <w:sz w:val="22"/>
+                <w:szCs w:val="22"/>
+              </w:rPr>
+              <w:t xml:space="preserve"> u-</w:t>
+            </w:r>
+            <w:proofErr w:type="spellStart"/>
+            <w:r>
+              <w:rPr>
+                <w:rFonts w:asciiTheme="minorHAnsi" w:hAnsiTheme="minorHAnsi" w:cstheme="minorHAnsi"/>
+                <w:sz w:val="22"/>
+                <w:szCs w:val="22"/>
+              </w:rPr>
+              <w:t>Center</w:t>
+            </w:r>
+            <w:proofErr w:type="spellEnd"/>
+            <w:r>
+              <w:rPr>
+                <w:rFonts w:asciiTheme="minorHAnsi" w:hAnsiTheme="minorHAnsi" w:cstheme="minorHAnsi"/>
+                <w:sz w:val="22"/>
+                <w:szCs w:val="22"/>
+              </w:rPr>
+              <w:t xml:space="preserve"> software to actively evaluate, configure, and conduct diagnostic testing on u-</w:t>
+            </w:r>
+            <w:proofErr w:type="spellStart"/>
+            <w:r>
+              <w:rPr>
+                <w:rFonts w:asciiTheme="minorHAnsi" w:hAnsiTheme="minorHAnsi" w:cstheme="minorHAnsi"/>
+                <w:sz w:val="22"/>
+                <w:szCs w:val="22"/>
+              </w:rPr>
+              <w:t>blox</w:t>
+            </w:r>
+            <w:proofErr w:type="spellEnd"/>
+            <w:r>
+              <w:rPr>
+                <w:rFonts w:asciiTheme="minorHAnsi" w:hAnsiTheme="minorHAnsi" w:cstheme="minorHAnsi"/>
+                <w:sz w:val="22"/>
+                <w:szCs w:val="22"/>
+              </w:rPr>
+              <w:t xml:space="preserve"> GNSS and GPS receivers.</w:t>
+            </w:r>
+            <w:r>
+              <w:rPr>
+                <w:rFonts w:asciiTheme="minorHAnsi" w:hAnsiTheme="minorHAnsi" w:cstheme="minorHAnsi"/>
+                <w:sz w:val="22"/>
+                <w:szCs w:val="22"/>
+              </w:rPr>
+              <w:t xml:space="preserve"> </w:t>
+            </w:r>
+            <w:proofErr w:type="spellStart"/>
+            <w:r>
+              <w:rPr>
+                <w:rFonts w:asciiTheme="minorHAnsi" w:hAnsiTheme="minorHAnsi" w:cstheme="minorHAnsi"/>
+                <w:sz w:val="22"/>
+                <w:szCs w:val="22"/>
+              </w:rPr>
+              <w:t>Analyzed</w:t>
+            </w:r>
+            <w:proofErr w:type="spellEnd"/>
+            <w:r>
+              <w:rPr>
+                <w:rFonts w:asciiTheme="minorHAnsi" w:hAnsiTheme="minorHAnsi" w:cstheme="minorHAnsi"/>
+                <w:sz w:val="22"/>
+                <w:szCs w:val="22"/>
+              </w:rPr>
+              <w:t xml:space="preserve"> receiver data to ensure accurate satellite tracking and operational functionality.</w:t>
+            </w:r>
+          </w:p>
+          <w:p>
+            <w:pPr>
+              <w:pStyle w:val="NormalWeb"/>
+              <w:spacing w:before="0" w:beforeAutospacing="0" w:after="0" w:afterAutospacing="0"/>
+              <w:rPr>
+                <w:rFonts w:asciiTheme="minorHAnsi" w:hAnsiTheme="minorHAnsi" w:cstheme="minorHAnsi"/>
+                <w:sz w:val="22"/>
+                <w:szCs w:val="22"/>
+              </w:rPr>
+            </w:pPr>
+          </w:p>
+          <w:p>
+            <w:pPr>
+              <w:pStyle w:val="NormalWeb"/>
+              <w:spacing w:before="0" w:beforeAutospacing="0" w:after="0" w:afterAutospacing="0"/>
+              <w:rPr>
+                <w:rFonts w:asciiTheme="minorHAnsi" w:hAnsiTheme="minorHAnsi" w:cstheme="minorHAnsi"/>
+                <w:b/>
+                <w:bCs/>
+                <w:sz w:val="22"/>
+                <w:szCs w:val="22"/>
+              </w:rPr>
+            </w:pPr>
+          </w:p>
+        </w:tc>
+      </w:tr>
+    </w:tbl>
+    <w:p>
+      <w:pPr>
+        <w:spacing w:after="116"/>
+        <w:ind w:left="-5" w:hanging="10"/>
+      </w:pPr>
+      <w:r>
+        <w:rPr>
+          <w:rFonts w:ascii="Arial" w:eastAsia="Arial" w:hAnsi="Arial" w:cs="Arial"/>
+          <w:sz w:val="24"/>
+        </w:rPr>
+        <w:t xml:space="preserve">Comments: </w:t>
+      </w:r>
+    </w:p>
+    <w:p>
+      <w:pPr>
+        <w:spacing w:after="0" w:line="360" w:lineRule="auto"/>
+        <w:ind w:left="-5" w:hanging="10"/>
+      </w:pPr>
+      <w:r>
+        <w:rPr>
+          <w:rFonts w:ascii="Arial" w:eastAsia="Arial" w:hAnsi="Arial" w:cs="Arial"/>
+          <w:sz w:val="24"/>
+        </w:rPr>
+        <w:t xml:space="preserve">______________________________________________________________ ________________________________________________________________ ________ </w:t>
+      </w:r>
+    </w:p>
+    <w:p>
+      <w:pPr>
+        <w:spacing w:after="116"/>
+        <w:ind w:left="-5" w:hanging="10"/>
+      </w:pPr>
+      <w:r>
+        <w:rPr>
+          <w:rFonts w:ascii="Arial" w:eastAsia="Arial" w:hAnsi="Arial" w:cs="Arial"/>
+          <w:sz w:val="24"/>
+        </w:rPr>
+        <w:t xml:space="preserve">Supervisor’s signature and stamp:  </w:t>
+      </w:r>
+    </w:p>
+    <w:p>
+      <w:pPr>
+        <w:spacing w:after="60"/>
+        <w:ind w:left="730" w:hanging="10"/>
+      </w:pPr>
+      <w:r>
+        <w:rPr>
+          <w:rFonts w:ascii="Arial" w:eastAsia="Arial" w:hAnsi="Arial" w:cs="Arial"/>
+          <w:sz w:val="24"/>
+        </w:rPr>
+        <w:t>________________________________</w:t>
+      </w:r>
+    </w:p>
+    <w:p>
+      <w:pPr>
+        <w:spacing w:after="87"/>
+        <w:ind w:left="-5" w:hanging="10"/>
+      </w:pPr>
+      <w:r>
         <w:rPr>
           <w:rFonts w:ascii="Arial" w:eastAsia="Arial" w:hAnsi="Arial" w:cs="Arial"/>
           <w:b/>
           <w:sz w:val="18"/>
         </w:rPr>
-      </w:pPr>
+        <w:t>NOTES:</w:t>
+      </w:r>
     </w:p>
     <w:p>
       <w:pPr>
-        <w:spacing w:after="87" w:line="360" w:lineRule="auto"/>
+        <w:spacing w:after="87"/>
         <w:ind w:left="-5" w:hanging="10"/>
+      </w:pPr>
+      <w:r>
         <w:rPr>
           <w:rFonts w:ascii="Arial" w:eastAsia="Arial" w:hAnsi="Arial" w:cs="Arial"/>
           <w:b/>
           <w:sz w:val="18"/>
         </w:rPr>
-      </w:pPr>
+        <w:t>Write the logbook daily and get the sign from your external supervisor weekly.</w:t>
+      </w:r>
     </w:p>
     <w:p>
       <w:pPr>
         <w:spacing w:after="87" w:line="360" w:lineRule="auto"/>
         <w:ind w:left="-5" w:hanging="10"/>
+      </w:pPr>
+      <w:r>
         <w:rPr>
           <w:rFonts w:ascii="Arial" w:eastAsia="Arial" w:hAnsi="Arial" w:cs="Arial"/>
           <w:b/>
           <w:sz w:val="18"/>
         </w:rPr>
-      </w:pPr>
+        <w:t>This logbook must be submitted to the internal supervisor. Please make sure to bind together with your report.</w:t>
+      </w:r>
     </w:p>
     <w:p>
       <w:pPr>
-        <w:spacing w:after="87" w:line="360" w:lineRule="auto"/>
-        <w:ind w:left="-5" w:hanging="10"/>
-        <w:rPr>
-          <w:rFonts w:ascii="Arial" w:eastAsia="Arial" w:hAnsi="Arial" w:cs="Arial"/>
-          <w:b/>
-          <w:sz w:val="18"/>
-        </w:rPr>
-      </w:pPr>
-    </w:p>
-    <w:p>
-      <w:pPr>
-        <w:spacing w:after="87" w:line="360" w:lineRule="auto"/>
-        <w:ind w:left="-5" w:hanging="10"/>
-      </w:pPr>
-    </w:p>
-    <w:p>
-      <w:pPr>
         <w:spacing w:after="0"/>
         <w:ind w:left="-5" w:hanging="10"/>
       </w:pPr>
+      <w:proofErr w:type="gramStart"/>
       <w:r>
         <w:rPr>
           <w:rFonts w:ascii="Arial" w:eastAsia="Arial" w:hAnsi="Arial" w:cs="Arial"/>
           <w:sz w:val="24"/>
         </w:rPr>
-        <w:t>Week : 2</w:t>
+        <w:t>Week :</w:t>
+      </w:r>
+      <w:proofErr w:type="gramEnd"/>
+      <w:r>
+        <w:rPr>
+          <w:rFonts w:ascii="Arial" w:eastAsia="Arial" w:hAnsi="Arial" w:cs="Arial"/>
+          <w:sz w:val="24"/>
+        </w:rPr>
+        <w:t xml:space="preserve"> 3</w:t>
       </w:r>
     </w:p>
     <w:tbl>
@@ -2848,6 +5261,7 @@
                 <w:rFonts w:ascii="Arial" w:eastAsia="Arial" w:hAnsi="Arial" w:cs="Arial"/>
                 <w:sz w:val="24"/>
               </w:rPr>
+              <w:lastRenderedPageBreak/>
               <w:t>2</w:t>
             </w:r>
           </w:p>
@@ -3125,468 +5539,6 @@
           <w:b/>
           <w:sz w:val="18"/>
         </w:rPr>
-        <w:lastRenderedPageBreak/>
-        <w:t>This logbook must be submitted to the internal supervisor. Please make sure to bind together with your report.</w:t>
-      </w:r>
-    </w:p>
-    <w:p>
-      <w:pPr>
-        <w:spacing w:after="0"/>
-        <w:ind w:left="-5" w:hanging="10"/>
-      </w:pPr>
-      <w:r>
-        <w:rPr>
-          <w:rFonts w:ascii="Arial" w:eastAsia="Arial" w:hAnsi="Arial" w:cs="Arial"/>
-          <w:sz w:val="24"/>
-        </w:rPr>
-        <w:t>Week : 3</w:t>
-      </w:r>
-    </w:p>
-    <w:tbl>
-      <w:tblPr>
-        <w:tblStyle w:val="TableGrid"/>
-        <w:tblW w:w="8850" w:type="dxa"/>
-        <w:tblInd w:w="-230" w:type="dxa"/>
-        <w:tblCellMar>
-          <w:top w:w="51" w:type="dxa"/>
-          <w:left w:w="137" w:type="dxa"/>
-          <w:right w:w="115" w:type="dxa"/>
-        </w:tblCellMar>
-        <w:tblLook w:val="04A0" w:firstRow="1" w:lastRow="0" w:firstColumn="1" w:lastColumn="0" w:noHBand="0" w:noVBand="1"/>
-      </w:tblPr>
-      <w:tblGrid>
-        <w:gridCol w:w="660"/>
-        <w:gridCol w:w="1770"/>
-        <w:gridCol w:w="6420"/>
-      </w:tblGrid>
-      <w:tr>
-        <w:trPr>
-          <w:trHeight w:val="424"/>
-        </w:trPr>
-        <w:tc>
-          <w:tcPr>
-            <w:tcW w:w="660" w:type="dxa"/>
-            <w:tcBorders>
-              <w:top w:val="single" w:sz="4" w:space="0" w:color="000000"/>
-              <w:left w:val="single" w:sz="4" w:space="0" w:color="000000"/>
-              <w:bottom w:val="single" w:sz="4" w:space="0" w:color="000000"/>
-              <w:right w:val="single" w:sz="4" w:space="0" w:color="000000"/>
-            </w:tcBorders>
-          </w:tcPr>
-          <w:p>
-            <w:r>
-              <w:rPr>
-                <w:rFonts w:ascii="Arial" w:eastAsia="Arial" w:hAnsi="Arial" w:cs="Arial"/>
-                <w:b/>
-                <w:sz w:val="24"/>
-              </w:rPr>
-              <w:t>No.</w:t>
-            </w:r>
-          </w:p>
-        </w:tc>
-        <w:tc>
-          <w:tcPr>
-            <w:tcW w:w="1770" w:type="dxa"/>
-            <w:tcBorders>
-              <w:top w:val="single" w:sz="4" w:space="0" w:color="000000"/>
-              <w:left w:val="single" w:sz="4" w:space="0" w:color="000000"/>
-              <w:bottom w:val="single" w:sz="4" w:space="0" w:color="000000"/>
-              <w:right w:val="single" w:sz="4" w:space="0" w:color="000000"/>
-            </w:tcBorders>
-          </w:tcPr>
-          <w:p>
-            <w:pPr>
-              <w:ind w:right="21"/>
-              <w:jc w:val="center"/>
-            </w:pPr>
-            <w:r>
-              <w:rPr>
-                <w:rFonts w:ascii="Arial" w:eastAsia="Arial" w:hAnsi="Arial" w:cs="Arial"/>
-                <w:b/>
-                <w:sz w:val="24"/>
-              </w:rPr>
-              <w:t>Date</w:t>
-            </w:r>
-          </w:p>
-        </w:tc>
-        <w:tc>
-          <w:tcPr>
-            <w:tcW w:w="6420" w:type="dxa"/>
-            <w:tcBorders>
-              <w:top w:val="single" w:sz="4" w:space="0" w:color="000000"/>
-              <w:left w:val="single" w:sz="4" w:space="0" w:color="000000"/>
-              <w:bottom w:val="single" w:sz="4" w:space="0" w:color="000000"/>
-              <w:right w:val="single" w:sz="4" w:space="0" w:color="000000"/>
-            </w:tcBorders>
-          </w:tcPr>
-          <w:p>
-            <w:pPr>
-              <w:ind w:right="21"/>
-              <w:jc w:val="center"/>
-            </w:pPr>
-            <w:r>
-              <w:rPr>
-                <w:rFonts w:ascii="Arial" w:eastAsia="Arial" w:hAnsi="Arial" w:cs="Arial"/>
-                <w:b/>
-                <w:sz w:val="24"/>
-              </w:rPr>
-              <w:t>Activities</w:t>
-            </w:r>
-          </w:p>
-        </w:tc>
-      </w:tr>
-      <w:tr>
-        <w:trPr>
-          <w:trHeight w:val="743"/>
-        </w:trPr>
-        <w:tc>
-          <w:tcPr>
-            <w:tcW w:w="660" w:type="dxa"/>
-            <w:tcBorders>
-              <w:top w:val="single" w:sz="4" w:space="0" w:color="000000"/>
-              <w:left w:val="single" w:sz="4" w:space="0" w:color="000000"/>
-              <w:bottom w:val="single" w:sz="4" w:space="0" w:color="000000"/>
-              <w:right w:val="single" w:sz="4" w:space="0" w:color="000000"/>
-            </w:tcBorders>
-          </w:tcPr>
-          <w:p>
-            <w:pPr>
-              <w:ind w:right="21"/>
-              <w:jc w:val="center"/>
-            </w:pPr>
-            <w:r>
-              <w:rPr>
-                <w:rFonts w:ascii="Arial" w:eastAsia="Arial" w:hAnsi="Arial" w:cs="Arial"/>
-              </w:rPr>
-              <w:t>1</w:t>
-            </w:r>
-          </w:p>
-        </w:tc>
-        <w:tc>
-          <w:tcPr>
-            <w:tcW w:w="1770" w:type="dxa"/>
-            <w:tcBorders>
-              <w:top w:val="single" w:sz="4" w:space="0" w:color="000000"/>
-              <w:left w:val="single" w:sz="4" w:space="0" w:color="000000"/>
-              <w:bottom w:val="single" w:sz="4" w:space="0" w:color="000000"/>
-              <w:right w:val="single" w:sz="4" w:space="0" w:color="000000"/>
-            </w:tcBorders>
-          </w:tcPr>
-          <w:p/>
-        </w:tc>
-        <w:tc>
-          <w:tcPr>
-            <w:tcW w:w="6420" w:type="dxa"/>
-            <w:tcBorders>
-              <w:top w:val="single" w:sz="4" w:space="0" w:color="000000"/>
-              <w:left w:val="single" w:sz="4" w:space="0" w:color="000000"/>
-              <w:bottom w:val="single" w:sz="4" w:space="0" w:color="000000"/>
-              <w:right w:val="single" w:sz="4" w:space="0" w:color="000000"/>
-            </w:tcBorders>
-          </w:tcPr>
-          <w:p/>
-        </w:tc>
-      </w:tr>
-      <w:tr>
-        <w:trPr>
-          <w:trHeight w:val="1541"/>
-        </w:trPr>
-        <w:tc>
-          <w:tcPr>
-            <w:tcW w:w="660" w:type="dxa"/>
-            <w:tcBorders>
-              <w:top w:val="single" w:sz="4" w:space="0" w:color="000000"/>
-              <w:left w:val="single" w:sz="4" w:space="0" w:color="000000"/>
-              <w:bottom w:val="single" w:sz="4" w:space="0" w:color="000000"/>
-              <w:right w:val="single" w:sz="4" w:space="0" w:color="000000"/>
-            </w:tcBorders>
-          </w:tcPr>
-          <w:p>
-            <w:pPr>
-              <w:ind w:left="127"/>
-            </w:pPr>
-            <w:r>
-              <w:rPr>
-                <w:rFonts w:ascii="Arial" w:eastAsia="Arial" w:hAnsi="Arial" w:cs="Arial"/>
-                <w:sz w:val="24"/>
-              </w:rPr>
-              <w:t>2</w:t>
-            </w:r>
-          </w:p>
-        </w:tc>
-        <w:tc>
-          <w:tcPr>
-            <w:tcW w:w="1770" w:type="dxa"/>
-            <w:tcBorders>
-              <w:top w:val="single" w:sz="4" w:space="0" w:color="000000"/>
-              <w:left w:val="single" w:sz="4" w:space="0" w:color="000000"/>
-              <w:bottom w:val="single" w:sz="4" w:space="0" w:color="000000"/>
-              <w:right w:val="single" w:sz="4" w:space="0" w:color="000000"/>
-            </w:tcBorders>
-          </w:tcPr>
-          <w:p/>
-        </w:tc>
-        <w:tc>
-          <w:tcPr>
-            <w:tcW w:w="6420" w:type="dxa"/>
-            <w:tcBorders>
-              <w:top w:val="single" w:sz="4" w:space="0" w:color="000000"/>
-              <w:left w:val="single" w:sz="4" w:space="0" w:color="000000"/>
-              <w:bottom w:val="single" w:sz="4" w:space="0" w:color="000000"/>
-              <w:right w:val="single" w:sz="4" w:space="0" w:color="000000"/>
-            </w:tcBorders>
-          </w:tcPr>
-          <w:p/>
-        </w:tc>
-      </w:tr>
-      <w:tr>
-        <w:trPr>
-          <w:trHeight w:val="1541"/>
-        </w:trPr>
-        <w:tc>
-          <w:tcPr>
-            <w:tcW w:w="660" w:type="dxa"/>
-            <w:tcBorders>
-              <w:top w:val="single" w:sz="4" w:space="0" w:color="000000"/>
-              <w:left w:val="single" w:sz="4" w:space="0" w:color="000000"/>
-              <w:bottom w:val="single" w:sz="4" w:space="0" w:color="000000"/>
-              <w:right w:val="single" w:sz="4" w:space="0" w:color="000000"/>
-            </w:tcBorders>
-          </w:tcPr>
-          <w:p>
-            <w:pPr>
-              <w:ind w:left="127"/>
-            </w:pPr>
-            <w:r>
-              <w:rPr>
-                <w:rFonts w:ascii="Arial" w:eastAsia="Arial" w:hAnsi="Arial" w:cs="Arial"/>
-                <w:sz w:val="24"/>
-              </w:rPr>
-              <w:t>3</w:t>
-            </w:r>
-          </w:p>
-        </w:tc>
-        <w:tc>
-          <w:tcPr>
-            <w:tcW w:w="1770" w:type="dxa"/>
-            <w:tcBorders>
-              <w:top w:val="single" w:sz="4" w:space="0" w:color="000000"/>
-              <w:left w:val="single" w:sz="4" w:space="0" w:color="000000"/>
-              <w:bottom w:val="single" w:sz="4" w:space="0" w:color="000000"/>
-              <w:right w:val="single" w:sz="4" w:space="0" w:color="000000"/>
-            </w:tcBorders>
-          </w:tcPr>
-          <w:p/>
-        </w:tc>
-        <w:tc>
-          <w:tcPr>
-            <w:tcW w:w="6420" w:type="dxa"/>
-            <w:tcBorders>
-              <w:top w:val="single" w:sz="4" w:space="0" w:color="000000"/>
-              <w:left w:val="single" w:sz="4" w:space="0" w:color="000000"/>
-              <w:bottom w:val="single" w:sz="4" w:space="0" w:color="000000"/>
-              <w:right w:val="single" w:sz="4" w:space="0" w:color="000000"/>
-            </w:tcBorders>
-          </w:tcPr>
-          <w:p/>
-        </w:tc>
-      </w:tr>
-      <w:tr>
-        <w:trPr>
-          <w:trHeight w:val="1541"/>
-        </w:trPr>
-        <w:tc>
-          <w:tcPr>
-            <w:tcW w:w="660" w:type="dxa"/>
-            <w:tcBorders>
-              <w:top w:val="single" w:sz="4" w:space="0" w:color="000000"/>
-              <w:left w:val="single" w:sz="4" w:space="0" w:color="000000"/>
-              <w:bottom w:val="single" w:sz="4" w:space="0" w:color="000000"/>
-              <w:right w:val="single" w:sz="4" w:space="0" w:color="000000"/>
-            </w:tcBorders>
-          </w:tcPr>
-          <w:p>
-            <w:pPr>
-              <w:ind w:left="127"/>
-            </w:pPr>
-            <w:r>
-              <w:rPr>
-                <w:rFonts w:ascii="Arial" w:eastAsia="Arial" w:hAnsi="Arial" w:cs="Arial"/>
-                <w:sz w:val="24"/>
-              </w:rPr>
-              <w:t>4</w:t>
-            </w:r>
-          </w:p>
-        </w:tc>
-        <w:tc>
-          <w:tcPr>
-            <w:tcW w:w="1770" w:type="dxa"/>
-            <w:tcBorders>
-              <w:top w:val="single" w:sz="4" w:space="0" w:color="000000"/>
-              <w:left w:val="single" w:sz="4" w:space="0" w:color="000000"/>
-              <w:bottom w:val="single" w:sz="4" w:space="0" w:color="000000"/>
-              <w:right w:val="single" w:sz="4" w:space="0" w:color="000000"/>
-            </w:tcBorders>
-          </w:tcPr>
-          <w:p/>
-        </w:tc>
-        <w:tc>
-          <w:tcPr>
-            <w:tcW w:w="6420" w:type="dxa"/>
-            <w:tcBorders>
-              <w:top w:val="single" w:sz="4" w:space="0" w:color="000000"/>
-              <w:left w:val="single" w:sz="4" w:space="0" w:color="000000"/>
-              <w:bottom w:val="single" w:sz="4" w:space="0" w:color="000000"/>
-              <w:right w:val="single" w:sz="4" w:space="0" w:color="000000"/>
-            </w:tcBorders>
-          </w:tcPr>
-          <w:p/>
-        </w:tc>
-      </w:tr>
-      <w:tr>
-        <w:trPr>
-          <w:trHeight w:val="1541"/>
-        </w:trPr>
-        <w:tc>
-          <w:tcPr>
-            <w:tcW w:w="660" w:type="dxa"/>
-            <w:tcBorders>
-              <w:top w:val="single" w:sz="4" w:space="0" w:color="000000"/>
-              <w:left w:val="single" w:sz="4" w:space="0" w:color="000000"/>
-              <w:bottom w:val="single" w:sz="4" w:space="0" w:color="000000"/>
-              <w:right w:val="single" w:sz="4" w:space="0" w:color="000000"/>
-            </w:tcBorders>
-          </w:tcPr>
-          <w:p>
-            <w:pPr>
-              <w:ind w:left="127"/>
-            </w:pPr>
-            <w:r>
-              <w:rPr>
-                <w:rFonts w:ascii="Arial" w:eastAsia="Arial" w:hAnsi="Arial" w:cs="Arial"/>
-                <w:sz w:val="24"/>
-              </w:rPr>
-              <w:t>5</w:t>
-            </w:r>
-          </w:p>
-        </w:tc>
-        <w:tc>
-          <w:tcPr>
-            <w:tcW w:w="1770" w:type="dxa"/>
-            <w:tcBorders>
-              <w:top w:val="single" w:sz="4" w:space="0" w:color="000000"/>
-              <w:left w:val="single" w:sz="4" w:space="0" w:color="000000"/>
-              <w:bottom w:val="single" w:sz="4" w:space="0" w:color="000000"/>
-              <w:right w:val="single" w:sz="4" w:space="0" w:color="000000"/>
-            </w:tcBorders>
-          </w:tcPr>
-          <w:p/>
-        </w:tc>
-        <w:tc>
-          <w:tcPr>
-            <w:tcW w:w="6420" w:type="dxa"/>
-            <w:tcBorders>
-              <w:top w:val="single" w:sz="4" w:space="0" w:color="000000"/>
-              <w:left w:val="single" w:sz="4" w:space="0" w:color="000000"/>
-              <w:bottom w:val="single" w:sz="4" w:space="0" w:color="000000"/>
-              <w:right w:val="single" w:sz="4" w:space="0" w:color="000000"/>
-            </w:tcBorders>
-          </w:tcPr>
-          <w:p/>
-        </w:tc>
-      </w:tr>
-    </w:tbl>
-    <w:p>
-      <w:pPr>
-        <w:spacing w:after="116"/>
-        <w:ind w:left="-5" w:hanging="10"/>
-      </w:pPr>
-      <w:r>
-        <w:rPr>
-          <w:rFonts w:ascii="Arial" w:eastAsia="Arial" w:hAnsi="Arial" w:cs="Arial"/>
-          <w:sz w:val="24"/>
-        </w:rPr>
-        <w:t xml:space="preserve">Comments: </w:t>
-      </w:r>
-    </w:p>
-    <w:p>
-      <w:pPr>
-        <w:spacing w:after="0" w:line="360" w:lineRule="auto"/>
-        <w:ind w:left="-5" w:hanging="10"/>
-      </w:pPr>
-      <w:r>
-        <w:rPr>
-          <w:rFonts w:ascii="Arial" w:eastAsia="Arial" w:hAnsi="Arial" w:cs="Arial"/>
-          <w:sz w:val="24"/>
-        </w:rPr>
-        <w:t xml:space="preserve">______________________________________________________________ ________________________________________________________________ ________ </w:t>
-      </w:r>
-    </w:p>
-    <w:p>
-      <w:pPr>
-        <w:spacing w:after="116"/>
-        <w:ind w:left="-5" w:hanging="10"/>
-      </w:pPr>
-      <w:r>
-        <w:rPr>
-          <w:rFonts w:ascii="Arial" w:eastAsia="Arial" w:hAnsi="Arial" w:cs="Arial"/>
-          <w:sz w:val="24"/>
-        </w:rPr>
-        <w:t xml:space="preserve">Supervisor’s signature and stamp:  </w:t>
-      </w:r>
-    </w:p>
-    <w:p>
-      <w:pPr>
-        <w:spacing w:after="60"/>
-        <w:ind w:left="730" w:hanging="10"/>
-      </w:pPr>
-      <w:r>
-        <w:rPr>
-          <w:rFonts w:ascii="Arial" w:eastAsia="Arial" w:hAnsi="Arial" w:cs="Arial"/>
-          <w:sz w:val="24"/>
-        </w:rPr>
-        <w:t>________________________________</w:t>
-      </w:r>
-    </w:p>
-    <w:p>
-      <w:pPr>
-        <w:spacing w:after="87"/>
-        <w:ind w:left="-5" w:hanging="10"/>
-      </w:pPr>
-      <w:r>
-        <w:rPr>
-          <w:rFonts w:ascii="Arial" w:eastAsia="Arial" w:hAnsi="Arial" w:cs="Arial"/>
-          <w:b/>
-          <w:sz w:val="18"/>
-        </w:rPr>
-        <w:t>NOTES:</w:t>
-      </w:r>
-    </w:p>
-    <w:p>
-      <w:pPr>
-        <w:spacing w:after="87"/>
-        <w:ind w:left="-5" w:hanging="10"/>
-      </w:pPr>
-      <w:r>
-        <w:rPr>
-          <w:rFonts w:ascii="Arial" w:eastAsia="Arial" w:hAnsi="Arial" w:cs="Arial"/>
-          <w:b/>
-          <w:sz w:val="18"/>
-        </w:rPr>
-        <w:t>Write the logbook daily and get the sign from your external supervisor weekly.</w:t>
-      </w:r>
-    </w:p>
-    <w:p>
-      <w:pPr>
-        <w:spacing w:after="87" w:line="360" w:lineRule="auto"/>
-        <w:ind w:left="-5" w:hanging="10"/>
-      </w:pPr>
-      <w:r>
-        <w:rPr>
-          <w:rFonts w:ascii="Arial" w:eastAsia="Arial" w:hAnsi="Arial" w:cs="Arial"/>
-          <w:b/>
-          <w:sz w:val="18"/>
-        </w:rPr>
         <w:t>This logbook must be submitted to the internal supervisor. Please make sure to bind together with your report.</w:t>
       </w:r>
     </w:p>
@@ -3652,6 +5604,155 @@
 <file path=word/numbering.xml><?xml version="1.0" encoding="utf-8"?>
 <w:numbering xmlns:wpc="http://schemas.microsoft.com/office/word/2010/wordprocessingCanvas" xmlns:cx="http://schemas.microsoft.com/office/drawing/2014/chartex" xmlns:cx1="http://schemas.microsoft.com/office/drawing/2015/9/8/chartex" xmlns:cx2="http://schemas.microsoft.com/office/drawing/2015/10/21/chartex" xmlns:cx3="http://schemas.microsoft.com/office/drawing/2016/5/9/chartex" xmlns:cx4="http://schemas.microsoft.com/office/drawing/2016/5/10/chartex" xmlns:cx5="http://schemas.microsoft.com/office/drawing/2016/5/11/chartex" xmlns:cx6="http://schemas.microsoft.com/office/drawing/2016/5/12/chartex" xmlns:cx7="http://schemas.microsoft.com/office/drawing/2016/5/13/chartex" xmlns:cx8="http://schemas.microsoft.com/office/drawing/2016/5/14/chartex" xmlns:mc="http://schemas.openxmlformats.org/markup-compatibility/2006" xmlns:aink="http://schemas.microsoft.com/office/drawing/2016/ink" xmlns:am3d="http://schemas.microsoft.com/office/drawing/2017/model3d" xmlns:o="urn:schemas-microsoft-com:office:office" xmlns:r="http://schemas.openxmlformats.org/officeDocument/2006/relationships" xmlns:m="http://schemas.openxmlformats.org/officeDocument/2006/math" xmlns:v="urn:schemas-microsoft-com:vml" xmlns:wp14="http://schemas.microsoft.com/office/word/2010/wordprocessingDrawing" xmlns:wp="http://schemas.openxmlformats.org/drawingml/2006/wordprocessingDrawing" xmlns:w10="urn:schemas-microsoft-com:office:word" xmlns:w="http://schemas.openxmlformats.org/wordprocessingml/2006/main" xmlns:w14="http://schemas.microsoft.com/office/word/2010/wordml" xmlns:w15="http://schemas.microsoft.com/office/word/2012/wordml" xmlns:w16cex="http://schemas.microsoft.com/office/word/2018/wordml/cex" xmlns:w16cid="http://schemas.microsoft.com/office/word/2016/wordml/cid" xmlns:w16="http://schemas.microsoft.com/office/word/2018/wordml" xmlns:w16sdtdh="http://schemas.microsoft.com/office/word/2020/wordml/sdtdatahash" xmlns:w16se="http://schemas.microsoft.com/office/word/2015/wordml/symex" xmlns:wpg="http://schemas.microsoft.com/office/word/2010/wordprocessingGroup" xmlns:wpi="http://schemas.microsoft.com/office/word/2010/wordprocessingInk" xmlns:wne="http://schemas.microsoft.com/office/word/2006/wordml" xmlns:wps="http://schemas.microsoft.com/office/word/2010/wordprocessingShape" mc:Ignorable="w14 w15 w16se w16cid w16 w16cex w16sdtdh wp14">
   <w:abstractNum w:abstractNumId="0" w15:restartNumberingAfterBreak="0">
+    <w:nsid w:val="0B7C3BB8"/>
+    <w:multiLevelType w:val="multilevel"/>
+    <w:tmpl w:val="7EECC2AE"/>
+    <w:lvl w:ilvl="0">
+      <w:start w:val="1"/>
+      <w:numFmt w:val="bullet"/>
+      <w:lvlText w:val=""/>
+      <w:lvlJc w:val="left"/>
+      <w:pPr>
+        <w:tabs>
+          <w:tab w:val="num" w:pos="720"/>
+        </w:tabs>
+        <w:ind w:left="720" w:hanging="360"/>
+      </w:pPr>
+      <w:rPr>
+        <w:rFonts w:ascii="Symbol" w:hAnsi="Symbol" w:hint="default"/>
+        <w:sz w:val="20"/>
+      </w:rPr>
+    </w:lvl>
+    <w:lvl w:ilvl="1" w:tentative="1">
+      <w:start w:val="1"/>
+      <w:numFmt w:val="bullet"/>
+      <w:lvlText w:val="o"/>
+      <w:lvlJc w:val="left"/>
+      <w:pPr>
+        <w:tabs>
+          <w:tab w:val="num" w:pos="1440"/>
+        </w:tabs>
+        <w:ind w:left="1440" w:hanging="360"/>
+      </w:pPr>
+      <w:rPr>
+        <w:rFonts w:ascii="Courier New" w:hAnsi="Courier New" w:hint="default"/>
+        <w:sz w:val="20"/>
+      </w:rPr>
+    </w:lvl>
+    <w:lvl w:ilvl="2" w:tentative="1">
+      <w:start w:val="1"/>
+      <w:numFmt w:val="bullet"/>
+      <w:lvlText w:val=""/>
+      <w:lvlJc w:val="left"/>
+      <w:pPr>
+        <w:tabs>
+          <w:tab w:val="num" w:pos="2160"/>
+        </w:tabs>
+        <w:ind w:left="2160" w:hanging="360"/>
+      </w:pPr>
+      <w:rPr>
+        <w:rFonts w:ascii="Wingdings" w:hAnsi="Wingdings" w:hint="default"/>
+        <w:sz w:val="20"/>
+      </w:rPr>
+    </w:lvl>
+    <w:lvl w:ilvl="3" w:tentative="1">
+      <w:start w:val="1"/>
+      <w:numFmt w:val="bullet"/>
+      <w:lvlText w:val=""/>
+      <w:lvlJc w:val="left"/>
+      <w:pPr>
+        <w:tabs>
+          <w:tab w:val="num" w:pos="2880"/>
+        </w:tabs>
+        <w:ind w:left="2880" w:hanging="360"/>
+      </w:pPr>
+      <w:rPr>
+        <w:rFonts w:ascii="Wingdings" w:hAnsi="Wingdings" w:hint="default"/>
+        <w:sz w:val="20"/>
+      </w:rPr>
+    </w:lvl>
+    <w:lvl w:ilvl="4" w:tentative="1">
+      <w:start w:val="1"/>
+      <w:numFmt w:val="bullet"/>
+      <w:lvlText w:val=""/>
+      <w:lvlJc w:val="left"/>
+      <w:pPr>
+        <w:tabs>
+          <w:tab w:val="num" w:pos="3600"/>
+        </w:tabs>
+        <w:ind w:left="3600" w:hanging="360"/>
+      </w:pPr>
+      <w:rPr>
+        <w:rFonts w:ascii="Wingdings" w:hAnsi="Wingdings" w:hint="default"/>
+        <w:sz w:val="20"/>
+      </w:rPr>
+    </w:lvl>
+    <w:lvl w:ilvl="5" w:tentative="1">
+      <w:start w:val="1"/>
+      <w:numFmt w:val="bullet"/>
+      <w:lvlText w:val=""/>
+      <w:lvlJc w:val="left"/>
+      <w:pPr>
+        <w:tabs>
+          <w:tab w:val="num" w:pos="4320"/>
+        </w:tabs>
+        <w:ind w:left="4320" w:hanging="360"/>
+      </w:pPr>
+      <w:rPr>
+        <w:rFonts w:ascii="Wingdings" w:hAnsi="Wingdings" w:hint="default"/>
+        <w:sz w:val="20"/>
+      </w:rPr>
+    </w:lvl>
+    <w:lvl w:ilvl="6" w:tentative="1">
+      <w:start w:val="1"/>
+      <w:numFmt w:val="bullet"/>
+      <w:lvlText w:val=""/>
+      <w:lvlJc w:val="left"/>
+      <w:pPr>
+        <w:tabs>
+          <w:tab w:val="num" w:pos="5040"/>
+        </w:tabs>
+        <w:ind w:left="5040" w:hanging="360"/>
+      </w:pPr>
+      <w:rPr>
+        <w:rFonts w:ascii="Wingdings" w:hAnsi="Wingdings" w:hint="default"/>
+        <w:sz w:val="20"/>
+      </w:rPr>
+    </w:lvl>
+    <w:lvl w:ilvl="7" w:tentative="1">
+      <w:start w:val="1"/>
+      <w:numFmt w:val="bullet"/>
+      <w:lvlText w:val=""/>
+      <w:lvlJc w:val="left"/>
+      <w:pPr>
+        <w:tabs>
+          <w:tab w:val="num" w:pos="5760"/>
+        </w:tabs>
+        <w:ind w:left="5760" w:hanging="360"/>
+      </w:pPr>
+      <w:rPr>
+        <w:rFonts w:ascii="Wingdings" w:hAnsi="Wingdings" w:hint="default"/>
+        <w:sz w:val="20"/>
+      </w:rPr>
+    </w:lvl>
+    <w:lvl w:ilvl="8" w:tentative="1">
+      <w:start w:val="1"/>
+      <w:numFmt w:val="bullet"/>
+      <w:lvlText w:val=""/>
+      <w:lvlJc w:val="left"/>
+      <w:pPr>
+        <w:tabs>
+          <w:tab w:val="num" w:pos="6480"/>
+        </w:tabs>
+        <w:ind w:left="6480" w:hanging="360"/>
+      </w:pPr>
+      <w:rPr>
+        <w:rFonts w:ascii="Wingdings" w:hAnsi="Wingdings" w:hint="default"/>
+        <w:sz w:val="20"/>
+      </w:rPr>
+    </w:lvl>
+  </w:abstractNum>
+  <w:abstractNum w:abstractNumId="1" w15:restartNumberingAfterBreak="0">
     <w:nsid w:val="0D6761DD"/>
     <w:multiLevelType w:val="multilevel"/>
     <w:tmpl w:val="5D0C1770"/>
@@ -3800,7 +5901,156 @@
       </w:rPr>
     </w:lvl>
   </w:abstractNum>
-  <w:abstractNum w:abstractNumId="1" w15:restartNumberingAfterBreak="0">
+  <w:abstractNum w:abstractNumId="2" w15:restartNumberingAfterBreak="0">
+    <w:nsid w:val="2839425A"/>
+    <w:multiLevelType w:val="multilevel"/>
+    <w:tmpl w:val="6B3A0D46"/>
+    <w:lvl w:ilvl="0">
+      <w:start w:val="1"/>
+      <w:numFmt w:val="bullet"/>
+      <w:lvlText w:val=""/>
+      <w:lvlJc w:val="left"/>
+      <w:pPr>
+        <w:tabs>
+          <w:tab w:val="num" w:pos="720"/>
+        </w:tabs>
+        <w:ind w:left="720" w:hanging="360"/>
+      </w:pPr>
+      <w:rPr>
+        <w:rFonts w:ascii="Symbol" w:hAnsi="Symbol" w:hint="default"/>
+        <w:sz w:val="20"/>
+      </w:rPr>
+    </w:lvl>
+    <w:lvl w:ilvl="1" w:tentative="1">
+      <w:start w:val="1"/>
+      <w:numFmt w:val="bullet"/>
+      <w:lvlText w:val="o"/>
+      <w:lvlJc w:val="left"/>
+      <w:pPr>
+        <w:tabs>
+          <w:tab w:val="num" w:pos="1440"/>
+        </w:tabs>
+        <w:ind w:left="1440" w:hanging="360"/>
+      </w:pPr>
+      <w:rPr>
+        <w:rFonts w:ascii="Courier New" w:hAnsi="Courier New" w:hint="default"/>
+        <w:sz w:val="20"/>
+      </w:rPr>
+    </w:lvl>
+    <w:lvl w:ilvl="2" w:tentative="1">
+      <w:start w:val="1"/>
+      <w:numFmt w:val="bullet"/>
+      <w:lvlText w:val=""/>
+      <w:lvlJc w:val="left"/>
+      <w:pPr>
+        <w:tabs>
+          <w:tab w:val="num" w:pos="2160"/>
+        </w:tabs>
+        <w:ind w:left="2160" w:hanging="360"/>
+      </w:pPr>
+      <w:rPr>
+        <w:rFonts w:ascii="Wingdings" w:hAnsi="Wingdings" w:hint="default"/>
+        <w:sz w:val="20"/>
+      </w:rPr>
+    </w:lvl>
+    <w:lvl w:ilvl="3" w:tentative="1">
+      <w:start w:val="1"/>
+      <w:numFmt w:val="bullet"/>
+      <w:lvlText w:val=""/>
+      <w:lvlJc w:val="left"/>
+      <w:pPr>
+        <w:tabs>
+          <w:tab w:val="num" w:pos="2880"/>
+        </w:tabs>
+        <w:ind w:left="2880" w:hanging="360"/>
+      </w:pPr>
+      <w:rPr>
+        <w:rFonts w:ascii="Wingdings" w:hAnsi="Wingdings" w:hint="default"/>
+        <w:sz w:val="20"/>
+      </w:rPr>
+    </w:lvl>
+    <w:lvl w:ilvl="4" w:tentative="1">
+      <w:start w:val="1"/>
+      <w:numFmt w:val="bullet"/>
+      <w:lvlText w:val=""/>
+      <w:lvlJc w:val="left"/>
+      <w:pPr>
+        <w:tabs>
+          <w:tab w:val="num" w:pos="3600"/>
+        </w:tabs>
+        <w:ind w:left="3600" w:hanging="360"/>
+      </w:pPr>
+      <w:rPr>
+        <w:rFonts w:ascii="Wingdings" w:hAnsi="Wingdings" w:hint="default"/>
+        <w:sz w:val="20"/>
+      </w:rPr>
+    </w:lvl>
+    <w:lvl w:ilvl="5" w:tentative="1">
+      <w:start w:val="1"/>
+      <w:numFmt w:val="bullet"/>
+      <w:lvlText w:val=""/>
+      <w:lvlJc w:val="left"/>
+      <w:pPr>
+        <w:tabs>
+          <w:tab w:val="num" w:pos="4320"/>
+        </w:tabs>
+        <w:ind w:left="4320" w:hanging="360"/>
+      </w:pPr>
+      <w:rPr>
+        <w:rFonts w:ascii="Wingdings" w:hAnsi="Wingdings" w:hint="default"/>
+        <w:sz w:val="20"/>
+      </w:rPr>
+    </w:lvl>
+    <w:lvl w:ilvl="6" w:tentative="1">
+      <w:start w:val="1"/>
+      <w:numFmt w:val="bullet"/>
+      <w:lvlText w:val=""/>
+      <w:lvlJc w:val="left"/>
+      <w:pPr>
+        <w:tabs>
+          <w:tab w:val="num" w:pos="5040"/>
+        </w:tabs>
+        <w:ind w:left="5040" w:hanging="360"/>
+      </w:pPr>
+      <w:rPr>
+        <w:rFonts w:ascii="Wingdings" w:hAnsi="Wingdings" w:hint="default"/>
+        <w:sz w:val="20"/>
+      </w:rPr>
+    </w:lvl>
+    <w:lvl w:ilvl="7" w:tentative="1">
+      <w:start w:val="1"/>
+      <w:numFmt w:val="bullet"/>
+      <w:lvlText w:val=""/>
+      <w:lvlJc w:val="left"/>
+      <w:pPr>
+        <w:tabs>
+          <w:tab w:val="num" w:pos="5760"/>
+        </w:tabs>
+        <w:ind w:left="5760" w:hanging="360"/>
+      </w:pPr>
+      <w:rPr>
+        <w:rFonts w:ascii="Wingdings" w:hAnsi="Wingdings" w:hint="default"/>
+        <w:sz w:val="20"/>
+      </w:rPr>
+    </w:lvl>
+    <w:lvl w:ilvl="8" w:tentative="1">
+      <w:start w:val="1"/>
+      <w:numFmt w:val="bullet"/>
+      <w:lvlText w:val=""/>
+      <w:lvlJc w:val="left"/>
+      <w:pPr>
+        <w:tabs>
+          <w:tab w:val="num" w:pos="6480"/>
+        </w:tabs>
+        <w:ind w:left="6480" w:hanging="360"/>
+      </w:pPr>
+      <w:rPr>
+        <w:rFonts w:ascii="Wingdings" w:hAnsi="Wingdings" w:hint="default"/>
+        <w:sz w:val="20"/>
+      </w:rPr>
+    </w:lvl>
+  </w:abstractNum>
+  <w:abstractNum w:abstractNumId="3" w15:restartNumberingAfterBreak="0">
     <w:nsid w:val="29B23FB3"/>
     <w:multiLevelType w:val="multilevel"/>
     <w:tmpl w:val="0AFA9EE6"/>
@@ -3949,7 +6199,156 @@
       </w:rPr>
     </w:lvl>
   </w:abstractNum>
-  <w:abstractNum w:abstractNumId="2" w15:restartNumberingAfterBreak="0">
+  <w:abstractNum w:abstractNumId="4" w15:restartNumberingAfterBreak="0">
+    <w:nsid w:val="34A60C9E"/>
+    <w:multiLevelType w:val="multilevel"/>
+    <w:tmpl w:val="6A8AC5FE"/>
+    <w:lvl w:ilvl="0">
+      <w:start w:val="1"/>
+      <w:numFmt w:val="bullet"/>
+      <w:lvlText w:val=""/>
+      <w:lvlJc w:val="left"/>
+      <w:pPr>
+        <w:tabs>
+          <w:tab w:val="num" w:pos="720"/>
+        </w:tabs>
+        <w:ind w:left="720" w:hanging="360"/>
+      </w:pPr>
+      <w:rPr>
+        <w:rFonts w:ascii="Symbol" w:hAnsi="Symbol" w:hint="default"/>
+        <w:sz w:val="20"/>
+      </w:rPr>
+    </w:lvl>
+    <w:lvl w:ilvl="1" w:tentative="1">
+      <w:start w:val="1"/>
+      <w:numFmt w:val="bullet"/>
+      <w:lvlText w:val="o"/>
+      <w:lvlJc w:val="left"/>
+      <w:pPr>
+        <w:tabs>
+          <w:tab w:val="num" w:pos="1440"/>
+        </w:tabs>
+        <w:ind w:left="1440" w:hanging="360"/>
+      </w:pPr>
+      <w:rPr>
+        <w:rFonts w:ascii="Courier New" w:hAnsi="Courier New" w:hint="default"/>
+        <w:sz w:val="20"/>
+      </w:rPr>
+    </w:lvl>
+    <w:lvl w:ilvl="2" w:tentative="1">
+      <w:start w:val="1"/>
+      <w:numFmt w:val="bullet"/>
+      <w:lvlText w:val=""/>
+      <w:lvlJc w:val="left"/>
+      <w:pPr>
+        <w:tabs>
+          <w:tab w:val="num" w:pos="2160"/>
+        </w:tabs>
+        <w:ind w:left="2160" w:hanging="360"/>
+      </w:pPr>
+      <w:rPr>
+        <w:rFonts w:ascii="Wingdings" w:hAnsi="Wingdings" w:hint="default"/>
+        <w:sz w:val="20"/>
+      </w:rPr>
+    </w:lvl>
+    <w:lvl w:ilvl="3" w:tentative="1">
+      <w:start w:val="1"/>
+      <w:numFmt w:val="bullet"/>
+      <w:lvlText w:val=""/>
+      <w:lvlJc w:val="left"/>
+      <w:pPr>
+        <w:tabs>
+          <w:tab w:val="num" w:pos="2880"/>
+        </w:tabs>
+        <w:ind w:left="2880" w:hanging="360"/>
+      </w:pPr>
+      <w:rPr>
+        <w:rFonts w:ascii="Wingdings" w:hAnsi="Wingdings" w:hint="default"/>
+        <w:sz w:val="20"/>
+      </w:rPr>
+    </w:lvl>
+    <w:lvl w:ilvl="4" w:tentative="1">
+      <w:start w:val="1"/>
+      <w:numFmt w:val="bullet"/>
+      <w:lvlText w:val=""/>
+      <w:lvlJc w:val="left"/>
+      <w:pPr>
+        <w:tabs>
+          <w:tab w:val="num" w:pos="3600"/>
+        </w:tabs>
+        <w:ind w:left="3600" w:hanging="360"/>
+      </w:pPr>
+      <w:rPr>
+        <w:rFonts w:ascii="Wingdings" w:hAnsi="Wingdings" w:hint="default"/>
+        <w:sz w:val="20"/>
+      </w:rPr>
+    </w:lvl>
+    <w:lvl w:ilvl="5" w:tentative="1">
+      <w:start w:val="1"/>
+      <w:numFmt w:val="bullet"/>
+      <w:lvlText w:val=""/>
+      <w:lvlJc w:val="left"/>
+      <w:pPr>
+        <w:tabs>
+          <w:tab w:val="num" w:pos="4320"/>
+        </w:tabs>
+        <w:ind w:left="4320" w:hanging="360"/>
+      </w:pPr>
+      <w:rPr>
+        <w:rFonts w:ascii="Wingdings" w:hAnsi="Wingdings" w:hint="default"/>
+        <w:sz w:val="20"/>
+      </w:rPr>
+    </w:lvl>
+    <w:lvl w:ilvl="6" w:tentative="1">
+      <w:start w:val="1"/>
+      <w:numFmt w:val="bullet"/>
+      <w:lvlText w:val=""/>
+      <w:lvlJc w:val="left"/>
+      <w:pPr>
+        <w:tabs>
+          <w:tab w:val="num" w:pos="5040"/>
+        </w:tabs>
+        <w:ind w:left="5040" w:hanging="360"/>
+      </w:pPr>
+      <w:rPr>
+        <w:rFonts w:ascii="Wingdings" w:hAnsi="Wingdings" w:hint="default"/>
+        <w:sz w:val="20"/>
+      </w:rPr>
+    </w:lvl>
+    <w:lvl w:ilvl="7" w:tentative="1">
+      <w:start w:val="1"/>
+      <w:numFmt w:val="bullet"/>
+      <w:lvlText w:val=""/>
+      <w:lvlJc w:val="left"/>
+      <w:pPr>
+        <w:tabs>
+          <w:tab w:val="num" w:pos="5760"/>
+        </w:tabs>
+        <w:ind w:left="5760" w:hanging="360"/>
+      </w:pPr>
+      <w:rPr>
+        <w:rFonts w:ascii="Wingdings" w:hAnsi="Wingdings" w:hint="default"/>
+        <w:sz w:val="20"/>
+      </w:rPr>
+    </w:lvl>
+    <w:lvl w:ilvl="8" w:tentative="1">
+      <w:start w:val="1"/>
+      <w:numFmt w:val="bullet"/>
+      <w:lvlText w:val=""/>
+      <w:lvlJc w:val="left"/>
+      <w:pPr>
+        <w:tabs>
+          <w:tab w:val="num" w:pos="6480"/>
+        </w:tabs>
+        <w:ind w:left="6480" w:hanging="360"/>
+      </w:pPr>
+      <w:rPr>
+        <w:rFonts w:ascii="Wingdings" w:hAnsi="Wingdings" w:hint="default"/>
+        <w:sz w:val="20"/>
+      </w:rPr>
+    </w:lvl>
+  </w:abstractNum>
+  <w:abstractNum w:abstractNumId="5" w15:restartNumberingAfterBreak="0">
     <w:nsid w:val="42CA7D6A"/>
     <w:multiLevelType w:val="multilevel"/>
     <w:tmpl w:val="2D7696C2"/>
@@ -4098,7 +6497,305 @@
       </w:rPr>
     </w:lvl>
   </w:abstractNum>
-  <w:abstractNum w:abstractNumId="3" w15:restartNumberingAfterBreak="0">
+  <w:abstractNum w:abstractNumId="6" w15:restartNumberingAfterBreak="0">
+    <w:nsid w:val="42CC4843"/>
+    <w:multiLevelType w:val="multilevel"/>
+    <w:tmpl w:val="D8E45FAA"/>
+    <w:lvl w:ilvl="0">
+      <w:start w:val="1"/>
+      <w:numFmt w:val="bullet"/>
+      <w:lvlText w:val=""/>
+      <w:lvlJc w:val="left"/>
+      <w:pPr>
+        <w:tabs>
+          <w:tab w:val="num" w:pos="720"/>
+        </w:tabs>
+        <w:ind w:left="720" w:hanging="360"/>
+      </w:pPr>
+      <w:rPr>
+        <w:rFonts w:ascii="Symbol" w:hAnsi="Symbol" w:hint="default"/>
+        <w:sz w:val="20"/>
+      </w:rPr>
+    </w:lvl>
+    <w:lvl w:ilvl="1" w:tentative="1">
+      <w:start w:val="1"/>
+      <w:numFmt w:val="bullet"/>
+      <w:lvlText w:val="o"/>
+      <w:lvlJc w:val="left"/>
+      <w:pPr>
+        <w:tabs>
+          <w:tab w:val="num" w:pos="1440"/>
+        </w:tabs>
+        <w:ind w:left="1440" w:hanging="360"/>
+      </w:pPr>
+      <w:rPr>
+        <w:rFonts w:ascii="Courier New" w:hAnsi="Courier New" w:hint="default"/>
+        <w:sz w:val="20"/>
+      </w:rPr>
+    </w:lvl>
+    <w:lvl w:ilvl="2" w:tentative="1">
+      <w:start w:val="1"/>
+      <w:numFmt w:val="bullet"/>
+      <w:lvlText w:val=""/>
+      <w:lvlJc w:val="left"/>
+      <w:pPr>
+        <w:tabs>
+          <w:tab w:val="num" w:pos="2160"/>
+        </w:tabs>
+        <w:ind w:left="2160" w:hanging="360"/>
+      </w:pPr>
+      <w:rPr>
+        <w:rFonts w:ascii="Wingdings" w:hAnsi="Wingdings" w:hint="default"/>
+        <w:sz w:val="20"/>
+      </w:rPr>
+    </w:lvl>
+    <w:lvl w:ilvl="3" w:tentative="1">
+      <w:start w:val="1"/>
+      <w:numFmt w:val="bullet"/>
+      <w:lvlText w:val=""/>
+      <w:lvlJc w:val="left"/>
+      <w:pPr>
+        <w:tabs>
+          <w:tab w:val="num" w:pos="2880"/>
+        </w:tabs>
+        <w:ind w:left="2880" w:hanging="360"/>
+      </w:pPr>
+      <w:rPr>
+        <w:rFonts w:ascii="Wingdings" w:hAnsi="Wingdings" w:hint="default"/>
+        <w:sz w:val="20"/>
+      </w:rPr>
+    </w:lvl>
+    <w:lvl w:ilvl="4" w:tentative="1">
+      <w:start w:val="1"/>
+      <w:numFmt w:val="bullet"/>
+      <w:lvlText w:val=""/>
+      <w:lvlJc w:val="left"/>
+      <w:pPr>
+        <w:tabs>
+          <w:tab w:val="num" w:pos="3600"/>
+        </w:tabs>
+        <w:ind w:left="3600" w:hanging="360"/>
+      </w:pPr>
+      <w:rPr>
+        <w:rFonts w:ascii="Wingdings" w:hAnsi="Wingdings" w:hint="default"/>
+        <w:sz w:val="20"/>
+      </w:rPr>
+    </w:lvl>
+    <w:lvl w:ilvl="5" w:tentative="1">
+      <w:start w:val="1"/>
+      <w:numFmt w:val="bullet"/>
+      <w:lvlText w:val=""/>
+      <w:lvlJc w:val="left"/>
+      <w:pPr>
+        <w:tabs>
+          <w:tab w:val="num" w:pos="4320"/>
+        </w:tabs>
+        <w:ind w:left="4320" w:hanging="360"/>
+      </w:pPr>
+      <w:rPr>
+        <w:rFonts w:ascii="Wingdings" w:hAnsi="Wingdings" w:hint="default"/>
+        <w:sz w:val="20"/>
+      </w:rPr>
+    </w:lvl>
+    <w:lvl w:ilvl="6" w:tentative="1">
+      <w:start w:val="1"/>
+      <w:numFmt w:val="bullet"/>
+      <w:lvlText w:val=""/>
+      <w:lvlJc w:val="left"/>
+      <w:pPr>
+        <w:tabs>
+          <w:tab w:val="num" w:pos="5040"/>
+        </w:tabs>
+        <w:ind w:left="5040" w:hanging="360"/>
+      </w:pPr>
+      <w:rPr>
+        <w:rFonts w:ascii="Wingdings" w:hAnsi="Wingdings" w:hint="default"/>
+        <w:sz w:val="20"/>
+      </w:rPr>
+    </w:lvl>
+    <w:lvl w:ilvl="7" w:tentative="1">
+      <w:start w:val="1"/>
+      <w:numFmt w:val="bullet"/>
+      <w:lvlText w:val=""/>
+      <w:lvlJc w:val="left"/>
+      <w:pPr>
+        <w:tabs>
+          <w:tab w:val="num" w:pos="5760"/>
+        </w:tabs>
+        <w:ind w:left="5760" w:hanging="360"/>
+      </w:pPr>
+      <w:rPr>
+        <w:rFonts w:ascii="Wingdings" w:hAnsi="Wingdings" w:hint="default"/>
+        <w:sz w:val="20"/>
+      </w:rPr>
+    </w:lvl>
+    <w:lvl w:ilvl="8" w:tentative="1">
+      <w:start w:val="1"/>
+      <w:numFmt w:val="bullet"/>
+      <w:lvlText w:val=""/>
+      <w:lvlJc w:val="left"/>
+      <w:pPr>
+        <w:tabs>
+          <w:tab w:val="num" w:pos="6480"/>
+        </w:tabs>
+        <w:ind w:left="6480" w:hanging="360"/>
+      </w:pPr>
+      <w:rPr>
+        <w:rFonts w:ascii="Wingdings" w:hAnsi="Wingdings" w:hint="default"/>
+        <w:sz w:val="20"/>
+      </w:rPr>
+    </w:lvl>
+  </w:abstractNum>
+  <w:abstractNum w:abstractNumId="7" w15:restartNumberingAfterBreak="0">
+    <w:nsid w:val="480527DC"/>
+    <w:multiLevelType w:val="multilevel"/>
+    <w:tmpl w:val="B5A2BBB8"/>
+    <w:lvl w:ilvl="0">
+      <w:start w:val="1"/>
+      <w:numFmt w:val="bullet"/>
+      <w:lvlText w:val=""/>
+      <w:lvlJc w:val="left"/>
+      <w:pPr>
+        <w:tabs>
+          <w:tab w:val="num" w:pos="720"/>
+        </w:tabs>
+        <w:ind w:left="720" w:hanging="360"/>
+      </w:pPr>
+      <w:rPr>
+        <w:rFonts w:ascii="Symbol" w:hAnsi="Symbol" w:hint="default"/>
+        <w:sz w:val="20"/>
+      </w:rPr>
+    </w:lvl>
+    <w:lvl w:ilvl="1" w:tentative="1">
+      <w:start w:val="1"/>
+      <w:numFmt w:val="bullet"/>
+      <w:lvlText w:val="o"/>
+      <w:lvlJc w:val="left"/>
+      <w:pPr>
+        <w:tabs>
+          <w:tab w:val="num" w:pos="1440"/>
+        </w:tabs>
+        <w:ind w:left="1440" w:hanging="360"/>
+      </w:pPr>
+      <w:rPr>
+        <w:rFonts w:ascii="Courier New" w:hAnsi="Courier New" w:hint="default"/>
+        <w:sz w:val="20"/>
+      </w:rPr>
+    </w:lvl>
+    <w:lvl w:ilvl="2" w:tentative="1">
+      <w:start w:val="1"/>
+      <w:numFmt w:val="bullet"/>
+      <w:lvlText w:val=""/>
+      <w:lvlJc w:val="left"/>
+      <w:pPr>
+        <w:tabs>
+          <w:tab w:val="num" w:pos="2160"/>
+        </w:tabs>
+        <w:ind w:left="2160" w:hanging="360"/>
+      </w:pPr>
+      <w:rPr>
+        <w:rFonts w:ascii="Wingdings" w:hAnsi="Wingdings" w:hint="default"/>
+        <w:sz w:val="20"/>
+      </w:rPr>
+    </w:lvl>
+    <w:lvl w:ilvl="3" w:tentative="1">
+      <w:start w:val="1"/>
+      <w:numFmt w:val="bullet"/>
+      <w:lvlText w:val=""/>
+      <w:lvlJc w:val="left"/>
+      <w:pPr>
+        <w:tabs>
+          <w:tab w:val="num" w:pos="2880"/>
+        </w:tabs>
+        <w:ind w:left="2880" w:hanging="360"/>
+      </w:pPr>
+      <w:rPr>
+        <w:rFonts w:ascii="Wingdings" w:hAnsi="Wingdings" w:hint="default"/>
+        <w:sz w:val="20"/>
+      </w:rPr>
+    </w:lvl>
+    <w:lvl w:ilvl="4" w:tentative="1">
+      <w:start w:val="1"/>
+      <w:numFmt w:val="bullet"/>
+      <w:lvlText w:val=""/>
+      <w:lvlJc w:val="left"/>
+      <w:pPr>
+        <w:tabs>
+          <w:tab w:val="num" w:pos="3600"/>
+        </w:tabs>
+        <w:ind w:left="3600" w:hanging="360"/>
+      </w:pPr>
+      <w:rPr>
+        <w:rFonts w:ascii="Wingdings" w:hAnsi="Wingdings" w:hint="default"/>
+        <w:sz w:val="20"/>
+      </w:rPr>
+    </w:lvl>
+    <w:lvl w:ilvl="5" w:tentative="1">
+      <w:start w:val="1"/>
+      <w:numFmt w:val="bullet"/>
+      <w:lvlText w:val=""/>
+      <w:lvlJc w:val="left"/>
+      <w:pPr>
+        <w:tabs>
+          <w:tab w:val="num" w:pos="4320"/>
+        </w:tabs>
+        <w:ind w:left="4320" w:hanging="360"/>
+      </w:pPr>
+      <w:rPr>
+        <w:rFonts w:ascii="Wingdings" w:hAnsi="Wingdings" w:hint="default"/>
+        <w:sz w:val="20"/>
+      </w:rPr>
+    </w:lvl>
+    <w:lvl w:ilvl="6" w:tentative="1">
+      <w:start w:val="1"/>
+      <w:numFmt w:val="bullet"/>
+      <w:lvlText w:val=""/>
+      <w:lvlJc w:val="left"/>
+      <w:pPr>
+        <w:tabs>
+          <w:tab w:val="num" w:pos="5040"/>
+        </w:tabs>
+        <w:ind w:left="5040" w:hanging="360"/>
+      </w:pPr>
+      <w:rPr>
+        <w:rFonts w:ascii="Wingdings" w:hAnsi="Wingdings" w:hint="default"/>
+        <w:sz w:val="20"/>
+      </w:rPr>
+    </w:lvl>
+    <w:lvl w:ilvl="7" w:tentative="1">
+      <w:start w:val="1"/>
+      <w:numFmt w:val="bullet"/>
+      <w:lvlText w:val=""/>
+      <w:lvlJc w:val="left"/>
+      <w:pPr>
+        <w:tabs>
+          <w:tab w:val="num" w:pos="5760"/>
+        </w:tabs>
+        <w:ind w:left="5760" w:hanging="360"/>
+      </w:pPr>
+      <w:rPr>
+        <w:rFonts w:ascii="Wingdings" w:hAnsi="Wingdings" w:hint="default"/>
+        <w:sz w:val="20"/>
+      </w:rPr>
+    </w:lvl>
+    <w:lvl w:ilvl="8" w:tentative="1">
+      <w:start w:val="1"/>
+      <w:numFmt w:val="bullet"/>
+      <w:lvlText w:val=""/>
+      <w:lvlJc w:val="left"/>
+      <w:pPr>
+        <w:tabs>
+          <w:tab w:val="num" w:pos="6480"/>
+        </w:tabs>
+        <w:ind w:left="6480" w:hanging="360"/>
+      </w:pPr>
+      <w:rPr>
+        <w:rFonts w:ascii="Wingdings" w:hAnsi="Wingdings" w:hint="default"/>
+        <w:sz w:val="20"/>
+      </w:rPr>
+    </w:lvl>
+  </w:abstractNum>
+  <w:abstractNum w:abstractNumId="8" w15:restartNumberingAfterBreak="0">
     <w:nsid w:val="485A7ABF"/>
     <w:multiLevelType w:val="multilevel"/>
     <w:tmpl w:val="7A6CF952"/>
@@ -4247,7 +6944,305 @@
       </w:rPr>
     </w:lvl>
   </w:abstractNum>
-  <w:abstractNum w:abstractNumId="4" w15:restartNumberingAfterBreak="0">
+  <w:abstractNum w:abstractNumId="9" w15:restartNumberingAfterBreak="0">
+    <w:nsid w:val="494E7D13"/>
+    <w:multiLevelType w:val="multilevel"/>
+    <w:tmpl w:val="1FD45F62"/>
+    <w:lvl w:ilvl="0">
+      <w:start w:val="1"/>
+      <w:numFmt w:val="bullet"/>
+      <w:lvlText w:val=""/>
+      <w:lvlJc w:val="left"/>
+      <w:pPr>
+        <w:tabs>
+          <w:tab w:val="num" w:pos="720"/>
+        </w:tabs>
+        <w:ind w:left="720" w:hanging="360"/>
+      </w:pPr>
+      <w:rPr>
+        <w:rFonts w:ascii="Symbol" w:hAnsi="Symbol" w:hint="default"/>
+        <w:sz w:val="20"/>
+      </w:rPr>
+    </w:lvl>
+    <w:lvl w:ilvl="1" w:tentative="1">
+      <w:start w:val="1"/>
+      <w:numFmt w:val="bullet"/>
+      <w:lvlText w:val="o"/>
+      <w:lvlJc w:val="left"/>
+      <w:pPr>
+        <w:tabs>
+          <w:tab w:val="num" w:pos="1440"/>
+        </w:tabs>
+        <w:ind w:left="1440" w:hanging="360"/>
+      </w:pPr>
+      <w:rPr>
+        <w:rFonts w:ascii="Courier New" w:hAnsi="Courier New" w:hint="default"/>
+        <w:sz w:val="20"/>
+      </w:rPr>
+    </w:lvl>
+    <w:lvl w:ilvl="2" w:tentative="1">
+      <w:start w:val="1"/>
+      <w:numFmt w:val="bullet"/>
+      <w:lvlText w:val=""/>
+      <w:lvlJc w:val="left"/>
+      <w:pPr>
+        <w:tabs>
+          <w:tab w:val="num" w:pos="2160"/>
+        </w:tabs>
+        <w:ind w:left="2160" w:hanging="360"/>
+      </w:pPr>
+      <w:rPr>
+        <w:rFonts w:ascii="Wingdings" w:hAnsi="Wingdings" w:hint="default"/>
+        <w:sz w:val="20"/>
+      </w:rPr>
+    </w:lvl>
+    <w:lvl w:ilvl="3" w:tentative="1">
+      <w:start w:val="1"/>
+      <w:numFmt w:val="bullet"/>
+      <w:lvlText w:val=""/>
+      <w:lvlJc w:val="left"/>
+      <w:pPr>
+        <w:tabs>
+          <w:tab w:val="num" w:pos="2880"/>
+        </w:tabs>
+        <w:ind w:left="2880" w:hanging="360"/>
+      </w:pPr>
+      <w:rPr>
+        <w:rFonts w:ascii="Wingdings" w:hAnsi="Wingdings" w:hint="default"/>
+        <w:sz w:val="20"/>
+      </w:rPr>
+    </w:lvl>
+    <w:lvl w:ilvl="4" w:tentative="1">
+      <w:start w:val="1"/>
+      <w:numFmt w:val="bullet"/>
+      <w:lvlText w:val=""/>
+      <w:lvlJc w:val="left"/>
+      <w:pPr>
+        <w:tabs>
+          <w:tab w:val="num" w:pos="3600"/>
+        </w:tabs>
+        <w:ind w:left="3600" w:hanging="360"/>
+      </w:pPr>
+      <w:rPr>
+        <w:rFonts w:ascii="Wingdings" w:hAnsi="Wingdings" w:hint="default"/>
+        <w:sz w:val="20"/>
+      </w:rPr>
+    </w:lvl>
+    <w:lvl w:ilvl="5" w:tentative="1">
+      <w:start w:val="1"/>
+      <w:numFmt w:val="bullet"/>
+      <w:lvlText w:val=""/>
+      <w:lvlJc w:val="left"/>
+      <w:pPr>
+        <w:tabs>
+          <w:tab w:val="num" w:pos="4320"/>
+        </w:tabs>
+        <w:ind w:left="4320" w:hanging="360"/>
+      </w:pPr>
+      <w:rPr>
+        <w:rFonts w:ascii="Wingdings" w:hAnsi="Wingdings" w:hint="default"/>
+        <w:sz w:val="20"/>
+      </w:rPr>
+    </w:lvl>
+    <w:lvl w:ilvl="6" w:tentative="1">
+      <w:start w:val="1"/>
+      <w:numFmt w:val="bullet"/>
+      <w:lvlText w:val=""/>
+      <w:lvlJc w:val="left"/>
+      <w:pPr>
+        <w:tabs>
+          <w:tab w:val="num" w:pos="5040"/>
+        </w:tabs>
+        <w:ind w:left="5040" w:hanging="360"/>
+      </w:pPr>
+      <w:rPr>
+        <w:rFonts w:ascii="Wingdings" w:hAnsi="Wingdings" w:hint="default"/>
+        <w:sz w:val="20"/>
+      </w:rPr>
+    </w:lvl>
+    <w:lvl w:ilvl="7" w:tentative="1">
+      <w:start w:val="1"/>
+      <w:numFmt w:val="bullet"/>
+      <w:lvlText w:val=""/>
+      <w:lvlJc w:val="left"/>
+      <w:pPr>
+        <w:tabs>
+          <w:tab w:val="num" w:pos="5760"/>
+        </w:tabs>
+        <w:ind w:left="5760" w:hanging="360"/>
+      </w:pPr>
+      <w:rPr>
+        <w:rFonts w:ascii="Wingdings" w:hAnsi="Wingdings" w:hint="default"/>
+        <w:sz w:val="20"/>
+      </w:rPr>
+    </w:lvl>
+    <w:lvl w:ilvl="8" w:tentative="1">
+      <w:start w:val="1"/>
+      <w:numFmt w:val="bullet"/>
+      <w:lvlText w:val=""/>
+      <w:lvlJc w:val="left"/>
+      <w:pPr>
+        <w:tabs>
+          <w:tab w:val="num" w:pos="6480"/>
+        </w:tabs>
+        <w:ind w:left="6480" w:hanging="360"/>
+      </w:pPr>
+      <w:rPr>
+        <w:rFonts w:ascii="Wingdings" w:hAnsi="Wingdings" w:hint="default"/>
+        <w:sz w:val="20"/>
+      </w:rPr>
+    </w:lvl>
+  </w:abstractNum>
+  <w:abstractNum w:abstractNumId="10" w15:restartNumberingAfterBreak="0">
+    <w:nsid w:val="4EA95F0B"/>
+    <w:multiLevelType w:val="multilevel"/>
+    <w:tmpl w:val="CACEB512"/>
+    <w:lvl w:ilvl="0">
+      <w:start w:val="1"/>
+      <w:numFmt w:val="bullet"/>
+      <w:lvlText w:val=""/>
+      <w:lvlJc w:val="left"/>
+      <w:pPr>
+        <w:tabs>
+          <w:tab w:val="num" w:pos="720"/>
+        </w:tabs>
+        <w:ind w:left="720" w:hanging="360"/>
+      </w:pPr>
+      <w:rPr>
+        <w:rFonts w:ascii="Symbol" w:hAnsi="Symbol" w:hint="default"/>
+        <w:sz w:val="20"/>
+      </w:rPr>
+    </w:lvl>
+    <w:lvl w:ilvl="1" w:tentative="1">
+      <w:start w:val="1"/>
+      <w:numFmt w:val="bullet"/>
+      <w:lvlText w:val="o"/>
+      <w:lvlJc w:val="left"/>
+      <w:pPr>
+        <w:tabs>
+          <w:tab w:val="num" w:pos="1440"/>
+        </w:tabs>
+        <w:ind w:left="1440" w:hanging="360"/>
+      </w:pPr>
+      <w:rPr>
+        <w:rFonts w:ascii="Courier New" w:hAnsi="Courier New" w:hint="default"/>
+        <w:sz w:val="20"/>
+      </w:rPr>
+    </w:lvl>
+    <w:lvl w:ilvl="2" w:tentative="1">
+      <w:start w:val="1"/>
+      <w:numFmt w:val="bullet"/>
+      <w:lvlText w:val=""/>
+      <w:lvlJc w:val="left"/>
+      <w:pPr>
+        <w:tabs>
+          <w:tab w:val="num" w:pos="2160"/>
+        </w:tabs>
+        <w:ind w:left="2160" w:hanging="360"/>
+      </w:pPr>
+      <w:rPr>
+        <w:rFonts w:ascii="Wingdings" w:hAnsi="Wingdings" w:hint="default"/>
+        <w:sz w:val="20"/>
+      </w:rPr>
+    </w:lvl>
+    <w:lvl w:ilvl="3" w:tentative="1">
+      <w:start w:val="1"/>
+      <w:numFmt w:val="bullet"/>
+      <w:lvlText w:val=""/>
+      <w:lvlJc w:val="left"/>
+      <w:pPr>
+        <w:tabs>
+          <w:tab w:val="num" w:pos="2880"/>
+        </w:tabs>
+        <w:ind w:left="2880" w:hanging="360"/>
+      </w:pPr>
+      <w:rPr>
+        <w:rFonts w:ascii="Wingdings" w:hAnsi="Wingdings" w:hint="default"/>
+        <w:sz w:val="20"/>
+      </w:rPr>
+    </w:lvl>
+    <w:lvl w:ilvl="4" w:tentative="1">
+      <w:start w:val="1"/>
+      <w:numFmt w:val="bullet"/>
+      <w:lvlText w:val=""/>
+      <w:lvlJc w:val="left"/>
+      <w:pPr>
+        <w:tabs>
+          <w:tab w:val="num" w:pos="3600"/>
+        </w:tabs>
+        <w:ind w:left="3600" w:hanging="360"/>
+      </w:pPr>
+      <w:rPr>
+        <w:rFonts w:ascii="Wingdings" w:hAnsi="Wingdings" w:hint="default"/>
+        <w:sz w:val="20"/>
+      </w:rPr>
+    </w:lvl>
+    <w:lvl w:ilvl="5" w:tentative="1">
+      <w:start w:val="1"/>
+      <w:numFmt w:val="bullet"/>
+      <w:lvlText w:val=""/>
+      <w:lvlJc w:val="left"/>
+      <w:pPr>
+        <w:tabs>
+          <w:tab w:val="num" w:pos="4320"/>
+        </w:tabs>
+        <w:ind w:left="4320" w:hanging="360"/>
+      </w:pPr>
+      <w:rPr>
+        <w:rFonts w:ascii="Wingdings" w:hAnsi="Wingdings" w:hint="default"/>
+        <w:sz w:val="20"/>
+      </w:rPr>
+    </w:lvl>
+    <w:lvl w:ilvl="6" w:tentative="1">
+      <w:start w:val="1"/>
+      <w:numFmt w:val="bullet"/>
+      <w:lvlText w:val=""/>
+      <w:lvlJc w:val="left"/>
+      <w:pPr>
+        <w:tabs>
+          <w:tab w:val="num" w:pos="5040"/>
+        </w:tabs>
+        <w:ind w:left="5040" w:hanging="360"/>
+      </w:pPr>
+      <w:rPr>
+        <w:rFonts w:ascii="Wingdings" w:hAnsi="Wingdings" w:hint="default"/>
+        <w:sz w:val="20"/>
+      </w:rPr>
+    </w:lvl>
+    <w:lvl w:ilvl="7" w:tentative="1">
+      <w:start w:val="1"/>
+      <w:numFmt w:val="bullet"/>
+      <w:lvlText w:val=""/>
+      <w:lvlJc w:val="left"/>
+      <w:pPr>
+        <w:tabs>
+          <w:tab w:val="num" w:pos="5760"/>
+        </w:tabs>
+        <w:ind w:left="5760" w:hanging="360"/>
+      </w:pPr>
+      <w:rPr>
+        <w:rFonts w:ascii="Wingdings" w:hAnsi="Wingdings" w:hint="default"/>
+        <w:sz w:val="20"/>
+      </w:rPr>
+    </w:lvl>
+    <w:lvl w:ilvl="8" w:tentative="1">
+      <w:start w:val="1"/>
+      <w:numFmt w:val="bullet"/>
+      <w:lvlText w:val=""/>
+      <w:lvlJc w:val="left"/>
+      <w:pPr>
+        <w:tabs>
+          <w:tab w:val="num" w:pos="6480"/>
+        </w:tabs>
+        <w:ind w:left="6480" w:hanging="360"/>
+      </w:pPr>
+      <w:rPr>
+        <w:rFonts w:ascii="Wingdings" w:hAnsi="Wingdings" w:hint="default"/>
+        <w:sz w:val="20"/>
+      </w:rPr>
+    </w:lvl>
+  </w:abstractNum>
+  <w:abstractNum w:abstractNumId="11" w15:restartNumberingAfterBreak="0">
     <w:nsid w:val="586D1F21"/>
     <w:multiLevelType w:val="multilevel"/>
     <w:tmpl w:val="C2D88192"/>
@@ -4396,7 +7391,603 @@
       </w:rPr>
     </w:lvl>
   </w:abstractNum>
-  <w:abstractNum w:abstractNumId="5" w15:restartNumberingAfterBreak="0">
+  <w:abstractNum w:abstractNumId="12" w15:restartNumberingAfterBreak="0">
+    <w:nsid w:val="5C696B1F"/>
+    <w:multiLevelType w:val="multilevel"/>
+    <w:tmpl w:val="84E6DBDE"/>
+    <w:lvl w:ilvl="0">
+      <w:start w:val="1"/>
+      <w:numFmt w:val="bullet"/>
+      <w:lvlText w:val=""/>
+      <w:lvlJc w:val="left"/>
+      <w:pPr>
+        <w:tabs>
+          <w:tab w:val="num" w:pos="720"/>
+        </w:tabs>
+        <w:ind w:left="720" w:hanging="360"/>
+      </w:pPr>
+      <w:rPr>
+        <w:rFonts w:ascii="Symbol" w:hAnsi="Symbol" w:hint="default"/>
+        <w:sz w:val="20"/>
+      </w:rPr>
+    </w:lvl>
+    <w:lvl w:ilvl="1" w:tentative="1">
+      <w:start w:val="1"/>
+      <w:numFmt w:val="bullet"/>
+      <w:lvlText w:val="o"/>
+      <w:lvlJc w:val="left"/>
+      <w:pPr>
+        <w:tabs>
+          <w:tab w:val="num" w:pos="1440"/>
+        </w:tabs>
+        <w:ind w:left="1440" w:hanging="360"/>
+      </w:pPr>
+      <w:rPr>
+        <w:rFonts w:ascii="Courier New" w:hAnsi="Courier New" w:hint="default"/>
+        <w:sz w:val="20"/>
+      </w:rPr>
+    </w:lvl>
+    <w:lvl w:ilvl="2" w:tentative="1">
+      <w:start w:val="1"/>
+      <w:numFmt w:val="bullet"/>
+      <w:lvlText w:val=""/>
+      <w:lvlJc w:val="left"/>
+      <w:pPr>
+        <w:tabs>
+          <w:tab w:val="num" w:pos="2160"/>
+        </w:tabs>
+        <w:ind w:left="2160" w:hanging="360"/>
+      </w:pPr>
+      <w:rPr>
+        <w:rFonts w:ascii="Wingdings" w:hAnsi="Wingdings" w:hint="default"/>
+        <w:sz w:val="20"/>
+      </w:rPr>
+    </w:lvl>
+    <w:lvl w:ilvl="3" w:tentative="1">
+      <w:start w:val="1"/>
+      <w:numFmt w:val="bullet"/>
+      <w:lvlText w:val=""/>
+      <w:lvlJc w:val="left"/>
+      <w:pPr>
+        <w:tabs>
+          <w:tab w:val="num" w:pos="2880"/>
+        </w:tabs>
+        <w:ind w:left="2880" w:hanging="360"/>
+      </w:pPr>
+      <w:rPr>
+        <w:rFonts w:ascii="Wingdings" w:hAnsi="Wingdings" w:hint="default"/>
+        <w:sz w:val="20"/>
+      </w:rPr>
+    </w:lvl>
+    <w:lvl w:ilvl="4" w:tentative="1">
+      <w:start w:val="1"/>
+      <w:numFmt w:val="bullet"/>
+      <w:lvlText w:val=""/>
+      <w:lvlJc w:val="left"/>
+      <w:pPr>
+        <w:tabs>
+          <w:tab w:val="num" w:pos="3600"/>
+        </w:tabs>
+        <w:ind w:left="3600" w:hanging="360"/>
+      </w:pPr>
+      <w:rPr>
+        <w:rFonts w:ascii="Wingdings" w:hAnsi="Wingdings" w:hint="default"/>
+        <w:sz w:val="20"/>
+      </w:rPr>
+    </w:lvl>
+    <w:lvl w:ilvl="5" w:tentative="1">
+      <w:start w:val="1"/>
+      <w:numFmt w:val="bullet"/>
+      <w:lvlText w:val=""/>
+      <w:lvlJc w:val="left"/>
+      <w:pPr>
+        <w:tabs>
+          <w:tab w:val="num" w:pos="4320"/>
+        </w:tabs>
+        <w:ind w:left="4320" w:hanging="360"/>
+      </w:pPr>
+      <w:rPr>
+        <w:rFonts w:ascii="Wingdings" w:hAnsi="Wingdings" w:hint="default"/>
+        <w:sz w:val="20"/>
+      </w:rPr>
+    </w:lvl>
+    <w:lvl w:ilvl="6" w:tentative="1">
+      <w:start w:val="1"/>
+      <w:numFmt w:val="bullet"/>
+      <w:lvlText w:val=""/>
+      <w:lvlJc w:val="left"/>
+      <w:pPr>
+        <w:tabs>
+          <w:tab w:val="num" w:pos="5040"/>
+        </w:tabs>
+        <w:ind w:left="5040" w:hanging="360"/>
+      </w:pPr>
+      <w:rPr>
+        <w:rFonts w:ascii="Wingdings" w:hAnsi="Wingdings" w:hint="default"/>
+        <w:sz w:val="20"/>
+      </w:rPr>
+    </w:lvl>
+    <w:lvl w:ilvl="7" w:tentative="1">
+      <w:start w:val="1"/>
+      <w:numFmt w:val="bullet"/>
+      <w:lvlText w:val=""/>
+      <w:lvlJc w:val="left"/>
+      <w:pPr>
+        <w:tabs>
+          <w:tab w:val="num" w:pos="5760"/>
+        </w:tabs>
+        <w:ind w:left="5760" w:hanging="360"/>
+      </w:pPr>
+      <w:rPr>
+        <w:rFonts w:ascii="Wingdings" w:hAnsi="Wingdings" w:hint="default"/>
+        <w:sz w:val="20"/>
+      </w:rPr>
+    </w:lvl>
+    <w:lvl w:ilvl="8" w:tentative="1">
+      <w:start w:val="1"/>
+      <w:numFmt w:val="bullet"/>
+      <w:lvlText w:val=""/>
+      <w:lvlJc w:val="left"/>
+      <w:pPr>
+        <w:tabs>
+          <w:tab w:val="num" w:pos="6480"/>
+        </w:tabs>
+        <w:ind w:left="6480" w:hanging="360"/>
+      </w:pPr>
+      <w:rPr>
+        <w:rFonts w:ascii="Wingdings" w:hAnsi="Wingdings" w:hint="default"/>
+        <w:sz w:val="20"/>
+      </w:rPr>
+    </w:lvl>
+  </w:abstractNum>
+  <w:abstractNum w:abstractNumId="13" w15:restartNumberingAfterBreak="0">
+    <w:nsid w:val="64CD5CCA"/>
+    <w:multiLevelType w:val="multilevel"/>
+    <w:tmpl w:val="0E2ABF02"/>
+    <w:lvl w:ilvl="0">
+      <w:start w:val="1"/>
+      <w:numFmt w:val="bullet"/>
+      <w:lvlText w:val=""/>
+      <w:lvlJc w:val="left"/>
+      <w:pPr>
+        <w:tabs>
+          <w:tab w:val="num" w:pos="720"/>
+        </w:tabs>
+        <w:ind w:left="720" w:hanging="360"/>
+      </w:pPr>
+      <w:rPr>
+        <w:rFonts w:ascii="Symbol" w:hAnsi="Symbol" w:hint="default"/>
+        <w:sz w:val="20"/>
+      </w:rPr>
+    </w:lvl>
+    <w:lvl w:ilvl="1" w:tentative="1">
+      <w:start w:val="1"/>
+      <w:numFmt w:val="bullet"/>
+      <w:lvlText w:val="o"/>
+      <w:lvlJc w:val="left"/>
+      <w:pPr>
+        <w:tabs>
+          <w:tab w:val="num" w:pos="1440"/>
+        </w:tabs>
+        <w:ind w:left="1440" w:hanging="360"/>
+      </w:pPr>
+      <w:rPr>
+        <w:rFonts w:ascii="Courier New" w:hAnsi="Courier New" w:hint="default"/>
+        <w:sz w:val="20"/>
+      </w:rPr>
+    </w:lvl>
+    <w:lvl w:ilvl="2" w:tentative="1">
+      <w:start w:val="1"/>
+      <w:numFmt w:val="bullet"/>
+      <w:lvlText w:val=""/>
+      <w:lvlJc w:val="left"/>
+      <w:pPr>
+        <w:tabs>
+          <w:tab w:val="num" w:pos="2160"/>
+        </w:tabs>
+        <w:ind w:left="2160" w:hanging="360"/>
+      </w:pPr>
+      <w:rPr>
+        <w:rFonts w:ascii="Wingdings" w:hAnsi="Wingdings" w:hint="default"/>
+        <w:sz w:val="20"/>
+      </w:rPr>
+    </w:lvl>
+    <w:lvl w:ilvl="3" w:tentative="1">
+      <w:start w:val="1"/>
+      <w:numFmt w:val="bullet"/>
+      <w:lvlText w:val=""/>
+      <w:lvlJc w:val="left"/>
+      <w:pPr>
+        <w:tabs>
+          <w:tab w:val="num" w:pos="2880"/>
+        </w:tabs>
+        <w:ind w:left="2880" w:hanging="360"/>
+      </w:pPr>
+      <w:rPr>
+        <w:rFonts w:ascii="Wingdings" w:hAnsi="Wingdings" w:hint="default"/>
+        <w:sz w:val="20"/>
+      </w:rPr>
+    </w:lvl>
+    <w:lvl w:ilvl="4" w:tentative="1">
+      <w:start w:val="1"/>
+      <w:numFmt w:val="bullet"/>
+      <w:lvlText w:val=""/>
+      <w:lvlJc w:val="left"/>
+      <w:pPr>
+        <w:tabs>
+          <w:tab w:val="num" w:pos="3600"/>
+        </w:tabs>
+        <w:ind w:left="3600" w:hanging="360"/>
+      </w:pPr>
+      <w:rPr>
+        <w:rFonts w:ascii="Wingdings" w:hAnsi="Wingdings" w:hint="default"/>
+        <w:sz w:val="20"/>
+      </w:rPr>
+    </w:lvl>
+    <w:lvl w:ilvl="5" w:tentative="1">
+      <w:start w:val="1"/>
+      <w:numFmt w:val="bullet"/>
+      <w:lvlText w:val=""/>
+      <w:lvlJc w:val="left"/>
+      <w:pPr>
+        <w:tabs>
+          <w:tab w:val="num" w:pos="4320"/>
+        </w:tabs>
+        <w:ind w:left="4320" w:hanging="360"/>
+      </w:pPr>
+      <w:rPr>
+        <w:rFonts w:ascii="Wingdings" w:hAnsi="Wingdings" w:hint="default"/>
+        <w:sz w:val="20"/>
+      </w:rPr>
+    </w:lvl>
+    <w:lvl w:ilvl="6" w:tentative="1">
+      <w:start w:val="1"/>
+      <w:numFmt w:val="bullet"/>
+      <w:lvlText w:val=""/>
+      <w:lvlJc w:val="left"/>
+      <w:pPr>
+        <w:tabs>
+          <w:tab w:val="num" w:pos="5040"/>
+        </w:tabs>
+        <w:ind w:left="5040" w:hanging="360"/>
+      </w:pPr>
+      <w:rPr>
+        <w:rFonts w:ascii="Wingdings" w:hAnsi="Wingdings" w:hint="default"/>
+        <w:sz w:val="20"/>
+      </w:rPr>
+    </w:lvl>
+    <w:lvl w:ilvl="7" w:tentative="1">
+      <w:start w:val="1"/>
+      <w:numFmt w:val="bullet"/>
+      <w:lvlText w:val=""/>
+      <w:lvlJc w:val="left"/>
+      <w:pPr>
+        <w:tabs>
+          <w:tab w:val="num" w:pos="5760"/>
+        </w:tabs>
+        <w:ind w:left="5760" w:hanging="360"/>
+      </w:pPr>
+      <w:rPr>
+        <w:rFonts w:ascii="Wingdings" w:hAnsi="Wingdings" w:hint="default"/>
+        <w:sz w:val="20"/>
+      </w:rPr>
+    </w:lvl>
+    <w:lvl w:ilvl="8" w:tentative="1">
+      <w:start w:val="1"/>
+      <w:numFmt w:val="bullet"/>
+      <w:lvlText w:val=""/>
+      <w:lvlJc w:val="left"/>
+      <w:pPr>
+        <w:tabs>
+          <w:tab w:val="num" w:pos="6480"/>
+        </w:tabs>
+        <w:ind w:left="6480" w:hanging="360"/>
+      </w:pPr>
+      <w:rPr>
+        <w:rFonts w:ascii="Wingdings" w:hAnsi="Wingdings" w:hint="default"/>
+        <w:sz w:val="20"/>
+      </w:rPr>
+    </w:lvl>
+  </w:abstractNum>
+  <w:abstractNum w:abstractNumId="14" w15:restartNumberingAfterBreak="0">
+    <w:nsid w:val="68037D4B"/>
+    <w:multiLevelType w:val="multilevel"/>
+    <w:tmpl w:val="DBF8681C"/>
+    <w:lvl w:ilvl="0">
+      <w:start w:val="1"/>
+      <w:numFmt w:val="bullet"/>
+      <w:lvlText w:val=""/>
+      <w:lvlJc w:val="left"/>
+      <w:pPr>
+        <w:tabs>
+          <w:tab w:val="num" w:pos="720"/>
+        </w:tabs>
+        <w:ind w:left="720" w:hanging="360"/>
+      </w:pPr>
+      <w:rPr>
+        <w:rFonts w:ascii="Symbol" w:hAnsi="Symbol" w:hint="default"/>
+        <w:sz w:val="20"/>
+      </w:rPr>
+    </w:lvl>
+    <w:lvl w:ilvl="1" w:tentative="1">
+      <w:start w:val="1"/>
+      <w:numFmt w:val="bullet"/>
+      <w:lvlText w:val="o"/>
+      <w:lvlJc w:val="left"/>
+      <w:pPr>
+        <w:tabs>
+          <w:tab w:val="num" w:pos="1440"/>
+        </w:tabs>
+        <w:ind w:left="1440" w:hanging="360"/>
+      </w:pPr>
+      <w:rPr>
+        <w:rFonts w:ascii="Courier New" w:hAnsi="Courier New" w:hint="default"/>
+        <w:sz w:val="20"/>
+      </w:rPr>
+    </w:lvl>
+    <w:lvl w:ilvl="2" w:tentative="1">
+      <w:start w:val="1"/>
+      <w:numFmt w:val="bullet"/>
+      <w:lvlText w:val=""/>
+      <w:lvlJc w:val="left"/>
+      <w:pPr>
+        <w:tabs>
+          <w:tab w:val="num" w:pos="2160"/>
+        </w:tabs>
+        <w:ind w:left="2160" w:hanging="360"/>
+      </w:pPr>
+      <w:rPr>
+        <w:rFonts w:ascii="Wingdings" w:hAnsi="Wingdings" w:hint="default"/>
+        <w:sz w:val="20"/>
+      </w:rPr>
+    </w:lvl>
+    <w:lvl w:ilvl="3" w:tentative="1">
+      <w:start w:val="1"/>
+      <w:numFmt w:val="bullet"/>
+      <w:lvlText w:val=""/>
+      <w:lvlJc w:val="left"/>
+      <w:pPr>
+        <w:tabs>
+          <w:tab w:val="num" w:pos="2880"/>
+        </w:tabs>
+        <w:ind w:left="2880" w:hanging="360"/>
+      </w:pPr>
+      <w:rPr>
+        <w:rFonts w:ascii="Wingdings" w:hAnsi="Wingdings" w:hint="default"/>
+        <w:sz w:val="20"/>
+      </w:rPr>
+    </w:lvl>
+    <w:lvl w:ilvl="4" w:tentative="1">
+      <w:start w:val="1"/>
+      <w:numFmt w:val="bullet"/>
+      <w:lvlText w:val=""/>
+      <w:lvlJc w:val="left"/>
+      <w:pPr>
+        <w:tabs>
+          <w:tab w:val="num" w:pos="3600"/>
+        </w:tabs>
+        <w:ind w:left="3600" w:hanging="360"/>
+      </w:pPr>
+      <w:rPr>
+        <w:rFonts w:ascii="Wingdings" w:hAnsi="Wingdings" w:hint="default"/>
+        <w:sz w:val="20"/>
+      </w:rPr>
+    </w:lvl>
+    <w:lvl w:ilvl="5" w:tentative="1">
+      <w:start w:val="1"/>
+      <w:numFmt w:val="bullet"/>
+      <w:lvlText w:val=""/>
+      <w:lvlJc w:val="left"/>
+      <w:pPr>
+        <w:tabs>
+          <w:tab w:val="num" w:pos="4320"/>
+        </w:tabs>
+        <w:ind w:left="4320" w:hanging="360"/>
+      </w:pPr>
+      <w:rPr>
+        <w:rFonts w:ascii="Wingdings" w:hAnsi="Wingdings" w:hint="default"/>
+        <w:sz w:val="20"/>
+      </w:rPr>
+    </w:lvl>
+    <w:lvl w:ilvl="6" w:tentative="1">
+      <w:start w:val="1"/>
+      <w:numFmt w:val="bullet"/>
+      <w:lvlText w:val=""/>
+      <w:lvlJc w:val="left"/>
+      <w:pPr>
+        <w:tabs>
+          <w:tab w:val="num" w:pos="5040"/>
+        </w:tabs>
+        <w:ind w:left="5040" w:hanging="360"/>
+      </w:pPr>
+      <w:rPr>
+        <w:rFonts w:ascii="Wingdings" w:hAnsi="Wingdings" w:hint="default"/>
+        <w:sz w:val="20"/>
+      </w:rPr>
+    </w:lvl>
+    <w:lvl w:ilvl="7" w:tentative="1">
+      <w:start w:val="1"/>
+      <w:numFmt w:val="bullet"/>
+      <w:lvlText w:val=""/>
+      <w:lvlJc w:val="left"/>
+      <w:pPr>
+        <w:tabs>
+          <w:tab w:val="num" w:pos="5760"/>
+        </w:tabs>
+        <w:ind w:left="5760" w:hanging="360"/>
+      </w:pPr>
+      <w:rPr>
+        <w:rFonts w:ascii="Wingdings" w:hAnsi="Wingdings" w:hint="default"/>
+        <w:sz w:val="20"/>
+      </w:rPr>
+    </w:lvl>
+    <w:lvl w:ilvl="8" w:tentative="1">
+      <w:start w:val="1"/>
+      <w:numFmt w:val="bullet"/>
+      <w:lvlText w:val=""/>
+      <w:lvlJc w:val="left"/>
+      <w:pPr>
+        <w:tabs>
+          <w:tab w:val="num" w:pos="6480"/>
+        </w:tabs>
+        <w:ind w:left="6480" w:hanging="360"/>
+      </w:pPr>
+      <w:rPr>
+        <w:rFonts w:ascii="Wingdings" w:hAnsi="Wingdings" w:hint="default"/>
+        <w:sz w:val="20"/>
+      </w:rPr>
+    </w:lvl>
+  </w:abstractNum>
+  <w:abstractNum w:abstractNumId="15" w15:restartNumberingAfterBreak="0">
+    <w:nsid w:val="6DEF49CD"/>
+    <w:multiLevelType w:val="multilevel"/>
+    <w:tmpl w:val="F99C5BD2"/>
+    <w:lvl w:ilvl="0">
+      <w:start w:val="1"/>
+      <w:numFmt w:val="bullet"/>
+      <w:lvlText w:val=""/>
+      <w:lvlJc w:val="left"/>
+      <w:pPr>
+        <w:tabs>
+          <w:tab w:val="num" w:pos="720"/>
+        </w:tabs>
+        <w:ind w:left="720" w:hanging="360"/>
+      </w:pPr>
+      <w:rPr>
+        <w:rFonts w:ascii="Symbol" w:hAnsi="Symbol" w:hint="default"/>
+        <w:sz w:val="20"/>
+      </w:rPr>
+    </w:lvl>
+    <w:lvl w:ilvl="1" w:tentative="1">
+      <w:start w:val="1"/>
+      <w:numFmt w:val="bullet"/>
+      <w:lvlText w:val="o"/>
+      <w:lvlJc w:val="left"/>
+      <w:pPr>
+        <w:tabs>
+          <w:tab w:val="num" w:pos="1440"/>
+        </w:tabs>
+        <w:ind w:left="1440" w:hanging="360"/>
+      </w:pPr>
+      <w:rPr>
+        <w:rFonts w:ascii="Courier New" w:hAnsi="Courier New" w:hint="default"/>
+        <w:sz w:val="20"/>
+      </w:rPr>
+    </w:lvl>
+    <w:lvl w:ilvl="2" w:tentative="1">
+      <w:start w:val="1"/>
+      <w:numFmt w:val="bullet"/>
+      <w:lvlText w:val=""/>
+      <w:lvlJc w:val="left"/>
+      <w:pPr>
+        <w:tabs>
+          <w:tab w:val="num" w:pos="2160"/>
+        </w:tabs>
+        <w:ind w:left="2160" w:hanging="360"/>
+      </w:pPr>
+      <w:rPr>
+        <w:rFonts w:ascii="Wingdings" w:hAnsi="Wingdings" w:hint="default"/>
+        <w:sz w:val="20"/>
+      </w:rPr>
+    </w:lvl>
+    <w:lvl w:ilvl="3" w:tentative="1">
+      <w:start w:val="1"/>
+      <w:numFmt w:val="bullet"/>
+      <w:lvlText w:val=""/>
+      <w:lvlJc w:val="left"/>
+      <w:pPr>
+        <w:tabs>
+          <w:tab w:val="num" w:pos="2880"/>
+        </w:tabs>
+        <w:ind w:left="2880" w:hanging="360"/>
+      </w:pPr>
+      <w:rPr>
+        <w:rFonts w:ascii="Wingdings" w:hAnsi="Wingdings" w:hint="default"/>
+        <w:sz w:val="20"/>
+      </w:rPr>
+    </w:lvl>
+    <w:lvl w:ilvl="4" w:tentative="1">
+      <w:start w:val="1"/>
+      <w:numFmt w:val="bullet"/>
+      <w:lvlText w:val=""/>
+      <w:lvlJc w:val="left"/>
+      <w:pPr>
+        <w:tabs>
+          <w:tab w:val="num" w:pos="3600"/>
+        </w:tabs>
+        <w:ind w:left="3600" w:hanging="360"/>
+      </w:pPr>
+      <w:rPr>
+        <w:rFonts w:ascii="Wingdings" w:hAnsi="Wingdings" w:hint="default"/>
+        <w:sz w:val="20"/>
+      </w:rPr>
+    </w:lvl>
+    <w:lvl w:ilvl="5" w:tentative="1">
+      <w:start w:val="1"/>
+      <w:numFmt w:val="bullet"/>
+      <w:lvlText w:val=""/>
+      <w:lvlJc w:val="left"/>
+      <w:pPr>
+        <w:tabs>
+          <w:tab w:val="num" w:pos="4320"/>
+        </w:tabs>
+        <w:ind w:left="4320" w:hanging="360"/>
+      </w:pPr>
+      <w:rPr>
+        <w:rFonts w:ascii="Wingdings" w:hAnsi="Wingdings" w:hint="default"/>
+        <w:sz w:val="20"/>
+      </w:rPr>
+    </w:lvl>
+    <w:lvl w:ilvl="6" w:tentative="1">
+      <w:start w:val="1"/>
+      <w:numFmt w:val="bullet"/>
+      <w:lvlText w:val=""/>
+      <w:lvlJc w:val="left"/>
+      <w:pPr>
+        <w:tabs>
+          <w:tab w:val="num" w:pos="5040"/>
+        </w:tabs>
+        <w:ind w:left="5040" w:hanging="360"/>
+      </w:pPr>
+      <w:rPr>
+        <w:rFonts w:ascii="Wingdings" w:hAnsi="Wingdings" w:hint="default"/>
+        <w:sz w:val="20"/>
+      </w:rPr>
+    </w:lvl>
+    <w:lvl w:ilvl="7" w:tentative="1">
+      <w:start w:val="1"/>
+      <w:numFmt w:val="bullet"/>
+      <w:lvlText w:val=""/>
+      <w:lvlJc w:val="left"/>
+      <w:pPr>
+        <w:tabs>
+          <w:tab w:val="num" w:pos="5760"/>
+        </w:tabs>
+        <w:ind w:left="5760" w:hanging="360"/>
+      </w:pPr>
+      <w:rPr>
+        <w:rFonts w:ascii="Wingdings" w:hAnsi="Wingdings" w:hint="default"/>
+        <w:sz w:val="20"/>
+      </w:rPr>
+    </w:lvl>
+    <w:lvl w:ilvl="8" w:tentative="1">
+      <w:start w:val="1"/>
+      <w:numFmt w:val="bullet"/>
+      <w:lvlText w:val=""/>
+      <w:lvlJc w:val="left"/>
+      <w:pPr>
+        <w:tabs>
+          <w:tab w:val="num" w:pos="6480"/>
+        </w:tabs>
+        <w:ind w:left="6480" w:hanging="360"/>
+      </w:pPr>
+      <w:rPr>
+        <w:rFonts w:ascii="Wingdings" w:hAnsi="Wingdings" w:hint="default"/>
+        <w:sz w:val="20"/>
+      </w:rPr>
+    </w:lvl>
+  </w:abstractNum>
+  <w:abstractNum w:abstractNumId="16" w15:restartNumberingAfterBreak="0">
     <w:nsid w:val="6F8800DF"/>
     <w:multiLevelType w:val="multilevel"/>
     <w:tmpl w:val="1AD6E550"/>
@@ -4545,7 +8136,7 @@
       </w:rPr>
     </w:lvl>
   </w:abstractNum>
-  <w:abstractNum w:abstractNumId="6" w15:restartNumberingAfterBreak="0">
+  <w:abstractNum w:abstractNumId="17" w15:restartNumberingAfterBreak="0">
     <w:nsid w:val="6F8E5F40"/>
     <w:multiLevelType w:val="multilevel"/>
     <w:tmpl w:val="E8885C50"/>
@@ -4694,7 +8285,603 @@
       </w:rPr>
     </w:lvl>
   </w:abstractNum>
-  <w:abstractNum w:abstractNumId="7" w15:restartNumberingAfterBreak="0">
+  <w:abstractNum w:abstractNumId="18" w15:restartNumberingAfterBreak="0">
+    <w:nsid w:val="706362EC"/>
+    <w:multiLevelType w:val="multilevel"/>
+    <w:tmpl w:val="725C9AD4"/>
+    <w:lvl w:ilvl="0">
+      <w:start w:val="1"/>
+      <w:numFmt w:val="bullet"/>
+      <w:lvlText w:val=""/>
+      <w:lvlJc w:val="left"/>
+      <w:pPr>
+        <w:tabs>
+          <w:tab w:val="num" w:pos="720"/>
+        </w:tabs>
+        <w:ind w:left="720" w:hanging="360"/>
+      </w:pPr>
+      <w:rPr>
+        <w:rFonts w:ascii="Symbol" w:hAnsi="Symbol" w:hint="default"/>
+        <w:sz w:val="20"/>
+      </w:rPr>
+    </w:lvl>
+    <w:lvl w:ilvl="1" w:tentative="1">
+      <w:start w:val="1"/>
+      <w:numFmt w:val="bullet"/>
+      <w:lvlText w:val="o"/>
+      <w:lvlJc w:val="left"/>
+      <w:pPr>
+        <w:tabs>
+          <w:tab w:val="num" w:pos="1440"/>
+        </w:tabs>
+        <w:ind w:left="1440" w:hanging="360"/>
+      </w:pPr>
+      <w:rPr>
+        <w:rFonts w:ascii="Courier New" w:hAnsi="Courier New" w:hint="default"/>
+        <w:sz w:val="20"/>
+      </w:rPr>
+    </w:lvl>
+    <w:lvl w:ilvl="2" w:tentative="1">
+      <w:start w:val="1"/>
+      <w:numFmt w:val="bullet"/>
+      <w:lvlText w:val=""/>
+      <w:lvlJc w:val="left"/>
+      <w:pPr>
+        <w:tabs>
+          <w:tab w:val="num" w:pos="2160"/>
+        </w:tabs>
+        <w:ind w:left="2160" w:hanging="360"/>
+      </w:pPr>
+      <w:rPr>
+        <w:rFonts w:ascii="Wingdings" w:hAnsi="Wingdings" w:hint="default"/>
+        <w:sz w:val="20"/>
+      </w:rPr>
+    </w:lvl>
+    <w:lvl w:ilvl="3" w:tentative="1">
+      <w:start w:val="1"/>
+      <w:numFmt w:val="bullet"/>
+      <w:lvlText w:val=""/>
+      <w:lvlJc w:val="left"/>
+      <w:pPr>
+        <w:tabs>
+          <w:tab w:val="num" w:pos="2880"/>
+        </w:tabs>
+        <w:ind w:left="2880" w:hanging="360"/>
+      </w:pPr>
+      <w:rPr>
+        <w:rFonts w:ascii="Wingdings" w:hAnsi="Wingdings" w:hint="default"/>
+        <w:sz w:val="20"/>
+      </w:rPr>
+    </w:lvl>
+    <w:lvl w:ilvl="4" w:tentative="1">
+      <w:start w:val="1"/>
+      <w:numFmt w:val="bullet"/>
+      <w:lvlText w:val=""/>
+      <w:lvlJc w:val="left"/>
+      <w:pPr>
+        <w:tabs>
+          <w:tab w:val="num" w:pos="3600"/>
+        </w:tabs>
+        <w:ind w:left="3600" w:hanging="360"/>
+      </w:pPr>
+      <w:rPr>
+        <w:rFonts w:ascii="Wingdings" w:hAnsi="Wingdings" w:hint="default"/>
+        <w:sz w:val="20"/>
+      </w:rPr>
+    </w:lvl>
+    <w:lvl w:ilvl="5" w:tentative="1">
+      <w:start w:val="1"/>
+      <w:numFmt w:val="bullet"/>
+      <w:lvlText w:val=""/>
+      <w:lvlJc w:val="left"/>
+      <w:pPr>
+        <w:tabs>
+          <w:tab w:val="num" w:pos="4320"/>
+        </w:tabs>
+        <w:ind w:left="4320" w:hanging="360"/>
+      </w:pPr>
+      <w:rPr>
+        <w:rFonts w:ascii="Wingdings" w:hAnsi="Wingdings" w:hint="default"/>
+        <w:sz w:val="20"/>
+      </w:rPr>
+    </w:lvl>
+    <w:lvl w:ilvl="6" w:tentative="1">
+      <w:start w:val="1"/>
+      <w:numFmt w:val="bullet"/>
+      <w:lvlText w:val=""/>
+      <w:lvlJc w:val="left"/>
+      <w:pPr>
+        <w:tabs>
+          <w:tab w:val="num" w:pos="5040"/>
+        </w:tabs>
+        <w:ind w:left="5040" w:hanging="360"/>
+      </w:pPr>
+      <w:rPr>
+        <w:rFonts w:ascii="Wingdings" w:hAnsi="Wingdings" w:hint="default"/>
+        <w:sz w:val="20"/>
+      </w:rPr>
+    </w:lvl>
+    <w:lvl w:ilvl="7" w:tentative="1">
+      <w:start w:val="1"/>
+      <w:numFmt w:val="bullet"/>
+      <w:lvlText w:val=""/>
+      <w:lvlJc w:val="left"/>
+      <w:pPr>
+        <w:tabs>
+          <w:tab w:val="num" w:pos="5760"/>
+        </w:tabs>
+        <w:ind w:left="5760" w:hanging="360"/>
+      </w:pPr>
+      <w:rPr>
+        <w:rFonts w:ascii="Wingdings" w:hAnsi="Wingdings" w:hint="default"/>
+        <w:sz w:val="20"/>
+      </w:rPr>
+    </w:lvl>
+    <w:lvl w:ilvl="8" w:tentative="1">
+      <w:start w:val="1"/>
+      <w:numFmt w:val="bullet"/>
+      <w:lvlText w:val=""/>
+      <w:lvlJc w:val="left"/>
+      <w:pPr>
+        <w:tabs>
+          <w:tab w:val="num" w:pos="6480"/>
+        </w:tabs>
+        <w:ind w:left="6480" w:hanging="360"/>
+      </w:pPr>
+      <w:rPr>
+        <w:rFonts w:ascii="Wingdings" w:hAnsi="Wingdings" w:hint="default"/>
+        <w:sz w:val="20"/>
+      </w:rPr>
+    </w:lvl>
+  </w:abstractNum>
+  <w:abstractNum w:abstractNumId="19" w15:restartNumberingAfterBreak="0">
+    <w:nsid w:val="72597DC8"/>
+    <w:multiLevelType w:val="multilevel"/>
+    <w:tmpl w:val="5DF29848"/>
+    <w:lvl w:ilvl="0">
+      <w:start w:val="1"/>
+      <w:numFmt w:val="bullet"/>
+      <w:lvlText w:val=""/>
+      <w:lvlJc w:val="left"/>
+      <w:pPr>
+        <w:tabs>
+          <w:tab w:val="num" w:pos="720"/>
+        </w:tabs>
+        <w:ind w:left="720" w:hanging="360"/>
+      </w:pPr>
+      <w:rPr>
+        <w:rFonts w:ascii="Symbol" w:hAnsi="Symbol" w:hint="default"/>
+        <w:sz w:val="20"/>
+      </w:rPr>
+    </w:lvl>
+    <w:lvl w:ilvl="1" w:tentative="1">
+      <w:start w:val="1"/>
+      <w:numFmt w:val="bullet"/>
+      <w:lvlText w:val="o"/>
+      <w:lvlJc w:val="left"/>
+      <w:pPr>
+        <w:tabs>
+          <w:tab w:val="num" w:pos="1440"/>
+        </w:tabs>
+        <w:ind w:left="1440" w:hanging="360"/>
+      </w:pPr>
+      <w:rPr>
+        <w:rFonts w:ascii="Courier New" w:hAnsi="Courier New" w:hint="default"/>
+        <w:sz w:val="20"/>
+      </w:rPr>
+    </w:lvl>
+    <w:lvl w:ilvl="2" w:tentative="1">
+      <w:start w:val="1"/>
+      <w:numFmt w:val="bullet"/>
+      <w:lvlText w:val=""/>
+      <w:lvlJc w:val="left"/>
+      <w:pPr>
+        <w:tabs>
+          <w:tab w:val="num" w:pos="2160"/>
+        </w:tabs>
+        <w:ind w:left="2160" w:hanging="360"/>
+      </w:pPr>
+      <w:rPr>
+        <w:rFonts w:ascii="Wingdings" w:hAnsi="Wingdings" w:hint="default"/>
+        <w:sz w:val="20"/>
+      </w:rPr>
+    </w:lvl>
+    <w:lvl w:ilvl="3" w:tentative="1">
+      <w:start w:val="1"/>
+      <w:numFmt w:val="bullet"/>
+      <w:lvlText w:val=""/>
+      <w:lvlJc w:val="left"/>
+      <w:pPr>
+        <w:tabs>
+          <w:tab w:val="num" w:pos="2880"/>
+        </w:tabs>
+        <w:ind w:left="2880" w:hanging="360"/>
+      </w:pPr>
+      <w:rPr>
+        <w:rFonts w:ascii="Wingdings" w:hAnsi="Wingdings" w:hint="default"/>
+        <w:sz w:val="20"/>
+      </w:rPr>
+    </w:lvl>
+    <w:lvl w:ilvl="4" w:tentative="1">
+      <w:start w:val="1"/>
+      <w:numFmt w:val="bullet"/>
+      <w:lvlText w:val=""/>
+      <w:lvlJc w:val="left"/>
+      <w:pPr>
+        <w:tabs>
+          <w:tab w:val="num" w:pos="3600"/>
+        </w:tabs>
+        <w:ind w:left="3600" w:hanging="360"/>
+      </w:pPr>
+      <w:rPr>
+        <w:rFonts w:ascii="Wingdings" w:hAnsi="Wingdings" w:hint="default"/>
+        <w:sz w:val="20"/>
+      </w:rPr>
+    </w:lvl>
+    <w:lvl w:ilvl="5" w:tentative="1">
+      <w:start w:val="1"/>
+      <w:numFmt w:val="bullet"/>
+      <w:lvlText w:val=""/>
+      <w:lvlJc w:val="left"/>
+      <w:pPr>
+        <w:tabs>
+          <w:tab w:val="num" w:pos="4320"/>
+        </w:tabs>
+        <w:ind w:left="4320" w:hanging="360"/>
+      </w:pPr>
+      <w:rPr>
+        <w:rFonts w:ascii="Wingdings" w:hAnsi="Wingdings" w:hint="default"/>
+        <w:sz w:val="20"/>
+      </w:rPr>
+    </w:lvl>
+    <w:lvl w:ilvl="6" w:tentative="1">
+      <w:start w:val="1"/>
+      <w:numFmt w:val="bullet"/>
+      <w:lvlText w:val=""/>
+      <w:lvlJc w:val="left"/>
+      <w:pPr>
+        <w:tabs>
+          <w:tab w:val="num" w:pos="5040"/>
+        </w:tabs>
+        <w:ind w:left="5040" w:hanging="360"/>
+      </w:pPr>
+      <w:rPr>
+        <w:rFonts w:ascii="Wingdings" w:hAnsi="Wingdings" w:hint="default"/>
+        <w:sz w:val="20"/>
+      </w:rPr>
+    </w:lvl>
+    <w:lvl w:ilvl="7" w:tentative="1">
+      <w:start w:val="1"/>
+      <w:numFmt w:val="bullet"/>
+      <w:lvlText w:val=""/>
+      <w:lvlJc w:val="left"/>
+      <w:pPr>
+        <w:tabs>
+          <w:tab w:val="num" w:pos="5760"/>
+        </w:tabs>
+        <w:ind w:left="5760" w:hanging="360"/>
+      </w:pPr>
+      <w:rPr>
+        <w:rFonts w:ascii="Wingdings" w:hAnsi="Wingdings" w:hint="default"/>
+        <w:sz w:val="20"/>
+      </w:rPr>
+    </w:lvl>
+    <w:lvl w:ilvl="8" w:tentative="1">
+      <w:start w:val="1"/>
+      <w:numFmt w:val="bullet"/>
+      <w:lvlText w:val=""/>
+      <w:lvlJc w:val="left"/>
+      <w:pPr>
+        <w:tabs>
+          <w:tab w:val="num" w:pos="6480"/>
+        </w:tabs>
+        <w:ind w:left="6480" w:hanging="360"/>
+      </w:pPr>
+      <w:rPr>
+        <w:rFonts w:ascii="Wingdings" w:hAnsi="Wingdings" w:hint="default"/>
+        <w:sz w:val="20"/>
+      </w:rPr>
+    </w:lvl>
+  </w:abstractNum>
+  <w:abstractNum w:abstractNumId="20" w15:restartNumberingAfterBreak="0">
+    <w:nsid w:val="7328137C"/>
+    <w:multiLevelType w:val="multilevel"/>
+    <w:tmpl w:val="4D36A456"/>
+    <w:lvl w:ilvl="0">
+      <w:start w:val="1"/>
+      <w:numFmt w:val="bullet"/>
+      <w:lvlText w:val=""/>
+      <w:lvlJc w:val="left"/>
+      <w:pPr>
+        <w:tabs>
+          <w:tab w:val="num" w:pos="720"/>
+        </w:tabs>
+        <w:ind w:left="720" w:hanging="360"/>
+      </w:pPr>
+      <w:rPr>
+        <w:rFonts w:ascii="Symbol" w:hAnsi="Symbol" w:hint="default"/>
+        <w:sz w:val="20"/>
+      </w:rPr>
+    </w:lvl>
+    <w:lvl w:ilvl="1" w:tentative="1">
+      <w:start w:val="1"/>
+      <w:numFmt w:val="bullet"/>
+      <w:lvlText w:val="o"/>
+      <w:lvlJc w:val="left"/>
+      <w:pPr>
+        <w:tabs>
+          <w:tab w:val="num" w:pos="1440"/>
+        </w:tabs>
+        <w:ind w:left="1440" w:hanging="360"/>
+      </w:pPr>
+      <w:rPr>
+        <w:rFonts w:ascii="Courier New" w:hAnsi="Courier New" w:hint="default"/>
+        <w:sz w:val="20"/>
+      </w:rPr>
+    </w:lvl>
+    <w:lvl w:ilvl="2" w:tentative="1">
+      <w:start w:val="1"/>
+      <w:numFmt w:val="bullet"/>
+      <w:lvlText w:val=""/>
+      <w:lvlJc w:val="left"/>
+      <w:pPr>
+        <w:tabs>
+          <w:tab w:val="num" w:pos="2160"/>
+        </w:tabs>
+        <w:ind w:left="2160" w:hanging="360"/>
+      </w:pPr>
+      <w:rPr>
+        <w:rFonts w:ascii="Wingdings" w:hAnsi="Wingdings" w:hint="default"/>
+        <w:sz w:val="20"/>
+      </w:rPr>
+    </w:lvl>
+    <w:lvl w:ilvl="3" w:tentative="1">
+      <w:start w:val="1"/>
+      <w:numFmt w:val="bullet"/>
+      <w:lvlText w:val=""/>
+      <w:lvlJc w:val="left"/>
+      <w:pPr>
+        <w:tabs>
+          <w:tab w:val="num" w:pos="2880"/>
+        </w:tabs>
+        <w:ind w:left="2880" w:hanging="360"/>
+      </w:pPr>
+      <w:rPr>
+        <w:rFonts w:ascii="Wingdings" w:hAnsi="Wingdings" w:hint="default"/>
+        <w:sz w:val="20"/>
+      </w:rPr>
+    </w:lvl>
+    <w:lvl w:ilvl="4" w:tentative="1">
+      <w:start w:val="1"/>
+      <w:numFmt w:val="bullet"/>
+      <w:lvlText w:val=""/>
+      <w:lvlJc w:val="left"/>
+      <w:pPr>
+        <w:tabs>
+          <w:tab w:val="num" w:pos="3600"/>
+        </w:tabs>
+        <w:ind w:left="3600" w:hanging="360"/>
+      </w:pPr>
+      <w:rPr>
+        <w:rFonts w:ascii="Wingdings" w:hAnsi="Wingdings" w:hint="default"/>
+        <w:sz w:val="20"/>
+      </w:rPr>
+    </w:lvl>
+    <w:lvl w:ilvl="5" w:tentative="1">
+      <w:start w:val="1"/>
+      <w:numFmt w:val="bullet"/>
+      <w:lvlText w:val=""/>
+      <w:lvlJc w:val="left"/>
+      <w:pPr>
+        <w:tabs>
+          <w:tab w:val="num" w:pos="4320"/>
+        </w:tabs>
+        <w:ind w:left="4320" w:hanging="360"/>
+      </w:pPr>
+      <w:rPr>
+        <w:rFonts w:ascii="Wingdings" w:hAnsi="Wingdings" w:hint="default"/>
+        <w:sz w:val="20"/>
+      </w:rPr>
+    </w:lvl>
+    <w:lvl w:ilvl="6" w:tentative="1">
+      <w:start w:val="1"/>
+      <w:numFmt w:val="bullet"/>
+      <w:lvlText w:val=""/>
+      <w:lvlJc w:val="left"/>
+      <w:pPr>
+        <w:tabs>
+          <w:tab w:val="num" w:pos="5040"/>
+        </w:tabs>
+        <w:ind w:left="5040" w:hanging="360"/>
+      </w:pPr>
+      <w:rPr>
+        <w:rFonts w:ascii="Wingdings" w:hAnsi="Wingdings" w:hint="default"/>
+        <w:sz w:val="20"/>
+      </w:rPr>
+    </w:lvl>
+    <w:lvl w:ilvl="7" w:tentative="1">
+      <w:start w:val="1"/>
+      <w:numFmt w:val="bullet"/>
+      <w:lvlText w:val=""/>
+      <w:lvlJc w:val="left"/>
+      <w:pPr>
+        <w:tabs>
+          <w:tab w:val="num" w:pos="5760"/>
+        </w:tabs>
+        <w:ind w:left="5760" w:hanging="360"/>
+      </w:pPr>
+      <w:rPr>
+        <w:rFonts w:ascii="Wingdings" w:hAnsi="Wingdings" w:hint="default"/>
+        <w:sz w:val="20"/>
+      </w:rPr>
+    </w:lvl>
+    <w:lvl w:ilvl="8" w:tentative="1">
+      <w:start w:val="1"/>
+      <w:numFmt w:val="bullet"/>
+      <w:lvlText w:val=""/>
+      <w:lvlJc w:val="left"/>
+      <w:pPr>
+        <w:tabs>
+          <w:tab w:val="num" w:pos="6480"/>
+        </w:tabs>
+        <w:ind w:left="6480" w:hanging="360"/>
+      </w:pPr>
+      <w:rPr>
+        <w:rFonts w:ascii="Wingdings" w:hAnsi="Wingdings" w:hint="default"/>
+        <w:sz w:val="20"/>
+      </w:rPr>
+    </w:lvl>
+  </w:abstractNum>
+  <w:abstractNum w:abstractNumId="21" w15:restartNumberingAfterBreak="0">
+    <w:nsid w:val="76A204A0"/>
+    <w:multiLevelType w:val="multilevel"/>
+    <w:tmpl w:val="3F029974"/>
+    <w:lvl w:ilvl="0">
+      <w:start w:val="1"/>
+      <w:numFmt w:val="bullet"/>
+      <w:lvlText w:val=""/>
+      <w:lvlJc w:val="left"/>
+      <w:pPr>
+        <w:tabs>
+          <w:tab w:val="num" w:pos="720"/>
+        </w:tabs>
+        <w:ind w:left="720" w:hanging="360"/>
+      </w:pPr>
+      <w:rPr>
+        <w:rFonts w:ascii="Symbol" w:hAnsi="Symbol" w:hint="default"/>
+        <w:sz w:val="20"/>
+      </w:rPr>
+    </w:lvl>
+    <w:lvl w:ilvl="1" w:tentative="1">
+      <w:start w:val="1"/>
+      <w:numFmt w:val="bullet"/>
+      <w:lvlText w:val="o"/>
+      <w:lvlJc w:val="left"/>
+      <w:pPr>
+        <w:tabs>
+          <w:tab w:val="num" w:pos="1440"/>
+        </w:tabs>
+        <w:ind w:left="1440" w:hanging="360"/>
+      </w:pPr>
+      <w:rPr>
+        <w:rFonts w:ascii="Courier New" w:hAnsi="Courier New" w:hint="default"/>
+        <w:sz w:val="20"/>
+      </w:rPr>
+    </w:lvl>
+    <w:lvl w:ilvl="2" w:tentative="1">
+      <w:start w:val="1"/>
+      <w:numFmt w:val="bullet"/>
+      <w:lvlText w:val=""/>
+      <w:lvlJc w:val="left"/>
+      <w:pPr>
+        <w:tabs>
+          <w:tab w:val="num" w:pos="2160"/>
+        </w:tabs>
+        <w:ind w:left="2160" w:hanging="360"/>
+      </w:pPr>
+      <w:rPr>
+        <w:rFonts w:ascii="Wingdings" w:hAnsi="Wingdings" w:hint="default"/>
+        <w:sz w:val="20"/>
+      </w:rPr>
+    </w:lvl>
+    <w:lvl w:ilvl="3" w:tentative="1">
+      <w:start w:val="1"/>
+      <w:numFmt w:val="bullet"/>
+      <w:lvlText w:val=""/>
+      <w:lvlJc w:val="left"/>
+      <w:pPr>
+        <w:tabs>
+          <w:tab w:val="num" w:pos="2880"/>
+        </w:tabs>
+        <w:ind w:left="2880" w:hanging="360"/>
+      </w:pPr>
+      <w:rPr>
+        <w:rFonts w:ascii="Wingdings" w:hAnsi="Wingdings" w:hint="default"/>
+        <w:sz w:val="20"/>
+      </w:rPr>
+    </w:lvl>
+    <w:lvl w:ilvl="4" w:tentative="1">
+      <w:start w:val="1"/>
+      <w:numFmt w:val="bullet"/>
+      <w:lvlText w:val=""/>
+      <w:lvlJc w:val="left"/>
+      <w:pPr>
+        <w:tabs>
+          <w:tab w:val="num" w:pos="3600"/>
+        </w:tabs>
+        <w:ind w:left="3600" w:hanging="360"/>
+      </w:pPr>
+      <w:rPr>
+        <w:rFonts w:ascii="Wingdings" w:hAnsi="Wingdings" w:hint="default"/>
+        <w:sz w:val="20"/>
+      </w:rPr>
+    </w:lvl>
+    <w:lvl w:ilvl="5" w:tentative="1">
+      <w:start w:val="1"/>
+      <w:numFmt w:val="bullet"/>
+      <w:lvlText w:val=""/>
+      <w:lvlJc w:val="left"/>
+      <w:pPr>
+        <w:tabs>
+          <w:tab w:val="num" w:pos="4320"/>
+        </w:tabs>
+        <w:ind w:left="4320" w:hanging="360"/>
+      </w:pPr>
+      <w:rPr>
+        <w:rFonts w:ascii="Wingdings" w:hAnsi="Wingdings" w:hint="default"/>
+        <w:sz w:val="20"/>
+      </w:rPr>
+    </w:lvl>
+    <w:lvl w:ilvl="6" w:tentative="1">
+      <w:start w:val="1"/>
+      <w:numFmt w:val="bullet"/>
+      <w:lvlText w:val=""/>
+      <w:lvlJc w:val="left"/>
+      <w:pPr>
+        <w:tabs>
+          <w:tab w:val="num" w:pos="5040"/>
+        </w:tabs>
+        <w:ind w:left="5040" w:hanging="360"/>
+      </w:pPr>
+      <w:rPr>
+        <w:rFonts w:ascii="Wingdings" w:hAnsi="Wingdings" w:hint="default"/>
+        <w:sz w:val="20"/>
+      </w:rPr>
+    </w:lvl>
+    <w:lvl w:ilvl="7" w:tentative="1">
+      <w:start w:val="1"/>
+      <w:numFmt w:val="bullet"/>
+      <w:lvlText w:val=""/>
+      <w:lvlJc w:val="left"/>
+      <w:pPr>
+        <w:tabs>
+          <w:tab w:val="num" w:pos="5760"/>
+        </w:tabs>
+        <w:ind w:left="5760" w:hanging="360"/>
+      </w:pPr>
+      <w:rPr>
+        <w:rFonts w:ascii="Wingdings" w:hAnsi="Wingdings" w:hint="default"/>
+        <w:sz w:val="20"/>
+      </w:rPr>
+    </w:lvl>
+    <w:lvl w:ilvl="8" w:tentative="1">
+      <w:start w:val="1"/>
+      <w:numFmt w:val="bullet"/>
+      <w:lvlText w:val=""/>
+      <w:lvlJc w:val="left"/>
+      <w:pPr>
+        <w:tabs>
+          <w:tab w:val="num" w:pos="6480"/>
+        </w:tabs>
+        <w:ind w:left="6480" w:hanging="360"/>
+      </w:pPr>
+      <w:rPr>
+        <w:rFonts w:ascii="Wingdings" w:hAnsi="Wingdings" w:hint="default"/>
+        <w:sz w:val="20"/>
+      </w:rPr>
+    </w:lvl>
+  </w:abstractNum>
+  <w:abstractNum w:abstractNumId="22" w15:restartNumberingAfterBreak="0">
     <w:nsid w:val="7A0E2BA1"/>
     <w:multiLevelType w:val="multilevel"/>
     <w:tmpl w:val="DF98478A"/>
@@ -4843,7 +9030,7 @@
       </w:rPr>
     </w:lvl>
   </w:abstractNum>
-  <w:abstractNum w:abstractNumId="8" w15:restartNumberingAfterBreak="0">
+  <w:abstractNum w:abstractNumId="23" w15:restartNumberingAfterBreak="0">
     <w:nsid w:val="7D504A1A"/>
     <w:multiLevelType w:val="multilevel"/>
     <w:tmpl w:val="2EBE8C62"/>
@@ -4993,31 +9180,76 @@
     </w:lvl>
   </w:abstractNum>
   <w:num w:numId="1">
+    <w:abstractNumId w:val="8"/>
+  </w:num>
+  <w:num w:numId="2">
+    <w:abstractNumId w:val="1"/>
+  </w:num>
+  <w:num w:numId="3">
     <w:abstractNumId w:val="3"/>
   </w:num>
-  <w:num w:numId="2">
+  <w:num w:numId="4">
+    <w:abstractNumId w:val="23"/>
+  </w:num>
+  <w:num w:numId="5">
+    <w:abstractNumId w:val="22"/>
+  </w:num>
+  <w:num w:numId="6">
+    <w:abstractNumId w:val="16"/>
+  </w:num>
+  <w:num w:numId="7">
+    <w:abstractNumId w:val="17"/>
+  </w:num>
+  <w:num w:numId="8">
+    <w:abstractNumId w:val="11"/>
+  </w:num>
+  <w:num w:numId="9">
+    <w:abstractNumId w:val="5"/>
+  </w:num>
+  <w:num w:numId="10">
+    <w:abstractNumId w:val="14"/>
+  </w:num>
+  <w:num w:numId="11">
+    <w:abstractNumId w:val="9"/>
+  </w:num>
+  <w:num w:numId="12">
+    <w:abstractNumId w:val="19"/>
+  </w:num>
+  <w:num w:numId="13">
+    <w:abstractNumId w:val="12"/>
+  </w:num>
+  <w:num w:numId="14">
+    <w:abstractNumId w:val="15"/>
+  </w:num>
+  <w:num w:numId="15">
+    <w:abstractNumId w:val="7"/>
+  </w:num>
+  <w:num w:numId="16">
+    <w:abstractNumId w:val="6"/>
+  </w:num>
+  <w:num w:numId="17">
+    <w:abstractNumId w:val="21"/>
+  </w:num>
+  <w:num w:numId="18">
     <w:abstractNumId w:val="0"/>
   </w:num>
-  <w:num w:numId="3">
-    <w:abstractNumId w:val="1"/>
+  <w:num w:numId="19">
+    <w:abstractNumId w:val="10"/>
   </w:num>
-  <w:num w:numId="4">
-    <w:abstractNumId w:val="8"/>
+  <w:num w:numId="20">
+    <w:abstractNumId w:val="2"/>
   </w:num>
-  <w:num w:numId="5">
-    <w:abstractNumId w:val="7"/>
+  <w:num w:numId="21">
+    <w:abstractNumId w:val="18"/>
   </w:num>
-  <w:num w:numId="6">
-    <w:abstractNumId w:val="5"/>
+  <w:num w:numId="22">
+    <w:abstractNumId w:val="13"/>
   </w:num>
-  <w:num w:numId="7">
-    <w:abstractNumId w:val="6"/>
-  </w:num>
-  <w:num w:numId="8">
+  <w:num w:numId="23">
     <w:abstractNumId w:val="4"/>
   </w:num>
-  <w:num w:numId="9">
-    <w:abstractNumId w:val="2"/>
+  <w:num w:numId="24">
+    <w:abstractNumId w:val="20"/>
   </w:num>
 </w:numbering>
 </file>

--- a/Internship Logbook-Uthayakumaar.docx
+++ b/Internship Logbook-Uthayakumaar.docx
@@ -344,21 +344,12 @@
                 <w:sz w:val="24"/>
               </w:rPr>
             </w:pPr>
-            <w:proofErr w:type="gramStart"/>
             <w:r>
               <w:rPr>
                 <w:rFonts w:ascii="Arial" w:eastAsia="Arial" w:hAnsi="Arial" w:cs="Arial"/>
                 <w:sz w:val="24"/>
               </w:rPr>
-              <w:t>BACHELOR IN COMPUTER</w:t>
-            </w:r>
-            <w:proofErr w:type="gramEnd"/>
-            <w:r>
-              <w:rPr>
-                <w:rFonts w:ascii="Arial" w:eastAsia="Arial" w:hAnsi="Arial" w:cs="Arial"/>
-                <w:sz w:val="24"/>
-              </w:rPr>
-              <w:t xml:space="preserve"> FORENSICS</w:t>
+              <w:t>BACHELOR IN COMPUTER FORENSICS</w:t>
             </w:r>
           </w:p>
         </w:tc>
@@ -643,20 +634,12 @@
           <w:rFonts w:asciiTheme="minorHAnsi" w:hAnsiTheme="minorHAnsi" w:cstheme="minorHAnsi"/>
         </w:rPr>
       </w:pPr>
-      <w:proofErr w:type="gramStart"/>
       <w:r>
         <w:rPr>
           <w:rFonts w:asciiTheme="minorHAnsi" w:eastAsia="Arial" w:hAnsiTheme="minorHAnsi" w:cstheme="minorHAnsi"/>
         </w:rPr>
         <w:lastRenderedPageBreak/>
-        <w:t>Week :</w:t>
-      </w:r>
-      <w:proofErr w:type="gramEnd"/>
-      <w:r>
-        <w:rPr>
-          <w:rFonts w:asciiTheme="minorHAnsi" w:eastAsia="Arial" w:hAnsiTheme="minorHAnsi" w:cstheme="minorHAnsi"/>
-        </w:rPr>
-        <w:t xml:space="preserve"> 1</w:t>
+        <w:t>Week : 1</w:t>
       </w:r>
       <w:r>
         <w:rPr>
@@ -817,7 +800,6 @@
               </w:rPr>
               <w:t>2</w:t>
             </w:r>
-            <w:proofErr w:type="gramStart"/>
             <w:r>
               <w:rPr>
                 <w:rFonts w:asciiTheme="minorHAnsi" w:hAnsiTheme="minorHAnsi" w:cstheme="minorHAnsi"/>
@@ -829,14 +811,7 @@
               <w:rPr>
                 <w:rFonts w:asciiTheme="minorHAnsi" w:hAnsiTheme="minorHAnsi" w:cstheme="minorHAnsi"/>
               </w:rPr>
-              <w:t xml:space="preserve">  March</w:t>
-            </w:r>
-            <w:proofErr w:type="gramEnd"/>
-            <w:r>
-              <w:rPr>
-                <w:rFonts w:asciiTheme="minorHAnsi" w:hAnsiTheme="minorHAnsi" w:cstheme="minorHAnsi"/>
-              </w:rPr>
-              <w:t xml:space="preserve"> 2026</w:t>
+              <w:t xml:space="preserve">  March 2026</w:t>
             </w:r>
           </w:p>
         </w:tc>
@@ -885,27 +860,7 @@
                 <w:bCs/>
                 <w:color w:val="auto"/>
               </w:rPr>
-              <w:t xml:space="preserve"> (</w:t>
-            </w:r>
-            <w:proofErr w:type="spellStart"/>
-            <w:r>
-              <w:rPr>
-                <w:rFonts w:asciiTheme="minorHAnsi" w:eastAsia="Times New Roman" w:hAnsiTheme="minorHAnsi" w:cstheme="minorHAnsi"/>
-                <w:b/>
-                <w:bCs/>
-                <w:color w:val="auto"/>
-              </w:rPr>
-              <w:t>Resecurity</w:t>
-            </w:r>
-            <w:proofErr w:type="spellEnd"/>
-            <w:r>
-              <w:rPr>
-                <w:rFonts w:asciiTheme="minorHAnsi" w:eastAsia="Times New Roman" w:hAnsiTheme="minorHAnsi" w:cstheme="minorHAnsi"/>
-                <w:b/>
-                <w:bCs/>
-                <w:color w:val="auto"/>
-              </w:rPr>
-              <w:t>)</w:t>
+              <w:t xml:space="preserve"> (Resecurity)</w:t>
             </w:r>
           </w:p>
           <w:p>
@@ -929,109 +884,112 @@
                 <w:rFonts w:asciiTheme="minorHAnsi" w:eastAsia="Times New Roman" w:hAnsiTheme="minorHAnsi" w:cstheme="minorHAnsi"/>
                 <w:color w:val="auto"/>
               </w:rPr>
-              <w:t xml:space="preserve">Configured automated risk monitoring for Company </w:t>
+              <w:t>Added</w:t>
             </w:r>
             <w:r>
               <w:rPr>
                 <w:rFonts w:asciiTheme="minorHAnsi" w:eastAsia="Times New Roman" w:hAnsiTheme="minorHAnsi" w:cstheme="minorHAnsi"/>
                 <w:color w:val="auto"/>
               </w:rPr>
-              <w:t>n</w:t>
+              <w:t xml:space="preserve"> </w:t>
             </w:r>
             <w:r>
               <w:rPr>
                 <w:rFonts w:asciiTheme="minorHAnsi" w:eastAsia="Times New Roman" w:hAnsiTheme="minorHAnsi" w:cstheme="minorHAnsi"/>
                 <w:color w:val="auto"/>
               </w:rPr>
-              <w:t>ame</w:t>
+              <w:t>c</w:t>
             </w:r>
             <w:r>
               <w:rPr>
                 <w:rFonts w:asciiTheme="minorHAnsi" w:eastAsia="Times New Roman" w:hAnsiTheme="minorHAnsi" w:cstheme="minorHAnsi"/>
                 <w:color w:val="auto"/>
               </w:rPr>
-              <w:t xml:space="preserve"> </w:t>
+              <w:t>ompany</w:t>
             </w:r>
             <w:r>
               <w:rPr>
                 <w:rFonts w:asciiTheme="minorHAnsi" w:eastAsia="Times New Roman" w:hAnsiTheme="minorHAnsi" w:cstheme="minorHAnsi"/>
                 <w:color w:val="auto"/>
               </w:rPr>
-              <w:t xml:space="preserve">utilizing the </w:t>
-            </w:r>
-            <w:proofErr w:type="spellStart"/>
+              <w:t xml:space="preserve"> name, domain, ip address in</w:t>
+            </w:r>
             <w:r>
               <w:rPr>
                 <w:rFonts w:asciiTheme="minorHAnsi" w:eastAsia="Times New Roman" w:hAnsiTheme="minorHAnsi" w:cstheme="minorHAnsi"/>
                 <w:color w:val="auto"/>
               </w:rPr>
-              <w:t>Resecurity</w:t>
-            </w:r>
-            <w:proofErr w:type="spellEnd"/>
+              <w:t xml:space="preserve"> the </w:t>
+            </w:r>
             <w:r>
               <w:rPr>
                 <w:rFonts w:asciiTheme="minorHAnsi" w:eastAsia="Times New Roman" w:hAnsiTheme="minorHAnsi" w:cstheme="minorHAnsi"/>
                 <w:color w:val="auto"/>
               </w:rPr>
-              <w:t xml:space="preserve"> Risk platform (risk.resecurity.com).</w:t>
+              <w:t>Risk Resecurity</w:t>
             </w:r>
             <w:r>
               <w:rPr>
                 <w:rFonts w:asciiTheme="minorHAnsi" w:eastAsia="Times New Roman" w:hAnsiTheme="minorHAnsi" w:cstheme="minorHAnsi"/>
                 <w:color w:val="auto"/>
               </w:rPr>
-              <w:t xml:space="preserve"> </w:t>
+              <w:t xml:space="preserve"> platform (risk.resecurity.com).</w:t>
             </w:r>
             <w:r>
               <w:rPr>
                 <w:rFonts w:asciiTheme="minorHAnsi" w:eastAsia="Times New Roman" w:hAnsiTheme="minorHAnsi" w:cstheme="minorHAnsi"/>
                 <w:color w:val="auto"/>
               </w:rPr>
-              <w:t>Created a new monitor profile and mapped the client's digital footprint by categorizing their network assets.</w:t>
+              <w:t xml:space="preserve"> </w:t>
             </w:r>
             <w:r>
               <w:rPr>
                 <w:rFonts w:asciiTheme="minorHAnsi" w:eastAsia="Times New Roman" w:hAnsiTheme="minorHAnsi" w:cstheme="minorHAnsi"/>
                 <w:color w:val="auto"/>
               </w:rPr>
-              <w:t xml:space="preserve"> </w:t>
+              <w:t>Created a new monitor profile and mapped the client's digital footprint by categorizing their network assets.</w:t>
             </w:r>
             <w:r>
               <w:rPr>
                 <w:rFonts w:asciiTheme="minorHAnsi" w:eastAsia="Times New Roman" w:hAnsiTheme="minorHAnsi" w:cstheme="minorHAnsi"/>
                 <w:color w:val="auto"/>
               </w:rPr>
-              <w:t>Inputted primary domains, identified sub-</w:t>
-            </w:r>
-            <w:proofErr w:type="gramStart"/>
+              <w:t xml:space="preserve"> </w:t>
+            </w:r>
             <w:r>
               <w:rPr>
                 <w:rFonts w:asciiTheme="minorHAnsi" w:eastAsia="Times New Roman" w:hAnsiTheme="minorHAnsi" w:cstheme="minorHAnsi"/>
                 <w:color w:val="auto"/>
               </w:rPr>
-              <w:t>domains</w:t>
-            </w:r>
-            <w:proofErr w:type="gramEnd"/>
+              <w:t>Inputted primary domains, identified sub-domains and linked associated domains to ensure a comprehensive monitoring scope.</w:t>
+            </w:r>
             <w:r>
               <w:rPr>
                 <w:rFonts w:asciiTheme="minorHAnsi" w:eastAsia="Times New Roman" w:hAnsiTheme="minorHAnsi" w:cstheme="minorHAnsi"/>
                 <w:color w:val="auto"/>
               </w:rPr>
-              <w:t xml:space="preserve"> and linked associated domains to ensure a comprehensive monitoring scope.</w:t>
+              <w:t xml:space="preserve"> </w:t>
             </w:r>
             <w:r>
               <w:rPr>
                 <w:rFonts w:asciiTheme="minorHAnsi" w:eastAsia="Times New Roman" w:hAnsiTheme="minorHAnsi" w:cstheme="minorHAnsi"/>
                 <w:color w:val="auto"/>
               </w:rPr>
-              <w:t xml:space="preserve"> </w:t>
+              <w:t xml:space="preserve">Assigned specific IP addresses to the tracking profile to monitor external-facing assets for potential vulnerabilities </w:t>
             </w:r>
             <w:r>
               <w:rPr>
                 <w:rFonts w:asciiTheme="minorHAnsi" w:eastAsia="Times New Roman" w:hAnsiTheme="minorHAnsi" w:cstheme="minorHAnsi"/>
                 <w:color w:val="auto"/>
               </w:rPr>
-              <w:t>Assigned specific IP addresses to the tracking profile to monitor external-facing assets for potential vulnerabilities or data leaks.</w:t>
+              <w:t>and</w:t>
+            </w:r>
+            <w:r>
+              <w:rPr>
+                <w:rFonts w:asciiTheme="minorHAnsi" w:eastAsia="Times New Roman" w:hAnsiTheme="minorHAnsi" w:cstheme="minorHAnsi"/>
+                <w:color w:val="auto"/>
+              </w:rPr>
+              <w:t xml:space="preserve"> data leaks.</w:t>
             </w:r>
           </w:p>
           <w:p>
@@ -1067,25 +1025,7 @@
                 <w:sz w:val="22"/>
                 <w:szCs w:val="22"/>
               </w:rPr>
-              <w:t xml:space="preserve"> (</w:t>
-            </w:r>
-            <w:proofErr w:type="spellStart"/>
-            <w:r>
-              <w:rPr>
-                <w:rFonts w:asciiTheme="minorHAnsi" w:hAnsiTheme="minorHAnsi" w:cstheme="minorHAnsi"/>
-                <w:sz w:val="22"/>
-                <w:szCs w:val="22"/>
-              </w:rPr>
-              <w:t>FFmpeg</w:t>
-            </w:r>
-            <w:proofErr w:type="spellEnd"/>
-            <w:r>
-              <w:rPr>
-                <w:rFonts w:asciiTheme="minorHAnsi" w:hAnsiTheme="minorHAnsi" w:cstheme="minorHAnsi"/>
-                <w:sz w:val="22"/>
-                <w:szCs w:val="22"/>
-              </w:rPr>
-              <w:t>)</w:t>
+              <w:t xml:space="preserve"> (FFmpeg)</w:t>
             </w:r>
             <w:r>
               <w:rPr>
@@ -1122,51 +1062,56 @@
                 <w:rFonts w:asciiTheme="minorHAnsi" w:eastAsia="Times New Roman" w:hAnsiTheme="minorHAnsi" w:cstheme="minorHAnsi"/>
                 <w:color w:val="auto"/>
               </w:rPr>
-              <w:t xml:space="preserve">Utilized </w:t>
-            </w:r>
-            <w:proofErr w:type="spellStart"/>
+              <w:t>Used</w:t>
+            </w:r>
             <w:r>
               <w:rPr>
                 <w:rFonts w:asciiTheme="minorHAnsi" w:eastAsia="Times New Roman" w:hAnsiTheme="minorHAnsi" w:cstheme="minorHAnsi"/>
                 <w:color w:val="auto"/>
               </w:rPr>
-              <w:t>FFmpeg</w:t>
-            </w:r>
-            <w:proofErr w:type="spellEnd"/>
+              <w:t xml:space="preserve"> FFmpeg with a Kali Linux environment to execute a</w:t>
+            </w:r>
             <w:r>
               <w:rPr>
                 <w:rFonts w:asciiTheme="minorHAnsi" w:eastAsia="Times New Roman" w:hAnsiTheme="minorHAnsi" w:cstheme="minorHAnsi"/>
                 <w:color w:val="auto"/>
               </w:rPr>
-              <w:t xml:space="preserve"> with a Kali Linux environment to execute a</w:t>
+              <w:t xml:space="preserve"> </w:t>
             </w:r>
             <w:r>
               <w:rPr>
                 <w:rFonts w:asciiTheme="minorHAnsi" w:eastAsia="Times New Roman" w:hAnsiTheme="minorHAnsi" w:cstheme="minorHAnsi"/>
                 <w:color w:val="auto"/>
               </w:rPr>
-              <w:t xml:space="preserve"> </w:t>
+              <w:t>complete frame-by-frame extraction of a 30 FPS video, outputting the sequence</w:t>
             </w:r>
             <w:r>
               <w:rPr>
                 <w:rFonts w:asciiTheme="minorHAnsi" w:eastAsia="Times New Roman" w:hAnsiTheme="minorHAnsi" w:cstheme="minorHAnsi"/>
                 <w:color w:val="auto"/>
               </w:rPr>
-              <w:t>complete frame-by-frame extraction of a 30 FPS video, outputting the sequence in .jpg format.</w:t>
+              <w:t xml:space="preserve"> of the</w:t>
             </w:r>
             <w:r>
               <w:rPr>
                 <w:rFonts w:asciiTheme="minorHAnsi" w:eastAsia="Times New Roman" w:hAnsiTheme="minorHAnsi" w:cstheme="minorHAnsi"/>
                 <w:color w:val="auto"/>
               </w:rPr>
-              <w:t xml:space="preserve"> </w:t>
+              <w:t xml:space="preserve"> in .jpg format.</w:t>
             </w:r>
             <w:r>
               <w:rPr>
                 <w:rFonts w:asciiTheme="minorHAnsi" w:eastAsia="Times New Roman" w:hAnsiTheme="minorHAnsi" w:cstheme="minorHAnsi"/>
                 <w:color w:val="auto"/>
               </w:rPr>
-              <w:t>Conducted a comprehensive, picture-by-picture forensic analysis on every single extracted .jpg image to ensure maximum visual granularity.</w:t>
+              <w:t xml:space="preserve"> </w:t>
+            </w:r>
+            <w:r>
+              <w:rPr>
+                <w:rFonts w:asciiTheme="minorHAnsi" w:eastAsia="Times New Roman" w:hAnsiTheme="minorHAnsi" w:cstheme="minorHAnsi"/>
+                <w:color w:val="auto"/>
+              </w:rPr>
+              <w:t>Conducted a comprehensive, picture-by-picture forensic analysis on every single extracted .jpg image to ensure maximum visual.</w:t>
             </w:r>
           </w:p>
           <w:p>
@@ -1229,7 +1174,6 @@
               </w:rPr>
               <w:t>3</w:t>
             </w:r>
-            <w:proofErr w:type="gramStart"/>
             <w:r>
               <w:rPr>
                 <w:rFonts w:asciiTheme="minorHAnsi" w:hAnsiTheme="minorHAnsi" w:cstheme="minorHAnsi"/>
@@ -1241,14 +1185,7 @@
               <w:rPr>
                 <w:rFonts w:asciiTheme="minorHAnsi" w:hAnsiTheme="minorHAnsi" w:cstheme="minorHAnsi"/>
               </w:rPr>
-              <w:t xml:space="preserve">  March</w:t>
-            </w:r>
-            <w:proofErr w:type="gramEnd"/>
-            <w:r>
-              <w:rPr>
-                <w:rFonts w:asciiTheme="minorHAnsi" w:hAnsiTheme="minorHAnsi" w:cstheme="minorHAnsi"/>
-              </w:rPr>
-              <w:t xml:space="preserve"> 2026</w:t>
+              <w:t xml:space="preserve">  March 2026</w:t>
             </w:r>
           </w:p>
         </w:tc>
@@ -1338,23 +1275,14 @@
                 <w:rFonts w:asciiTheme="minorHAnsi" w:eastAsia="Times New Roman" w:hAnsiTheme="minorHAnsi" w:cstheme="minorHAnsi"/>
                 <w:color w:val="auto"/>
               </w:rPr>
-              <w:t xml:space="preserve">Executed the installation and environment configuration for Data Version Control (DVC) and Apache </w:t>
-            </w:r>
-            <w:proofErr w:type="spellStart"/>
+              <w:t xml:space="preserve">Installed and configured </w:t>
+            </w:r>
             <w:r>
               <w:rPr>
                 <w:rFonts w:asciiTheme="minorHAnsi" w:eastAsia="Times New Roman" w:hAnsiTheme="minorHAnsi" w:cstheme="minorHAnsi"/>
                 <w:color w:val="auto"/>
               </w:rPr>
-              <w:t>MXNet</w:t>
-            </w:r>
-            <w:proofErr w:type="spellEnd"/>
-            <w:r>
-              <w:rPr>
-                <w:rFonts w:asciiTheme="minorHAnsi" w:eastAsia="Times New Roman" w:hAnsiTheme="minorHAnsi" w:cstheme="minorHAnsi"/>
-                <w:color w:val="auto"/>
-              </w:rPr>
-              <w:t xml:space="preserve"> within a Kali Linux environment.</w:t>
+              <w:t>Data Version Control (DVC) and Apache MXNet within a Kali Linux environment.</w:t>
             </w:r>
             <w:r>
               <w:rPr>
@@ -1435,7 +1363,6 @@
               </w:rPr>
               <w:t>4</w:t>
             </w:r>
-            <w:proofErr w:type="gramStart"/>
             <w:r>
               <w:rPr>
                 <w:rFonts w:asciiTheme="minorHAnsi" w:hAnsiTheme="minorHAnsi" w:cstheme="minorHAnsi"/>
@@ -1447,14 +1374,7 @@
               <w:rPr>
                 <w:rFonts w:asciiTheme="minorHAnsi" w:hAnsiTheme="minorHAnsi" w:cstheme="minorHAnsi"/>
               </w:rPr>
-              <w:t xml:space="preserve">  March</w:t>
-            </w:r>
-            <w:proofErr w:type="gramEnd"/>
-            <w:r>
-              <w:rPr>
-                <w:rFonts w:asciiTheme="minorHAnsi" w:hAnsiTheme="minorHAnsi" w:cstheme="minorHAnsi"/>
-              </w:rPr>
-              <w:t xml:space="preserve"> 2026</w:t>
+              <w:t xml:space="preserve">  March 2026</w:t>
             </w:r>
           </w:p>
         </w:tc>
@@ -1515,29 +1435,55 @@
             <w:r>
               <w:rPr>
                 <w:rFonts w:asciiTheme="minorHAnsi" w:hAnsiTheme="minorHAnsi" w:cstheme="minorHAnsi"/>
-                <w:sz w:val="22"/>
-                <w:szCs w:val="22"/>
-              </w:rPr>
-              <w:t>Configured risk monitoring profiles by inputting client domains, sub-domains, and associated IP addresses into the threat intelligence platform. Compiled a comprehensive risk monitoring report focused on detecting potential data breaches, leaked credentials,</w:t>
-            </w:r>
-            <w:r>
-              <w:rPr>
-                <w:rFonts w:asciiTheme="minorHAnsi" w:hAnsiTheme="minorHAnsi" w:cstheme="minorHAnsi"/>
-                <w:sz w:val="22"/>
-                <w:szCs w:val="22"/>
+              </w:rPr>
+              <w:t>Added</w:t>
+            </w:r>
+            <w:r>
+              <w:rPr>
+                <w:rFonts w:asciiTheme="minorHAnsi" w:hAnsiTheme="minorHAnsi" w:cstheme="minorHAnsi"/>
               </w:rPr>
               <w:t xml:space="preserve"> </w:t>
             </w:r>
-            <w:proofErr w:type="gramStart"/>
-            <w:r>
-              <w:rPr>
-                <w:rFonts w:asciiTheme="minorHAnsi" w:hAnsiTheme="minorHAnsi" w:cstheme="minorHAnsi"/>
-                <w:sz w:val="22"/>
-                <w:szCs w:val="22"/>
-              </w:rPr>
-              <w:t>botnets</w:t>
-            </w:r>
-            <w:proofErr w:type="gramEnd"/>
+            <w:r>
+              <w:rPr>
+                <w:rFonts w:asciiTheme="minorHAnsi" w:hAnsiTheme="minorHAnsi" w:cstheme="minorHAnsi"/>
+              </w:rPr>
+              <w:t>c</w:t>
+            </w:r>
+            <w:r>
+              <w:rPr>
+                <w:rFonts w:asciiTheme="minorHAnsi" w:hAnsiTheme="minorHAnsi" w:cstheme="minorHAnsi"/>
+              </w:rPr>
+              <w:t>ompany</w:t>
+            </w:r>
+            <w:r>
+              <w:rPr>
+                <w:rFonts w:asciiTheme="minorHAnsi" w:hAnsiTheme="minorHAnsi" w:cstheme="minorHAnsi"/>
+              </w:rPr>
+              <w:t xml:space="preserve"> name, domain, ip address</w:t>
+            </w:r>
+            <w:r>
+              <w:rPr>
+                <w:rFonts w:asciiTheme="minorHAnsi" w:hAnsiTheme="minorHAnsi" w:cstheme="minorHAnsi"/>
+              </w:rPr>
+              <w:t xml:space="preserve"> </w:t>
+            </w:r>
+            <w:r>
+              <w:rPr>
+                <w:rFonts w:asciiTheme="minorHAnsi" w:hAnsiTheme="minorHAnsi" w:cstheme="minorHAnsi"/>
+                <w:sz w:val="22"/>
+                <w:szCs w:val="22"/>
+              </w:rPr>
+              <w:t>into the threat intelligence platform. Compiled a comprehensive risk monitoring report focused on detecting potential data breaches, leaked credentials,</w:t>
+            </w:r>
+            <w:r>
+              <w:rPr>
+                <w:rFonts w:asciiTheme="minorHAnsi" w:hAnsiTheme="minorHAnsi" w:cstheme="minorHAnsi"/>
+                <w:sz w:val="22"/>
+                <w:szCs w:val="22"/>
+              </w:rPr>
+              <w:t xml:space="preserve"> botnets</w:t>
+            </w:r>
             <w:r>
               <w:rPr>
                 <w:rFonts w:asciiTheme="minorHAnsi" w:hAnsiTheme="minorHAnsi" w:cstheme="minorHAnsi"/>
@@ -1608,7 +1554,15 @@
                 <w:sz w:val="22"/>
                 <w:szCs w:val="22"/>
               </w:rPr>
-              <w:t>Executed secure digital backups of acquired photographic evidence. Transferred and verified forensic photos extracted from seized digital cameras and mobile devices to maintain data integrity</w:t>
+              <w:t>Managed to</w:t>
+            </w:r>
+            <w:r>
+              <w:rPr>
+                <w:rFonts w:asciiTheme="minorHAnsi" w:hAnsiTheme="minorHAnsi" w:cstheme="minorHAnsi"/>
+                <w:sz w:val="22"/>
+                <w:szCs w:val="22"/>
+              </w:rPr>
+              <w:t xml:space="preserve"> secure digital backups of acquired photographic evidence. Transferred and verified forensic photos extracted from seized digital cameras and mobile devices to maintain data integrity</w:t>
             </w:r>
           </w:p>
           <w:p>
@@ -1672,25 +1626,32 @@
                 <w:sz w:val="22"/>
                 <w:szCs w:val="22"/>
               </w:rPr>
-              <w:t xml:space="preserve">Utilized </w:t>
-            </w:r>
-            <w:proofErr w:type="spellStart"/>
-            <w:r>
-              <w:rPr>
-                <w:rFonts w:asciiTheme="minorHAnsi" w:hAnsiTheme="minorHAnsi" w:cstheme="minorHAnsi"/>
-                <w:sz w:val="22"/>
-                <w:szCs w:val="22"/>
-              </w:rPr>
-              <w:t>FFmpeg</w:t>
-            </w:r>
-            <w:proofErr w:type="spellEnd"/>
-            <w:r>
-              <w:rPr>
-                <w:rFonts w:asciiTheme="minorHAnsi" w:hAnsiTheme="minorHAnsi" w:cstheme="minorHAnsi"/>
-                <w:sz w:val="22"/>
-                <w:szCs w:val="22"/>
-              </w:rPr>
-              <w:t xml:space="preserve"> within Kali Linux to extract a 30 FPS video file into a sequential .jpg image format. Conducted a comprehensive, picture-by-picture visual analysis on every extracted .jpg frame to isolate potential forensic artifacts.</w:t>
+              <w:t>U</w:t>
+            </w:r>
+            <w:r>
+              <w:rPr>
+                <w:rFonts w:asciiTheme="minorHAnsi" w:hAnsiTheme="minorHAnsi" w:cstheme="minorHAnsi"/>
+                <w:sz w:val="22"/>
+                <w:szCs w:val="22"/>
+              </w:rPr>
+              <w:t>sed</w:t>
+            </w:r>
+            <w:r>
+              <w:rPr>
+                <w:rFonts w:asciiTheme="minorHAnsi" w:hAnsiTheme="minorHAnsi" w:cstheme="minorHAnsi"/>
+                <w:sz w:val="22"/>
+                <w:szCs w:val="22"/>
+              </w:rPr>
+              <w:t xml:space="preserve"> FFmpeg within Kali Linux to extract a 30 FPS video file into a sequential .jpg image format. Conducted a comprehensive, picture-</w:t>
+            </w:r>
+            <w:r>
+              <w:rPr>
+                <w:rFonts w:asciiTheme="minorHAnsi" w:hAnsiTheme="minorHAnsi" w:cstheme="minorHAnsi"/>
+                <w:sz w:val="22"/>
+                <w:szCs w:val="22"/>
+              </w:rPr>
+              <w:lastRenderedPageBreak/>
+              <w:t>by-picture visual analysis on every extracted .jpg frame to isolate potential forensic artifacts.</w:t>
             </w:r>
           </w:p>
           <w:p>
@@ -1852,43 +1813,23 @@
                 <w:sz w:val="22"/>
                 <w:szCs w:val="22"/>
               </w:rPr>
-              <w:t xml:space="preserve">Utilized </w:t>
-            </w:r>
-            <w:proofErr w:type="spellStart"/>
-            <w:r>
-              <w:rPr>
-                <w:rFonts w:asciiTheme="minorHAnsi" w:hAnsiTheme="minorHAnsi" w:cstheme="minorHAnsi"/>
-                <w:sz w:val="22"/>
-                <w:szCs w:val="22"/>
-              </w:rPr>
-              <w:t>ExifTool</w:t>
-            </w:r>
-            <w:proofErr w:type="spellEnd"/>
-            <w:r>
-              <w:rPr>
-                <w:rFonts w:asciiTheme="minorHAnsi" w:hAnsiTheme="minorHAnsi" w:cstheme="minorHAnsi"/>
-                <w:sz w:val="22"/>
-                <w:szCs w:val="22"/>
-              </w:rPr>
-              <w:t xml:space="preserve"> to extract and document embedded metadata from audio evidence files to verify technical properties and file origins. Conducted spectrographic analysis using </w:t>
-            </w:r>
-            <w:proofErr w:type="spellStart"/>
-            <w:r>
-              <w:rPr>
-                <w:rFonts w:asciiTheme="minorHAnsi" w:hAnsiTheme="minorHAnsi" w:cstheme="minorHAnsi"/>
-                <w:sz w:val="22"/>
-                <w:szCs w:val="22"/>
-              </w:rPr>
-              <w:t>iZotope</w:t>
-            </w:r>
-            <w:proofErr w:type="spellEnd"/>
-            <w:r>
-              <w:rPr>
-                <w:rFonts w:asciiTheme="minorHAnsi" w:hAnsiTheme="minorHAnsi" w:cstheme="minorHAnsi"/>
-                <w:sz w:val="22"/>
-                <w:szCs w:val="22"/>
-              </w:rPr>
-              <w:t xml:space="preserve"> to examine audio files for signs of digital tampering or structural anomalies. </w:t>
+              <w:t>U</w:t>
+            </w:r>
+            <w:r>
+              <w:rPr>
+                <w:rFonts w:asciiTheme="minorHAnsi" w:hAnsiTheme="minorHAnsi" w:cstheme="minorHAnsi"/>
+                <w:sz w:val="22"/>
+                <w:szCs w:val="22"/>
+              </w:rPr>
+              <w:t>sed</w:t>
+            </w:r>
+            <w:r>
+              <w:rPr>
+                <w:rFonts w:asciiTheme="minorHAnsi" w:hAnsiTheme="minorHAnsi" w:cstheme="minorHAnsi"/>
+                <w:sz w:val="22"/>
+                <w:szCs w:val="22"/>
+              </w:rPr>
+              <w:t xml:space="preserve"> ExifTool to extract and document embedded metadata from audio evidence files to verify technical properties and file origins. Conducted spectrographic analysis using iZotope to examine audio files for signs of digital tampering or structural anomalies. </w:t>
             </w:r>
             <w:r>
               <w:rPr>
@@ -1904,25 +1845,7 @@
                 <w:sz w:val="22"/>
                 <w:szCs w:val="22"/>
               </w:rPr>
-              <w:t xml:space="preserve"> a conclusive report detailing the findings derived from the </w:t>
-            </w:r>
-            <w:proofErr w:type="spellStart"/>
-            <w:r>
-              <w:rPr>
-                <w:rFonts w:asciiTheme="minorHAnsi" w:hAnsiTheme="minorHAnsi" w:cstheme="minorHAnsi"/>
-                <w:sz w:val="22"/>
-                <w:szCs w:val="22"/>
-              </w:rPr>
-              <w:t>iZotope</w:t>
-            </w:r>
-            <w:proofErr w:type="spellEnd"/>
-            <w:r>
-              <w:rPr>
-                <w:rFonts w:asciiTheme="minorHAnsi" w:hAnsiTheme="minorHAnsi" w:cstheme="minorHAnsi"/>
-                <w:sz w:val="22"/>
-                <w:szCs w:val="22"/>
-              </w:rPr>
-              <w:t xml:space="preserve"> spectrographic images.</w:t>
+              <w:t xml:space="preserve"> a conclusive report detailing the findings derived from the iZotope spectrographic images.</w:t>
             </w:r>
           </w:p>
           <w:p>
@@ -2018,7 +1941,39 @@
                 <w:sz w:val="22"/>
                 <w:szCs w:val="22"/>
               </w:rPr>
-              <w:t>Processed a variety of multimedia evidence including image, audio, and video files using Magnet AXIOM Process to systematically parse and extract digital artifacts. Deployed Oxygen Forensic Detective to specifically target, extract, and process audio evidence originating from mobile device extractions.</w:t>
+              <w:t>Processed multimedia evidence including image, audio, and video files using Magnet AXIOM Process to systematically parse and extract digital artifacts.</w:t>
+            </w:r>
+            <w:r>
+              <w:rPr>
+                <w:rFonts w:asciiTheme="minorHAnsi" w:hAnsiTheme="minorHAnsi" w:cstheme="minorHAnsi"/>
+                <w:sz w:val="22"/>
+                <w:szCs w:val="22"/>
+              </w:rPr>
+              <w:t xml:space="preserve"> Selected specific functions on axiom to ensure the output of the process is only for needed result.</w:t>
+            </w:r>
+            <w:r>
+              <w:rPr>
+                <w:rFonts w:asciiTheme="minorHAnsi" w:hAnsiTheme="minorHAnsi" w:cstheme="minorHAnsi"/>
+                <w:sz w:val="22"/>
+                <w:szCs w:val="22"/>
+              </w:rPr>
+              <w:t xml:space="preserve"> </w:t>
+            </w:r>
+            <w:r>
+              <w:rPr>
+                <w:rFonts w:asciiTheme="minorHAnsi" w:hAnsiTheme="minorHAnsi" w:cstheme="minorHAnsi"/>
+                <w:sz w:val="22"/>
+                <w:szCs w:val="22"/>
+              </w:rPr>
+              <w:t>Used</w:t>
+            </w:r>
+            <w:r>
+              <w:rPr>
+                <w:rFonts w:asciiTheme="minorHAnsi" w:hAnsiTheme="minorHAnsi" w:cstheme="minorHAnsi"/>
+                <w:sz w:val="22"/>
+                <w:szCs w:val="22"/>
+              </w:rPr>
+              <w:t xml:space="preserve"> Oxygen Forensic Detective to specifically target, extract, and process audio evidence originating from mobile device extractions.</w:t>
             </w:r>
             <w:r>
               <w:rPr>
@@ -2076,7 +2031,15 @@
                 <w:sz w:val="22"/>
                 <w:szCs w:val="22"/>
               </w:rPr>
-              <w:t>Deployed Oxygen Forensic Detective to perform targeted extraction and processing of audio evidence originating from mobile device acquisitions.</w:t>
+              <w:t xml:space="preserve">Used </w:t>
+            </w:r>
+            <w:r>
+              <w:rPr>
+                <w:rFonts w:asciiTheme="minorHAnsi" w:hAnsiTheme="minorHAnsi" w:cstheme="minorHAnsi"/>
+                <w:sz w:val="22"/>
+                <w:szCs w:val="22"/>
+              </w:rPr>
+              <w:t>Oxygen Forensic Detective to perform targeted extraction and processing of audio evidence originating from mobile device acquisitions.</w:t>
             </w:r>
           </w:p>
           <w:p>
@@ -2701,22 +2664,13 @@
         <w:spacing w:after="0"/>
         <w:ind w:left="-5" w:hanging="10"/>
       </w:pPr>
-      <w:proofErr w:type="gramStart"/>
       <w:r>
         <w:rPr>
           <w:rFonts w:ascii="Arial" w:eastAsia="Arial" w:hAnsi="Arial" w:cs="Arial"/>
           <w:sz w:val="24"/>
         </w:rPr>
         <w:lastRenderedPageBreak/>
-        <w:t>Week :</w:t>
-      </w:r>
-      <w:proofErr w:type="gramEnd"/>
-      <w:r>
-        <w:rPr>
-          <w:rFonts w:ascii="Arial" w:eastAsia="Arial" w:hAnsi="Arial" w:cs="Arial"/>
-          <w:sz w:val="24"/>
-        </w:rPr>
-        <w:t xml:space="preserve"> 2</w:t>
+        <w:t>Week : 2</w:t>
       </w:r>
     </w:p>
     <w:tbl>
@@ -2921,6 +2875,7 @@
             <w:pPr>
               <w:pStyle w:val="Heading3"/>
               <w:spacing w:before="0" w:beforeAutospacing="0" w:after="0" w:afterAutospacing="0"/>
+              <w:outlineLvl w:val="2"/>
               <w:rPr>
                 <w:rFonts w:asciiTheme="minorHAnsi" w:hAnsiTheme="minorHAnsi" w:cstheme="minorHAnsi"/>
                 <w:sz w:val="22"/>
@@ -2975,31 +2930,14 @@
                 <w:sz w:val="22"/>
                 <w:szCs w:val="22"/>
               </w:rPr>
-              <w:t>Task 1: Continuous Risk Monitoring (</w:t>
-            </w:r>
-            <w:proofErr w:type="spellStart"/>
-            <w:r>
-              <w:rPr>
-                <w:rFonts w:asciiTheme="minorHAnsi" w:hAnsiTheme="minorHAnsi" w:cstheme="minorHAnsi"/>
-                <w:sz w:val="22"/>
-                <w:szCs w:val="22"/>
-              </w:rPr>
-              <w:t>Resecurity</w:t>
-            </w:r>
-            <w:proofErr w:type="spellEnd"/>
-            <w:r>
-              <w:rPr>
-                <w:rFonts w:asciiTheme="minorHAnsi" w:hAnsiTheme="minorHAnsi" w:cstheme="minorHAnsi"/>
-                <w:sz w:val="22"/>
-                <w:szCs w:val="22"/>
-              </w:rPr>
-              <w:t>)</w:t>
+              <w:t>Task 1: Continuous Risk Monitoring (Resecurity)</w:t>
             </w:r>
           </w:p>
           <w:p>
             <w:pPr>
               <w:pStyle w:val="Heading3"/>
               <w:spacing w:before="0" w:beforeAutospacing="0" w:after="0" w:afterAutospacing="0"/>
+              <w:outlineLvl w:val="2"/>
               <w:rPr>
                 <w:rFonts w:asciiTheme="minorHAnsi" w:hAnsiTheme="minorHAnsi" w:cstheme="minorHAnsi"/>
                 <w:sz w:val="22"/>
@@ -3023,41 +2961,7 @@
                 <w:sz w:val="22"/>
                 <w:szCs w:val="22"/>
               </w:rPr>
-              <w:t xml:space="preserve">Utilized the </w:t>
-            </w:r>
-            <w:proofErr w:type="spellStart"/>
-            <w:r>
-              <w:rPr>
-                <w:rFonts w:asciiTheme="minorHAnsi" w:hAnsiTheme="minorHAnsi" w:cstheme="minorHAnsi"/>
-                <w:sz w:val="22"/>
-                <w:szCs w:val="22"/>
-              </w:rPr>
-              <w:t>Resecurity</w:t>
-            </w:r>
-            <w:proofErr w:type="spellEnd"/>
-            <w:r>
-              <w:rPr>
-                <w:rFonts w:asciiTheme="minorHAnsi" w:hAnsiTheme="minorHAnsi" w:cstheme="minorHAnsi"/>
-                <w:sz w:val="22"/>
-                <w:szCs w:val="22"/>
-              </w:rPr>
-              <w:t xml:space="preserve"> Risk platform (risk.resecurity.com) to continuously monitor the digital threat landscape.</w:t>
-            </w:r>
-            <w:r>
-              <w:rPr>
-                <w:rFonts w:asciiTheme="minorHAnsi" w:hAnsiTheme="minorHAnsi" w:cstheme="minorHAnsi"/>
-                <w:sz w:val="22"/>
-                <w:szCs w:val="22"/>
-              </w:rPr>
-              <w:t xml:space="preserve"> </w:t>
-            </w:r>
-            <w:r>
-              <w:rPr>
-                <w:rFonts w:asciiTheme="minorHAnsi" w:hAnsiTheme="minorHAnsi" w:cstheme="minorHAnsi"/>
-                <w:sz w:val="22"/>
-                <w:szCs w:val="22"/>
-              </w:rPr>
-              <w:t>Maintained and updated internal intelligence records with the latest identified cyber threats, vulnerabilities, and corporate data breaches.</w:t>
+              <w:t>Utilized the Resecurity Risk platform (risk.resecurity.com) to continuously monitor the digital threat landscape. Maintained and updated internal intelligence records with the latest identified cyber threats, vulnerabilities, and corporate data breaches.</w:t>
             </w:r>
           </w:p>
           <w:p>
@@ -3176,10 +3080,54 @@
                 <w:sz w:val="22"/>
                 <w:szCs w:val="22"/>
               </w:rPr>
-              <w:t>Task 1: Continuous Risk Monitoring (</w:t>
-            </w:r>
-            <w:proofErr w:type="spellStart"/>
-            <w:r>
+              <w:t>Task 1: Continuous Risk Monitoring (Resecurity)</w:t>
+            </w:r>
+          </w:p>
+          <w:p>
+            <w:pPr>
+              <w:pStyle w:val="NormalWeb"/>
+              <w:spacing w:before="0" w:beforeAutospacing="0" w:after="0" w:afterAutospacing="0"/>
+              <w:rPr>
+                <w:rFonts w:asciiTheme="minorHAnsi" w:hAnsiTheme="minorHAnsi" w:cstheme="minorHAnsi"/>
+                <w:sz w:val="22"/>
+                <w:szCs w:val="22"/>
+              </w:rPr>
+            </w:pPr>
+          </w:p>
+          <w:p>
+            <w:pPr>
+              <w:pStyle w:val="NormalWeb"/>
+              <w:spacing w:before="0" w:beforeAutospacing="0" w:after="0" w:afterAutospacing="0"/>
+              <w:rPr>
+                <w:rFonts w:asciiTheme="minorHAnsi" w:hAnsiTheme="minorHAnsi" w:cstheme="minorHAnsi"/>
+                <w:sz w:val="22"/>
+                <w:szCs w:val="22"/>
+              </w:rPr>
+            </w:pPr>
+            <w:r>
+              <w:rPr>
+                <w:rFonts w:asciiTheme="minorHAnsi" w:hAnsiTheme="minorHAnsi" w:cstheme="minorHAnsi"/>
+                <w:sz w:val="22"/>
+                <w:szCs w:val="22"/>
+              </w:rPr>
+              <w:t>Monitored the Resecurity Risk platform to identify, log, and update internal records regarding the latest emerging cyber threats and corporate data breaches.</w:t>
+            </w:r>
+          </w:p>
+          <w:p>
+            <w:pPr>
+              <w:pStyle w:val="NormalWeb"/>
+              <w:spacing w:before="0" w:beforeAutospacing="0" w:after="0" w:afterAutospacing="0"/>
+              <w:rPr>
+                <w:rFonts w:asciiTheme="minorHAnsi" w:hAnsiTheme="minorHAnsi" w:cstheme="minorHAnsi"/>
+                <w:sz w:val="22"/>
+                <w:szCs w:val="22"/>
+              </w:rPr>
+            </w:pPr>
+          </w:p>
+          <w:p>
+            <w:pPr>
+              <w:pStyle w:val="NormalWeb"/>
+              <w:spacing w:before="0" w:beforeAutospacing="0" w:after="0" w:afterAutospacing="0"/>
               <w:rPr>
                 <w:rFonts w:asciiTheme="minorHAnsi" w:hAnsiTheme="minorHAnsi" w:cstheme="minorHAnsi"/>
                 <w:b/>
@@ -3187,9 +3135,7 @@
                 <w:sz w:val="22"/>
                 <w:szCs w:val="22"/>
               </w:rPr>
-              <w:t>Resecurity</w:t>
-            </w:r>
-            <w:proofErr w:type="spellEnd"/>
+            </w:pPr>
             <w:r>
               <w:rPr>
                 <w:rFonts w:asciiTheme="minorHAnsi" w:hAnsiTheme="minorHAnsi" w:cstheme="minorHAnsi"/>
@@ -3198,7 +3144,7 @@
                 <w:sz w:val="22"/>
                 <w:szCs w:val="22"/>
               </w:rPr>
-              <w:t>)</w:t>
+              <w:t>Task 2: Satellite Intelligence Deployment (Satintel)</w:t>
             </w:r>
           </w:p>
           <w:p>
@@ -3228,163 +3174,7 @@
                 <w:sz w:val="22"/>
                 <w:szCs w:val="22"/>
               </w:rPr>
-              <w:t xml:space="preserve">Monitored the </w:t>
-            </w:r>
-            <w:proofErr w:type="spellStart"/>
-            <w:r>
-              <w:rPr>
-                <w:rFonts w:asciiTheme="minorHAnsi" w:hAnsiTheme="minorHAnsi" w:cstheme="minorHAnsi"/>
-                <w:sz w:val="22"/>
-                <w:szCs w:val="22"/>
-              </w:rPr>
-              <w:t>Resecurity</w:t>
-            </w:r>
-            <w:proofErr w:type="spellEnd"/>
-            <w:r>
-              <w:rPr>
-                <w:rFonts w:asciiTheme="minorHAnsi" w:hAnsiTheme="minorHAnsi" w:cstheme="minorHAnsi"/>
-                <w:sz w:val="22"/>
-                <w:szCs w:val="22"/>
-              </w:rPr>
-              <w:t xml:space="preserve"> Risk platform to identify, log, and update internal records regarding the latest emerging cyber threats and corporate data breaches.</w:t>
-            </w:r>
-          </w:p>
-          <w:p>
-            <w:pPr>
-              <w:pStyle w:val="NormalWeb"/>
-              <w:spacing w:before="0" w:beforeAutospacing="0" w:after="0" w:afterAutospacing="0"/>
-              <w:rPr>
-                <w:rFonts w:asciiTheme="minorHAnsi" w:hAnsiTheme="minorHAnsi" w:cstheme="minorHAnsi"/>
-                <w:sz w:val="22"/>
-                <w:szCs w:val="22"/>
-              </w:rPr>
-            </w:pPr>
-          </w:p>
-          <w:p>
-            <w:pPr>
-              <w:pStyle w:val="NormalWeb"/>
-              <w:spacing w:before="0" w:beforeAutospacing="0" w:after="0" w:afterAutospacing="0"/>
-              <w:rPr>
-                <w:rFonts w:asciiTheme="minorHAnsi" w:hAnsiTheme="minorHAnsi" w:cstheme="minorHAnsi"/>
-                <w:b/>
-                <w:bCs/>
-                <w:sz w:val="22"/>
-                <w:szCs w:val="22"/>
-              </w:rPr>
-            </w:pPr>
-            <w:r>
-              <w:rPr>
-                <w:rFonts w:asciiTheme="minorHAnsi" w:hAnsiTheme="minorHAnsi" w:cstheme="minorHAnsi"/>
-                <w:b/>
-                <w:bCs/>
-                <w:sz w:val="22"/>
-                <w:szCs w:val="22"/>
-              </w:rPr>
-              <w:t>Task 2: Satellite Intelligence Deployment (</w:t>
-            </w:r>
-            <w:proofErr w:type="spellStart"/>
-            <w:r>
-              <w:rPr>
-                <w:rFonts w:asciiTheme="minorHAnsi" w:hAnsiTheme="minorHAnsi" w:cstheme="minorHAnsi"/>
-                <w:b/>
-                <w:bCs/>
-                <w:sz w:val="22"/>
-                <w:szCs w:val="22"/>
-              </w:rPr>
-              <w:t>Satintel</w:t>
-            </w:r>
-            <w:proofErr w:type="spellEnd"/>
-            <w:r>
-              <w:rPr>
-                <w:rFonts w:asciiTheme="minorHAnsi" w:hAnsiTheme="minorHAnsi" w:cstheme="minorHAnsi"/>
-                <w:b/>
-                <w:bCs/>
-                <w:sz w:val="22"/>
-                <w:szCs w:val="22"/>
-              </w:rPr>
-              <w:t>)</w:t>
-            </w:r>
-          </w:p>
-          <w:p>
-            <w:pPr>
-              <w:pStyle w:val="NormalWeb"/>
-              <w:spacing w:before="0" w:beforeAutospacing="0" w:after="0" w:afterAutospacing="0"/>
-              <w:rPr>
-                <w:rFonts w:asciiTheme="minorHAnsi" w:hAnsiTheme="minorHAnsi" w:cstheme="minorHAnsi"/>
-                <w:sz w:val="22"/>
-                <w:szCs w:val="22"/>
-              </w:rPr>
-            </w:pPr>
-          </w:p>
-          <w:p>
-            <w:pPr>
-              <w:pStyle w:val="NormalWeb"/>
-              <w:spacing w:before="0" w:beforeAutospacing="0" w:after="0" w:afterAutospacing="0"/>
-              <w:rPr>
-                <w:rFonts w:asciiTheme="minorHAnsi" w:hAnsiTheme="minorHAnsi" w:cstheme="minorHAnsi"/>
-                <w:sz w:val="22"/>
-                <w:szCs w:val="22"/>
-              </w:rPr>
-            </w:pPr>
-            <w:r>
-              <w:rPr>
-                <w:rFonts w:asciiTheme="minorHAnsi" w:hAnsiTheme="minorHAnsi" w:cstheme="minorHAnsi"/>
-                <w:sz w:val="22"/>
-                <w:szCs w:val="22"/>
-              </w:rPr>
-              <w:t xml:space="preserve">Executed the installation and configuration of the </w:t>
-            </w:r>
-            <w:proofErr w:type="spellStart"/>
-            <w:r>
-              <w:rPr>
-                <w:rFonts w:asciiTheme="minorHAnsi" w:hAnsiTheme="minorHAnsi" w:cstheme="minorHAnsi"/>
-                <w:sz w:val="22"/>
-                <w:szCs w:val="22"/>
-              </w:rPr>
-              <w:t>Satintel</w:t>
-            </w:r>
-            <w:proofErr w:type="spellEnd"/>
-            <w:r>
-              <w:rPr>
-                <w:rFonts w:asciiTheme="minorHAnsi" w:hAnsiTheme="minorHAnsi" w:cstheme="minorHAnsi"/>
-                <w:sz w:val="22"/>
-                <w:szCs w:val="22"/>
-              </w:rPr>
-              <w:t xml:space="preserve"> framework within a Kali Linux environment.</w:t>
-            </w:r>
-            <w:r>
-              <w:rPr>
-                <w:rFonts w:asciiTheme="minorHAnsi" w:hAnsiTheme="minorHAnsi" w:cstheme="minorHAnsi"/>
-                <w:sz w:val="22"/>
-                <w:szCs w:val="22"/>
-              </w:rPr>
-              <w:t xml:space="preserve"> </w:t>
-            </w:r>
-            <w:r>
-              <w:rPr>
-                <w:rFonts w:asciiTheme="minorHAnsi" w:hAnsiTheme="minorHAnsi" w:cstheme="minorHAnsi"/>
-                <w:sz w:val="22"/>
-                <w:szCs w:val="22"/>
-              </w:rPr>
-              <w:t xml:space="preserve">Explored and evaluated the tool's capabilities for tracking and </w:t>
-            </w:r>
-            <w:proofErr w:type="spellStart"/>
-            <w:r>
-              <w:rPr>
-                <w:rFonts w:asciiTheme="minorHAnsi" w:hAnsiTheme="minorHAnsi" w:cstheme="minorHAnsi"/>
-                <w:sz w:val="22"/>
-                <w:szCs w:val="22"/>
-              </w:rPr>
-              <w:t>analyzing</w:t>
-            </w:r>
-            <w:proofErr w:type="spellEnd"/>
-            <w:r>
-              <w:rPr>
-                <w:rFonts w:asciiTheme="minorHAnsi" w:hAnsiTheme="minorHAnsi" w:cstheme="minorHAnsi"/>
-                <w:sz w:val="22"/>
-                <w:szCs w:val="22"/>
-              </w:rPr>
-              <w:t xml:space="preserve"> satellite coordination for open-source intelligence gathering.</w:t>
+              <w:t>Executed the installation and configuration of the Satintel framework within a Kali Linux environment. Explored and evaluated the tool's capabilities for tracking and analyzing satellite coordination for open-source intelligence gathering.</w:t>
             </w:r>
           </w:p>
           <w:p>
@@ -3584,10 +3374,54 @@
                 <w:sz w:val="22"/>
                 <w:szCs w:val="22"/>
               </w:rPr>
-              <w:t>Task 1: Continuous Risk Monitoring (</w:t>
-            </w:r>
-            <w:proofErr w:type="spellStart"/>
-            <w:r>
+              <w:t>Task 1: Continuous Risk Monitoring (Resecurity)</w:t>
+            </w:r>
+          </w:p>
+          <w:p>
+            <w:pPr>
+              <w:pStyle w:val="NormalWeb"/>
+              <w:spacing w:before="0" w:beforeAutospacing="0" w:after="0" w:afterAutospacing="0"/>
+              <w:rPr>
+                <w:rFonts w:asciiTheme="minorHAnsi" w:hAnsiTheme="minorHAnsi" w:cstheme="minorHAnsi"/>
+                <w:sz w:val="22"/>
+                <w:szCs w:val="22"/>
+              </w:rPr>
+            </w:pPr>
+          </w:p>
+          <w:p>
+            <w:pPr>
+              <w:pStyle w:val="NormalWeb"/>
+              <w:spacing w:before="0" w:beforeAutospacing="0" w:after="0" w:afterAutospacing="0"/>
+              <w:rPr>
+                <w:rFonts w:asciiTheme="minorHAnsi" w:hAnsiTheme="minorHAnsi" w:cstheme="minorHAnsi"/>
+                <w:sz w:val="22"/>
+                <w:szCs w:val="22"/>
+              </w:rPr>
+            </w:pPr>
+            <w:r>
+              <w:rPr>
+                <w:rFonts w:asciiTheme="minorHAnsi" w:hAnsiTheme="minorHAnsi" w:cstheme="minorHAnsi"/>
+                <w:sz w:val="22"/>
+                <w:szCs w:val="22"/>
+              </w:rPr>
+              <w:t>Conducted continuous risk monitoring utilizing the Resecurity platform to identify and document emerging cyber threats. Updated internal tracking systems with the latest actionable intelligence regarding active corporate data breaches and new threat vectors.</w:t>
+            </w:r>
+          </w:p>
+          <w:p>
+            <w:pPr>
+              <w:pStyle w:val="NormalWeb"/>
+              <w:spacing w:before="0" w:beforeAutospacing="0" w:after="0" w:afterAutospacing="0"/>
+              <w:rPr>
+                <w:rFonts w:asciiTheme="minorHAnsi" w:hAnsiTheme="minorHAnsi" w:cstheme="minorHAnsi"/>
+                <w:sz w:val="22"/>
+                <w:szCs w:val="22"/>
+              </w:rPr>
+            </w:pPr>
+          </w:p>
+          <w:p>
+            <w:pPr>
+              <w:pStyle w:val="NormalWeb"/>
+              <w:spacing w:before="0" w:beforeAutospacing="0" w:after="0" w:afterAutospacing="0"/>
               <w:rPr>
                 <w:rFonts w:asciiTheme="minorHAnsi" w:hAnsiTheme="minorHAnsi" w:cstheme="minorHAnsi"/>
                 <w:b/>
@@ -3595,9 +3429,7 @@
                 <w:sz w:val="22"/>
                 <w:szCs w:val="22"/>
               </w:rPr>
-              <w:t>Resecurity</w:t>
-            </w:r>
-            <w:proofErr w:type="spellEnd"/>
+            </w:pPr>
             <w:r>
               <w:rPr>
                 <w:rFonts w:asciiTheme="minorHAnsi" w:hAnsiTheme="minorHAnsi" w:cstheme="minorHAnsi"/>
@@ -3606,7 +3438,7 @@
                 <w:sz w:val="22"/>
                 <w:szCs w:val="22"/>
               </w:rPr>
-              <w:t>)</w:t>
+              <w:t xml:space="preserve">Task 2: Forensic Triage &amp; Acquisition Training (RECON ITR) </w:t>
             </w:r>
           </w:p>
           <w:p>
@@ -3619,114 +3451,6 @@
                 <w:szCs w:val="22"/>
               </w:rPr>
             </w:pPr>
-          </w:p>
-          <w:p>
-            <w:pPr>
-              <w:pStyle w:val="NormalWeb"/>
-              <w:spacing w:before="0" w:beforeAutospacing="0" w:after="0" w:afterAutospacing="0"/>
-              <w:rPr>
-                <w:rFonts w:asciiTheme="minorHAnsi" w:hAnsiTheme="minorHAnsi" w:cstheme="minorHAnsi"/>
-                <w:sz w:val="22"/>
-                <w:szCs w:val="22"/>
-              </w:rPr>
-            </w:pPr>
-            <w:r>
-              <w:rPr>
-                <w:rFonts w:asciiTheme="minorHAnsi" w:hAnsiTheme="minorHAnsi" w:cstheme="minorHAnsi"/>
-                <w:sz w:val="22"/>
-                <w:szCs w:val="22"/>
-              </w:rPr>
-              <w:t xml:space="preserve">Conducted continuous risk monitoring utilizing the </w:t>
-            </w:r>
-            <w:proofErr w:type="spellStart"/>
-            <w:r>
-              <w:rPr>
-                <w:rFonts w:asciiTheme="minorHAnsi" w:hAnsiTheme="minorHAnsi" w:cstheme="minorHAnsi"/>
-                <w:sz w:val="22"/>
-                <w:szCs w:val="22"/>
-              </w:rPr>
-              <w:t>Resecurity</w:t>
-            </w:r>
-            <w:proofErr w:type="spellEnd"/>
-            <w:r>
-              <w:rPr>
-                <w:rFonts w:asciiTheme="minorHAnsi" w:hAnsiTheme="minorHAnsi" w:cstheme="minorHAnsi"/>
-                <w:sz w:val="22"/>
-                <w:szCs w:val="22"/>
-              </w:rPr>
-              <w:t xml:space="preserve"> platform to identify and document emerging cyber threats.</w:t>
-            </w:r>
-            <w:r>
-              <w:rPr>
-                <w:rFonts w:asciiTheme="minorHAnsi" w:hAnsiTheme="minorHAnsi" w:cstheme="minorHAnsi"/>
-                <w:sz w:val="22"/>
-                <w:szCs w:val="22"/>
-              </w:rPr>
-              <w:t xml:space="preserve"> </w:t>
-            </w:r>
-            <w:r>
-              <w:rPr>
-                <w:rFonts w:asciiTheme="minorHAnsi" w:hAnsiTheme="minorHAnsi" w:cstheme="minorHAnsi"/>
-                <w:sz w:val="22"/>
-                <w:szCs w:val="22"/>
-              </w:rPr>
-              <w:t>Updated internal tracking systems with the latest actionable intelligence regarding active corporate data breaches and new threat vectors.</w:t>
-            </w:r>
-          </w:p>
-          <w:p>
-            <w:pPr>
-              <w:pStyle w:val="NormalWeb"/>
-              <w:spacing w:before="0" w:beforeAutospacing="0" w:after="0" w:afterAutospacing="0"/>
-              <w:rPr>
-                <w:rFonts w:asciiTheme="minorHAnsi" w:hAnsiTheme="minorHAnsi" w:cstheme="minorHAnsi"/>
-                <w:sz w:val="22"/>
-                <w:szCs w:val="22"/>
-              </w:rPr>
-            </w:pPr>
-          </w:p>
-          <w:p>
-            <w:pPr>
-              <w:pStyle w:val="NormalWeb"/>
-              <w:spacing w:before="0" w:beforeAutospacing="0" w:after="0" w:afterAutospacing="0"/>
-              <w:rPr>
-                <w:rFonts w:asciiTheme="minorHAnsi" w:hAnsiTheme="minorHAnsi" w:cstheme="minorHAnsi"/>
-                <w:b/>
-                <w:bCs/>
-                <w:sz w:val="22"/>
-                <w:szCs w:val="22"/>
-              </w:rPr>
-            </w:pPr>
-            <w:r>
-              <w:rPr>
-                <w:rFonts w:asciiTheme="minorHAnsi" w:hAnsiTheme="minorHAnsi" w:cstheme="minorHAnsi"/>
-                <w:b/>
-                <w:bCs/>
-                <w:sz w:val="22"/>
-                <w:szCs w:val="22"/>
-              </w:rPr>
-              <w:t>Task 2: Forensic Triage &amp; Acquisition Training (RECON ITR)</w:t>
-            </w:r>
-            <w:r>
-              <w:rPr>
-                <w:rFonts w:asciiTheme="minorHAnsi" w:hAnsiTheme="minorHAnsi" w:cstheme="minorHAnsi"/>
-                <w:b/>
-                <w:bCs/>
-                <w:sz w:val="22"/>
-                <w:szCs w:val="22"/>
-              </w:rPr>
-              <w:t xml:space="preserve"> </w:t>
-            </w:r>
-          </w:p>
-          <w:p>
-            <w:pPr>
-              <w:pStyle w:val="NormalWeb"/>
-              <w:spacing w:before="0" w:beforeAutospacing="0" w:after="0" w:afterAutospacing="0"/>
-              <w:rPr>
-                <w:rFonts w:asciiTheme="minorHAnsi" w:hAnsiTheme="minorHAnsi" w:cstheme="minorHAnsi"/>
-                <w:sz w:val="22"/>
-                <w:szCs w:val="22"/>
-              </w:rPr>
-            </w:pPr>
             <w:r>
               <w:rPr>
                 <w:rFonts w:asciiTheme="minorHAnsi" w:hAnsiTheme="minorHAnsi" w:cstheme="minorHAnsi"/>
@@ -3734,39 +3458,7 @@
                 <w:szCs w:val="22"/>
               </w:rPr>
               <w:lastRenderedPageBreak/>
-              <w:t>Conducted technical study on the RECON ITR forensic tool,</w:t>
-            </w:r>
-            <w:r>
-              <w:rPr>
-                <w:rFonts w:asciiTheme="minorHAnsi" w:hAnsiTheme="minorHAnsi" w:cstheme="minorHAnsi"/>
-                <w:sz w:val="22"/>
-                <w:szCs w:val="22"/>
-              </w:rPr>
-              <w:t xml:space="preserve"> </w:t>
-            </w:r>
-            <w:r>
-              <w:rPr>
-                <w:rFonts w:asciiTheme="minorHAnsi" w:hAnsiTheme="minorHAnsi" w:cstheme="minorHAnsi"/>
-                <w:sz w:val="22"/>
-                <w:szCs w:val="22"/>
-              </w:rPr>
-              <w:t>specifically focusing on live boot acquisition methodologies.</w:t>
-            </w:r>
-            <w:r>
-              <w:rPr>
-                <w:rFonts w:asciiTheme="minorHAnsi" w:hAnsiTheme="minorHAnsi" w:cstheme="minorHAnsi"/>
-                <w:sz w:val="22"/>
-                <w:szCs w:val="22"/>
-              </w:rPr>
-              <w:t xml:space="preserve"> </w:t>
-            </w:r>
-            <w:r>
-              <w:rPr>
-                <w:rFonts w:asciiTheme="minorHAnsi" w:hAnsiTheme="minorHAnsi" w:cstheme="minorHAnsi"/>
-                <w:sz w:val="22"/>
-                <w:szCs w:val="22"/>
-              </w:rPr>
-              <w:t>Explored the precise processes required to conduct rapid digital triage and safely extract evidence while maintaining the forensic integrity of the target system.</w:t>
+              <w:t>Conducted technical study on the RECON ITR forensic tool, specifically focusing on live boot acquisition methodologies. Explored the precise processes required to conduct rapid digital triage and safely extract evidence while maintaining the forensic integrity of the target system.</w:t>
             </w:r>
           </w:p>
           <w:p>
@@ -3850,13 +3542,7 @@
               <w:rPr>
                 <w:rFonts w:asciiTheme="minorHAnsi" w:hAnsiTheme="minorHAnsi" w:cstheme="minorHAnsi"/>
               </w:rPr>
-              <w:t>1</w:t>
-            </w:r>
-            <w:r>
-              <w:rPr>
-                <w:rFonts w:asciiTheme="minorHAnsi" w:hAnsiTheme="minorHAnsi" w:cstheme="minorHAnsi"/>
-              </w:rPr>
-              <w:t>2</w:t>
+              <w:t>12</w:t>
             </w:r>
             <w:r>
               <w:rPr>
@@ -3933,43 +3619,7 @@
                 <w:sz w:val="22"/>
                 <w:szCs w:val="22"/>
               </w:rPr>
-              <w:t xml:space="preserve">Executed secure data backups of processed forensic images from multiple industry-standard digital forensic suites, including Magnet AXIOM, </w:t>
-            </w:r>
-            <w:proofErr w:type="spellStart"/>
-            <w:r>
-              <w:rPr>
-                <w:rFonts w:asciiTheme="minorHAnsi" w:hAnsiTheme="minorHAnsi" w:cstheme="minorHAnsi"/>
-                <w:sz w:val="22"/>
-                <w:szCs w:val="22"/>
-              </w:rPr>
-              <w:t>Hancom</w:t>
-            </w:r>
-            <w:proofErr w:type="spellEnd"/>
-            <w:r>
-              <w:rPr>
-                <w:rFonts w:asciiTheme="minorHAnsi" w:hAnsiTheme="minorHAnsi" w:cstheme="minorHAnsi"/>
-                <w:sz w:val="22"/>
-                <w:szCs w:val="22"/>
-              </w:rPr>
-              <w:t xml:space="preserve">, OpenText EnCase, and </w:t>
-            </w:r>
-            <w:proofErr w:type="spellStart"/>
-            <w:r>
-              <w:rPr>
-                <w:rFonts w:asciiTheme="minorHAnsi" w:hAnsiTheme="minorHAnsi" w:cstheme="minorHAnsi"/>
-                <w:sz w:val="22"/>
-                <w:szCs w:val="22"/>
-              </w:rPr>
-              <w:t>Intella</w:t>
-            </w:r>
-            <w:proofErr w:type="spellEnd"/>
-            <w:r>
-              <w:rPr>
-                <w:rFonts w:asciiTheme="minorHAnsi" w:hAnsiTheme="minorHAnsi" w:cstheme="minorHAnsi"/>
-                <w:sz w:val="22"/>
-                <w:szCs w:val="22"/>
-              </w:rPr>
-              <w:t>. Ensured strict data integrity and evidence preservation protocols were maintained during the transfer of all case files.</w:t>
+              <w:t>Executed secure data backups of processed forensic images from multiple industry-standard digital forensic suites, including Magnet AXIOM, Hancom, OpenText EnCase, and Intella. Ensured strict data integrity and evidence preservation protocols were maintained during the transfer of all case files.</w:t>
             </w:r>
           </w:p>
           <w:p>
@@ -4033,7 +3683,15 @@
                 <w:sz w:val="22"/>
                 <w:szCs w:val="22"/>
               </w:rPr>
-              <w:t>Collated continuous risk monitoring intelligence and structured the findings into detailed Excel tracking reports. Updated internal databases with the latest documented indicators regarding active botnet operations, corporate data breaches, and emerging dark web threats.</w:t>
+              <w:t>Managed to view</w:t>
+            </w:r>
+            <w:r>
+              <w:rPr>
+                <w:rFonts w:asciiTheme="minorHAnsi" w:hAnsiTheme="minorHAnsi" w:cstheme="minorHAnsi"/>
+                <w:sz w:val="22"/>
+                <w:szCs w:val="22"/>
+              </w:rPr>
+              <w:t xml:space="preserve"> risk monitoring intelligence and structured the findings into detailed Excel tracking reports. Updated internal databases with the latest documented indicators regarding active botnet operations, corporate data breaches, and emerging dark web threats.</w:t>
             </w:r>
           </w:p>
           <w:p>
@@ -4216,10 +3874,54 @@
                 <w:sz w:val="22"/>
                 <w:szCs w:val="22"/>
               </w:rPr>
-              <w:t>Task 1: Continuous Risk Monitoring (</w:t>
-            </w:r>
-            <w:proofErr w:type="spellStart"/>
-            <w:r>
+              <w:t>Task 1: Continuous Risk Monitoring (Resecurity)</w:t>
+            </w:r>
+          </w:p>
+          <w:p>
+            <w:pPr>
+              <w:pStyle w:val="NormalWeb"/>
+              <w:spacing w:before="0" w:beforeAutospacing="0" w:after="0" w:afterAutospacing="0"/>
+              <w:rPr>
+                <w:rFonts w:asciiTheme="minorHAnsi" w:hAnsiTheme="minorHAnsi" w:cstheme="minorHAnsi"/>
+                <w:sz w:val="22"/>
+                <w:szCs w:val="22"/>
+              </w:rPr>
+            </w:pPr>
+          </w:p>
+          <w:p>
+            <w:pPr>
+              <w:pStyle w:val="NormalWeb"/>
+              <w:spacing w:before="0" w:beforeAutospacing="0" w:after="0" w:afterAutospacing="0"/>
+              <w:rPr>
+                <w:rFonts w:asciiTheme="minorHAnsi" w:hAnsiTheme="minorHAnsi" w:cstheme="minorHAnsi"/>
+                <w:sz w:val="22"/>
+                <w:szCs w:val="22"/>
+              </w:rPr>
+            </w:pPr>
+            <w:r>
+              <w:rPr>
+                <w:rFonts w:asciiTheme="minorHAnsi" w:hAnsiTheme="minorHAnsi" w:cstheme="minorHAnsi"/>
+                <w:sz w:val="22"/>
+                <w:szCs w:val="22"/>
+              </w:rPr>
+              <w:t>Monitored the Resecurity Risk platform to identify and document emerging vulnerabilities. Updated internal intelligence records with the latest documented cyber threats and corporate data breaches to ensure accurate risk tracking.</w:t>
+            </w:r>
+          </w:p>
+          <w:p>
+            <w:pPr>
+              <w:pStyle w:val="NormalWeb"/>
+              <w:spacing w:before="0" w:beforeAutospacing="0" w:after="0" w:afterAutospacing="0"/>
+              <w:rPr>
+                <w:rFonts w:asciiTheme="minorHAnsi" w:hAnsiTheme="minorHAnsi" w:cstheme="minorHAnsi"/>
+                <w:sz w:val="22"/>
+                <w:szCs w:val="22"/>
+              </w:rPr>
+            </w:pPr>
+          </w:p>
+          <w:p>
+            <w:pPr>
+              <w:pStyle w:val="NormalWeb"/>
+              <w:spacing w:before="0" w:beforeAutospacing="0" w:after="0" w:afterAutospacing="0"/>
               <w:rPr>
                 <w:rFonts w:asciiTheme="minorHAnsi" w:hAnsiTheme="minorHAnsi" w:cstheme="minorHAnsi"/>
                 <w:b/>
@@ -4227,9 +3929,7 @@
                 <w:sz w:val="22"/>
                 <w:szCs w:val="22"/>
               </w:rPr>
-              <w:t>Resecurity</w:t>
-            </w:r>
-            <w:proofErr w:type="spellEnd"/>
+            </w:pPr>
             <w:r>
               <w:rPr>
                 <w:rFonts w:asciiTheme="minorHAnsi" w:hAnsiTheme="minorHAnsi" w:cstheme="minorHAnsi"/>
@@ -4238,7 +3938,7 @@
                 <w:sz w:val="22"/>
                 <w:szCs w:val="22"/>
               </w:rPr>
-              <w:t>)</w:t>
+              <w:t>Task 2: GNSS &amp; Satellite Navigation Analysis (U-blox u-Center)</w:t>
             </w:r>
           </w:p>
           <w:p>
@@ -4268,41 +3968,15 @@
                 <w:sz w:val="22"/>
                 <w:szCs w:val="22"/>
               </w:rPr>
-              <w:t xml:space="preserve">Monitored the </w:t>
-            </w:r>
-            <w:proofErr w:type="spellStart"/>
-            <w:r>
-              <w:rPr>
-                <w:rFonts w:asciiTheme="minorHAnsi" w:hAnsiTheme="minorHAnsi" w:cstheme="minorHAnsi"/>
-                <w:sz w:val="22"/>
-                <w:szCs w:val="22"/>
-              </w:rPr>
-              <w:t>Resecurity</w:t>
-            </w:r>
-            <w:proofErr w:type="spellEnd"/>
-            <w:r>
-              <w:rPr>
-                <w:rFonts w:asciiTheme="minorHAnsi" w:hAnsiTheme="minorHAnsi" w:cstheme="minorHAnsi"/>
-                <w:sz w:val="22"/>
-                <w:szCs w:val="22"/>
-              </w:rPr>
-              <w:t xml:space="preserve"> Risk platform to identify and document emerging vulnerabilities.</w:t>
-            </w:r>
-            <w:r>
-              <w:rPr>
-                <w:rFonts w:asciiTheme="minorHAnsi" w:hAnsiTheme="minorHAnsi" w:cstheme="minorHAnsi"/>
-                <w:sz w:val="22"/>
-                <w:szCs w:val="22"/>
-              </w:rPr>
-              <w:t xml:space="preserve"> </w:t>
-            </w:r>
-            <w:r>
-              <w:rPr>
-                <w:rFonts w:asciiTheme="minorHAnsi" w:hAnsiTheme="minorHAnsi" w:cstheme="minorHAnsi"/>
-                <w:sz w:val="22"/>
-                <w:szCs w:val="22"/>
-              </w:rPr>
-              <w:t>Updated internal intelligence records with the latest documented cyber threats and corporate data breaches to ensure accurate risk tracking.</w:t>
+              <w:t>Installed</w:t>
+            </w:r>
+            <w:r>
+              <w:rPr>
+                <w:rFonts w:asciiTheme="minorHAnsi" w:hAnsiTheme="minorHAnsi" w:cstheme="minorHAnsi"/>
+                <w:sz w:val="22"/>
+                <w:szCs w:val="22"/>
+              </w:rPr>
+              <w:t xml:space="preserve"> U-blox u-Center software to evaluate, configure, and run diagnostic tests on GNSS (Global Navigation Satellite System) and GPS receivers. Analyzed satellite navigation data to establish operational baselines and advance tracking capabilities for satellite forensics.</w:t>
             </w:r>
           </w:p>
           <w:p>
@@ -4311,10 +3985,23 @@
               <w:spacing w:before="0" w:beforeAutospacing="0" w:after="0" w:afterAutospacing="0"/>
               <w:rPr>
                 <w:rFonts w:asciiTheme="minorHAnsi" w:hAnsiTheme="minorHAnsi" w:cstheme="minorHAnsi"/>
-                <w:sz w:val="22"/>
-                <w:szCs w:val="22"/>
-              </w:rPr>
-            </w:pPr>
+                <w:b/>
+                <w:bCs/>
+                <w:sz w:val="22"/>
+                <w:szCs w:val="22"/>
+              </w:rPr>
+            </w:pPr>
+            <w:r>
+              <w:rPr>
+                <w:rFonts w:asciiTheme="minorHAnsi" w:hAnsiTheme="minorHAnsi" w:cstheme="minorHAnsi"/>
+                <w:b/>
+                <w:bCs/>
+                <w:sz w:val="22"/>
+                <w:szCs w:val="22"/>
+              </w:rPr>
+              <w:lastRenderedPageBreak/>
+              <w:t>Task 3: System Maintenance &amp; Patch Management</w:t>
+            </w:r>
           </w:p>
           <w:p>
             <w:pPr>
@@ -4322,66 +4009,10 @@
               <w:spacing w:before="0" w:beforeAutospacing="0" w:after="0" w:afterAutospacing="0"/>
               <w:rPr>
                 <w:rFonts w:asciiTheme="minorHAnsi" w:hAnsiTheme="minorHAnsi" w:cstheme="minorHAnsi"/>
-                <w:b/>
-                <w:bCs/>
-                <w:sz w:val="22"/>
-                <w:szCs w:val="22"/>
-              </w:rPr>
-            </w:pPr>
-            <w:r>
-              <w:rPr>
-                <w:rFonts w:asciiTheme="minorHAnsi" w:hAnsiTheme="minorHAnsi" w:cstheme="minorHAnsi"/>
-                <w:b/>
-                <w:bCs/>
-                <w:sz w:val="22"/>
-                <w:szCs w:val="22"/>
-              </w:rPr>
-              <w:t>Task 2: GNSS &amp; Satellite Navigation Analysis (U-</w:t>
-            </w:r>
-            <w:proofErr w:type="spellStart"/>
-            <w:r>
-              <w:rPr>
-                <w:rFonts w:asciiTheme="minorHAnsi" w:hAnsiTheme="minorHAnsi" w:cstheme="minorHAnsi"/>
-                <w:b/>
-                <w:bCs/>
-                <w:sz w:val="22"/>
-                <w:szCs w:val="22"/>
-              </w:rPr>
-              <w:t>blox</w:t>
-            </w:r>
-            <w:proofErr w:type="spellEnd"/>
-            <w:r>
-              <w:rPr>
-                <w:rFonts w:asciiTheme="minorHAnsi" w:hAnsiTheme="minorHAnsi" w:cstheme="minorHAnsi"/>
-                <w:b/>
-                <w:bCs/>
-                <w:sz w:val="22"/>
-                <w:szCs w:val="22"/>
-              </w:rPr>
-              <w:t xml:space="preserve"> u-</w:t>
-            </w:r>
-            <w:proofErr w:type="spellStart"/>
-            <w:r>
-              <w:rPr>
-                <w:rFonts w:asciiTheme="minorHAnsi" w:hAnsiTheme="minorHAnsi" w:cstheme="minorHAnsi"/>
-                <w:b/>
-                <w:bCs/>
-                <w:sz w:val="22"/>
-                <w:szCs w:val="22"/>
-              </w:rPr>
-              <w:t>Center</w:t>
-            </w:r>
-            <w:proofErr w:type="spellEnd"/>
-            <w:r>
-              <w:rPr>
-                <w:rFonts w:asciiTheme="minorHAnsi" w:hAnsiTheme="minorHAnsi" w:cstheme="minorHAnsi"/>
-                <w:b/>
-                <w:bCs/>
-                <w:sz w:val="22"/>
-                <w:szCs w:val="22"/>
-              </w:rPr>
-              <w:t>)</w:t>
-            </w:r>
+                <w:sz w:val="22"/>
+                <w:szCs w:val="22"/>
+              </w:rPr>
+            </w:pPr>
           </w:p>
           <w:p>
             <w:pPr>
@@ -4393,156 +4024,13 @@
                 <w:szCs w:val="22"/>
               </w:rPr>
             </w:pPr>
-          </w:p>
-          <w:p>
-            <w:pPr>
-              <w:pStyle w:val="NormalWeb"/>
-              <w:spacing w:before="0" w:beforeAutospacing="0" w:after="0" w:afterAutospacing="0"/>
-              <w:rPr>
-                <w:rFonts w:asciiTheme="minorHAnsi" w:hAnsiTheme="minorHAnsi" w:cstheme="minorHAnsi"/>
-                <w:sz w:val="22"/>
-                <w:szCs w:val="22"/>
-              </w:rPr>
-            </w:pPr>
-            <w:r>
-              <w:rPr>
-                <w:rFonts w:asciiTheme="minorHAnsi" w:hAnsiTheme="minorHAnsi" w:cstheme="minorHAnsi"/>
-                <w:sz w:val="22"/>
-                <w:szCs w:val="22"/>
-              </w:rPr>
-              <w:t>Utilized U-</w:t>
-            </w:r>
-            <w:proofErr w:type="spellStart"/>
-            <w:r>
-              <w:rPr>
-                <w:rFonts w:asciiTheme="minorHAnsi" w:hAnsiTheme="minorHAnsi" w:cstheme="minorHAnsi"/>
-                <w:sz w:val="22"/>
-                <w:szCs w:val="22"/>
-              </w:rPr>
-              <w:t>blox</w:t>
-            </w:r>
-            <w:proofErr w:type="spellEnd"/>
-            <w:r>
-              <w:rPr>
-                <w:rFonts w:asciiTheme="minorHAnsi" w:hAnsiTheme="minorHAnsi" w:cstheme="minorHAnsi"/>
-                <w:sz w:val="22"/>
-                <w:szCs w:val="22"/>
-              </w:rPr>
-              <w:t xml:space="preserve"> u-</w:t>
-            </w:r>
-            <w:proofErr w:type="spellStart"/>
-            <w:r>
-              <w:rPr>
-                <w:rFonts w:asciiTheme="minorHAnsi" w:hAnsiTheme="minorHAnsi" w:cstheme="minorHAnsi"/>
-                <w:sz w:val="22"/>
-                <w:szCs w:val="22"/>
-              </w:rPr>
-              <w:t>Center</w:t>
-            </w:r>
-            <w:proofErr w:type="spellEnd"/>
-            <w:r>
-              <w:rPr>
-                <w:rFonts w:asciiTheme="minorHAnsi" w:hAnsiTheme="minorHAnsi" w:cstheme="minorHAnsi"/>
-                <w:sz w:val="22"/>
-                <w:szCs w:val="22"/>
-              </w:rPr>
-              <w:t xml:space="preserve"> software to evaluate, configure, and run diagnostic tests on GNSS (Global Navigation Satellite System) and GPS receivers.</w:t>
-            </w:r>
-            <w:r>
-              <w:rPr>
-                <w:rFonts w:asciiTheme="minorHAnsi" w:hAnsiTheme="minorHAnsi" w:cstheme="minorHAnsi"/>
-                <w:sz w:val="22"/>
-                <w:szCs w:val="22"/>
-              </w:rPr>
-              <w:t xml:space="preserve"> </w:t>
-            </w:r>
-            <w:proofErr w:type="spellStart"/>
-            <w:r>
-              <w:rPr>
-                <w:rFonts w:asciiTheme="minorHAnsi" w:hAnsiTheme="minorHAnsi" w:cstheme="minorHAnsi"/>
-                <w:sz w:val="22"/>
-                <w:szCs w:val="22"/>
-              </w:rPr>
-              <w:t>Analyzed</w:t>
-            </w:r>
-            <w:proofErr w:type="spellEnd"/>
-            <w:r>
-              <w:rPr>
-                <w:rFonts w:asciiTheme="minorHAnsi" w:hAnsiTheme="minorHAnsi" w:cstheme="minorHAnsi"/>
-                <w:sz w:val="22"/>
-                <w:szCs w:val="22"/>
-              </w:rPr>
-              <w:t xml:space="preserve"> satellite navigation data to establish operational baselines and advance tracking capabilities for satellite forensics.</w:t>
-            </w:r>
-          </w:p>
-          <w:p>
-            <w:pPr>
-              <w:pStyle w:val="NormalWeb"/>
-              <w:spacing w:before="0" w:beforeAutospacing="0" w:after="0" w:afterAutospacing="0"/>
-              <w:rPr>
-                <w:rFonts w:asciiTheme="minorHAnsi" w:hAnsiTheme="minorHAnsi" w:cstheme="minorHAnsi"/>
-                <w:b/>
-                <w:bCs/>
-                <w:sz w:val="22"/>
-                <w:szCs w:val="22"/>
-              </w:rPr>
-            </w:pPr>
-            <w:r>
-              <w:rPr>
-                <w:rFonts w:asciiTheme="minorHAnsi" w:hAnsiTheme="minorHAnsi" w:cstheme="minorHAnsi"/>
-                <w:b/>
-                <w:bCs/>
-                <w:sz w:val="22"/>
-                <w:szCs w:val="22"/>
-              </w:rPr>
-              <w:lastRenderedPageBreak/>
-              <w:t>Task 3: System Maintenance &amp; Patch Management</w:t>
-            </w:r>
-          </w:p>
-          <w:p>
-            <w:pPr>
-              <w:pStyle w:val="NormalWeb"/>
-              <w:spacing w:before="0" w:beforeAutospacing="0" w:after="0" w:afterAutospacing="0"/>
-              <w:rPr>
-                <w:rFonts w:asciiTheme="minorHAnsi" w:hAnsiTheme="minorHAnsi" w:cstheme="minorHAnsi"/>
-                <w:sz w:val="22"/>
-                <w:szCs w:val="22"/>
-              </w:rPr>
-            </w:pPr>
-          </w:p>
-          <w:p>
-            <w:pPr>
-              <w:pStyle w:val="NormalWeb"/>
-              <w:spacing w:before="0" w:beforeAutospacing="0" w:after="0" w:afterAutospacing="0"/>
-              <w:rPr>
-                <w:rFonts w:asciiTheme="minorHAnsi" w:hAnsiTheme="minorHAnsi" w:cstheme="minorHAnsi"/>
-                <w:sz w:val="22"/>
-                <w:szCs w:val="22"/>
-              </w:rPr>
-            </w:pPr>
-            <w:r>
-              <w:rPr>
-                <w:rFonts w:asciiTheme="minorHAnsi" w:hAnsiTheme="minorHAnsi" w:cstheme="minorHAnsi"/>
-                <w:sz w:val="22"/>
-                <w:szCs w:val="22"/>
-              </w:rPr>
-              <w:t>Executed comprehensive patch management across all office workstations to maintain a secure operating environment.</w:t>
-            </w:r>
-            <w:r>
-              <w:rPr>
-                <w:rFonts w:asciiTheme="minorHAnsi" w:hAnsiTheme="minorHAnsi" w:cstheme="minorHAnsi"/>
-                <w:sz w:val="22"/>
-                <w:szCs w:val="22"/>
-              </w:rPr>
-              <w:t xml:space="preserve"> </w:t>
-            </w:r>
-            <w:r>
-              <w:rPr>
-                <w:rFonts w:asciiTheme="minorHAnsi" w:hAnsiTheme="minorHAnsi" w:cstheme="minorHAnsi"/>
-                <w:sz w:val="22"/>
-                <w:szCs w:val="22"/>
-              </w:rPr>
-              <w:t>Deployed critical Windows OS updates, updated Kaspersky Anti-Virus definitions, and applied the latest Mozilla Firefox browser patches to ensure optimal system security and performance.</w:t>
+            <w:r>
+              <w:rPr>
+                <w:rFonts w:asciiTheme="minorHAnsi" w:hAnsiTheme="minorHAnsi" w:cstheme="minorHAnsi"/>
+                <w:sz w:val="22"/>
+                <w:szCs w:val="22"/>
+              </w:rPr>
+              <w:t>Executed comprehensive patch management across all office workstations to maintain a secure operating environment. Deployed critical Windows OS updates, updated Kaspersky Anti-Virus definitions, and applied the latest Mozilla Firefox browser patches to ensure optimal system security and performance.</w:t>
             </w:r>
           </w:p>
           <w:p>
@@ -4673,10 +4161,54 @@
                 <w:sz w:val="22"/>
                 <w:szCs w:val="22"/>
               </w:rPr>
-              <w:t>Task 1: Continuous Risk Monitoring (</w:t>
-            </w:r>
-            <w:proofErr w:type="spellStart"/>
-            <w:r>
+              <w:t>Task 1: Continuous Risk Monitoring (Resecurity)</w:t>
+            </w:r>
+          </w:p>
+          <w:p>
+            <w:pPr>
+              <w:pStyle w:val="NormalWeb"/>
+              <w:spacing w:before="0" w:beforeAutospacing="0" w:after="0" w:afterAutospacing="0"/>
+              <w:rPr>
+                <w:rFonts w:asciiTheme="minorHAnsi" w:hAnsiTheme="minorHAnsi" w:cstheme="minorHAnsi"/>
+                <w:sz w:val="22"/>
+                <w:szCs w:val="22"/>
+              </w:rPr>
+            </w:pPr>
+          </w:p>
+          <w:p>
+            <w:pPr>
+              <w:pStyle w:val="NormalWeb"/>
+              <w:spacing w:before="0" w:beforeAutospacing="0" w:after="0" w:afterAutospacing="0"/>
+              <w:rPr>
+                <w:rFonts w:asciiTheme="minorHAnsi" w:hAnsiTheme="minorHAnsi" w:cstheme="minorHAnsi"/>
+                <w:sz w:val="22"/>
+                <w:szCs w:val="22"/>
+              </w:rPr>
+            </w:pPr>
+            <w:r>
+              <w:rPr>
+                <w:rFonts w:asciiTheme="minorHAnsi" w:hAnsiTheme="minorHAnsi" w:cstheme="minorHAnsi"/>
+                <w:sz w:val="22"/>
+                <w:szCs w:val="22"/>
+              </w:rPr>
+              <w:t>Conducted active threat intelligence monitoring via the Resecurity platform. Updated internal tracking records with the latest documented corporate data breaches and emerging cyber threats.</w:t>
+            </w:r>
+          </w:p>
+          <w:p>
+            <w:pPr>
+              <w:pStyle w:val="NormalWeb"/>
+              <w:spacing w:before="0" w:beforeAutospacing="0" w:after="0" w:afterAutospacing="0"/>
+              <w:rPr>
+                <w:rFonts w:asciiTheme="minorHAnsi" w:hAnsiTheme="minorHAnsi" w:cstheme="minorHAnsi"/>
+                <w:sz w:val="22"/>
+                <w:szCs w:val="22"/>
+              </w:rPr>
+            </w:pPr>
+          </w:p>
+          <w:p>
+            <w:pPr>
+              <w:pStyle w:val="NormalWeb"/>
+              <w:spacing w:before="0" w:beforeAutospacing="0" w:after="0" w:afterAutospacing="0"/>
               <w:rPr>
                 <w:rFonts w:asciiTheme="minorHAnsi" w:hAnsiTheme="minorHAnsi" w:cstheme="minorHAnsi"/>
                 <w:b/>
@@ -4684,9 +4216,7 @@
                 <w:sz w:val="22"/>
                 <w:szCs w:val="22"/>
               </w:rPr>
-              <w:t>Resecurity</w:t>
-            </w:r>
-            <w:proofErr w:type="spellEnd"/>
+            </w:pPr>
             <w:r>
               <w:rPr>
                 <w:rFonts w:asciiTheme="minorHAnsi" w:hAnsiTheme="minorHAnsi" w:cstheme="minorHAnsi"/>
@@ -4695,7 +4225,7 @@
                 <w:sz w:val="22"/>
                 <w:szCs w:val="22"/>
               </w:rPr>
-              <w:t>)</w:t>
+              <w:t>Task 2: GNSS &amp; Satellite Navigation Analysis (U-blox u-Center)</w:t>
             </w:r>
           </w:p>
           <w:p>
@@ -4725,229 +4255,15 @@
                 <w:sz w:val="22"/>
                 <w:szCs w:val="22"/>
               </w:rPr>
-              <w:t xml:space="preserve">Conducted active threat intelligence monitoring via the </w:t>
-            </w:r>
-            <w:proofErr w:type="spellStart"/>
-            <w:r>
-              <w:rPr>
-                <w:rFonts w:asciiTheme="minorHAnsi" w:hAnsiTheme="minorHAnsi" w:cstheme="minorHAnsi"/>
-                <w:sz w:val="22"/>
-                <w:szCs w:val="22"/>
-              </w:rPr>
-              <w:t>Resecurity</w:t>
-            </w:r>
-            <w:proofErr w:type="spellEnd"/>
-            <w:r>
-              <w:rPr>
-                <w:rFonts w:asciiTheme="minorHAnsi" w:hAnsiTheme="minorHAnsi" w:cstheme="minorHAnsi"/>
-                <w:sz w:val="22"/>
-                <w:szCs w:val="22"/>
-              </w:rPr>
-              <w:t xml:space="preserve"> platform.</w:t>
-            </w:r>
-            <w:r>
-              <w:rPr>
-                <w:rFonts w:asciiTheme="minorHAnsi" w:hAnsiTheme="minorHAnsi" w:cstheme="minorHAnsi"/>
-                <w:sz w:val="22"/>
-                <w:szCs w:val="22"/>
-              </w:rPr>
-              <w:t xml:space="preserve"> </w:t>
-            </w:r>
-            <w:r>
-              <w:rPr>
-                <w:rFonts w:asciiTheme="minorHAnsi" w:hAnsiTheme="minorHAnsi" w:cstheme="minorHAnsi"/>
-                <w:sz w:val="22"/>
-                <w:szCs w:val="22"/>
-              </w:rPr>
-              <w:t>Updated internal tracking records with the latest documented corporate data breaches and emerging cyber threats.</w:t>
-            </w:r>
-          </w:p>
-          <w:p>
-            <w:pPr>
-              <w:pStyle w:val="NormalWeb"/>
-              <w:spacing w:before="0" w:beforeAutospacing="0" w:after="0" w:afterAutospacing="0"/>
-              <w:rPr>
-                <w:rFonts w:asciiTheme="minorHAnsi" w:hAnsiTheme="minorHAnsi" w:cstheme="minorHAnsi"/>
-                <w:sz w:val="22"/>
-                <w:szCs w:val="22"/>
-              </w:rPr>
-            </w:pPr>
-          </w:p>
-          <w:p>
-            <w:pPr>
-              <w:pStyle w:val="NormalWeb"/>
-              <w:spacing w:before="0" w:beforeAutospacing="0" w:after="0" w:afterAutospacing="0"/>
-              <w:rPr>
-                <w:rFonts w:asciiTheme="minorHAnsi" w:hAnsiTheme="minorHAnsi" w:cstheme="minorHAnsi"/>
-                <w:b/>
-                <w:bCs/>
-                <w:sz w:val="22"/>
-                <w:szCs w:val="22"/>
-              </w:rPr>
-            </w:pPr>
-            <w:r>
-              <w:rPr>
-                <w:rFonts w:asciiTheme="minorHAnsi" w:hAnsiTheme="minorHAnsi" w:cstheme="minorHAnsi"/>
-                <w:b/>
-                <w:bCs/>
-                <w:sz w:val="22"/>
-                <w:szCs w:val="22"/>
-              </w:rPr>
-              <w:t>Task 2: GNSS &amp; Satellite Navigation Analysis (U-</w:t>
-            </w:r>
-            <w:proofErr w:type="spellStart"/>
-            <w:r>
-              <w:rPr>
-                <w:rFonts w:asciiTheme="minorHAnsi" w:hAnsiTheme="minorHAnsi" w:cstheme="minorHAnsi"/>
-                <w:b/>
-                <w:bCs/>
-                <w:sz w:val="22"/>
-                <w:szCs w:val="22"/>
-              </w:rPr>
-              <w:t>blox</w:t>
-            </w:r>
-            <w:proofErr w:type="spellEnd"/>
-            <w:r>
-              <w:rPr>
-                <w:rFonts w:asciiTheme="minorHAnsi" w:hAnsiTheme="minorHAnsi" w:cstheme="minorHAnsi"/>
-                <w:b/>
-                <w:bCs/>
-                <w:sz w:val="22"/>
-                <w:szCs w:val="22"/>
-              </w:rPr>
-              <w:t xml:space="preserve"> u-</w:t>
-            </w:r>
-            <w:proofErr w:type="spellStart"/>
-            <w:r>
-              <w:rPr>
-                <w:rFonts w:asciiTheme="minorHAnsi" w:hAnsiTheme="minorHAnsi" w:cstheme="minorHAnsi"/>
-                <w:b/>
-                <w:bCs/>
-                <w:sz w:val="22"/>
-                <w:szCs w:val="22"/>
-              </w:rPr>
-              <w:t>Center</w:t>
-            </w:r>
-            <w:proofErr w:type="spellEnd"/>
-            <w:r>
-              <w:rPr>
-                <w:rFonts w:asciiTheme="minorHAnsi" w:hAnsiTheme="minorHAnsi" w:cstheme="minorHAnsi"/>
-                <w:b/>
-                <w:bCs/>
-                <w:sz w:val="22"/>
-                <w:szCs w:val="22"/>
-              </w:rPr>
-              <w:t>)</w:t>
-            </w:r>
-          </w:p>
-          <w:p>
-            <w:pPr>
-              <w:pStyle w:val="NormalWeb"/>
-              <w:spacing w:before="0" w:beforeAutospacing="0" w:after="0" w:afterAutospacing="0"/>
-              <w:rPr>
-                <w:rFonts w:asciiTheme="minorHAnsi" w:hAnsiTheme="minorHAnsi" w:cstheme="minorHAnsi"/>
-                <w:sz w:val="22"/>
-                <w:szCs w:val="22"/>
-              </w:rPr>
-            </w:pPr>
-          </w:p>
-          <w:p>
-            <w:pPr>
-              <w:pStyle w:val="NormalWeb"/>
-              <w:spacing w:before="0" w:beforeAutospacing="0" w:after="0" w:afterAutospacing="0"/>
-              <w:rPr>
-                <w:rFonts w:asciiTheme="minorHAnsi" w:hAnsiTheme="minorHAnsi" w:cstheme="minorHAnsi"/>
-                <w:sz w:val="22"/>
-                <w:szCs w:val="22"/>
-              </w:rPr>
-            </w:pPr>
-            <w:r>
-              <w:rPr>
-                <w:rFonts w:asciiTheme="minorHAnsi" w:hAnsiTheme="minorHAnsi" w:cstheme="minorHAnsi"/>
-                <w:sz w:val="22"/>
-                <w:szCs w:val="22"/>
-              </w:rPr>
-              <w:t>Deployed U-</w:t>
-            </w:r>
-            <w:proofErr w:type="spellStart"/>
-            <w:r>
-              <w:rPr>
-                <w:rFonts w:asciiTheme="minorHAnsi" w:hAnsiTheme="minorHAnsi" w:cstheme="minorHAnsi"/>
-                <w:sz w:val="22"/>
-                <w:szCs w:val="22"/>
-              </w:rPr>
-              <w:t>blox</w:t>
-            </w:r>
-            <w:proofErr w:type="spellEnd"/>
-            <w:r>
-              <w:rPr>
-                <w:rFonts w:asciiTheme="minorHAnsi" w:hAnsiTheme="minorHAnsi" w:cstheme="minorHAnsi"/>
-                <w:sz w:val="22"/>
-                <w:szCs w:val="22"/>
-              </w:rPr>
-              <w:t xml:space="preserve"> u-</w:t>
-            </w:r>
-            <w:proofErr w:type="spellStart"/>
-            <w:r>
-              <w:rPr>
-                <w:rFonts w:asciiTheme="minorHAnsi" w:hAnsiTheme="minorHAnsi" w:cstheme="minorHAnsi"/>
-                <w:sz w:val="22"/>
-                <w:szCs w:val="22"/>
-              </w:rPr>
-              <w:t>Center</w:t>
-            </w:r>
-            <w:proofErr w:type="spellEnd"/>
-            <w:r>
-              <w:rPr>
-                <w:rFonts w:asciiTheme="minorHAnsi" w:hAnsiTheme="minorHAnsi" w:cstheme="minorHAnsi"/>
-                <w:sz w:val="22"/>
-                <w:szCs w:val="22"/>
-              </w:rPr>
-              <w:t xml:space="preserve"> software to actively evaluate, configure, and conduct diagnostic testing on u-</w:t>
-            </w:r>
-            <w:proofErr w:type="spellStart"/>
-            <w:r>
-              <w:rPr>
-                <w:rFonts w:asciiTheme="minorHAnsi" w:hAnsiTheme="minorHAnsi" w:cstheme="minorHAnsi"/>
-                <w:sz w:val="22"/>
-                <w:szCs w:val="22"/>
-              </w:rPr>
-              <w:t>blox</w:t>
-            </w:r>
-            <w:proofErr w:type="spellEnd"/>
-            <w:r>
-              <w:rPr>
-                <w:rFonts w:asciiTheme="minorHAnsi" w:hAnsiTheme="minorHAnsi" w:cstheme="minorHAnsi"/>
-                <w:sz w:val="22"/>
-                <w:szCs w:val="22"/>
-              </w:rPr>
-              <w:t xml:space="preserve"> GNSS and GPS receivers.</w:t>
-            </w:r>
-            <w:r>
-              <w:rPr>
-                <w:rFonts w:asciiTheme="minorHAnsi" w:hAnsiTheme="minorHAnsi" w:cstheme="minorHAnsi"/>
-                <w:sz w:val="22"/>
-                <w:szCs w:val="22"/>
-              </w:rPr>
-              <w:t xml:space="preserve"> </w:t>
-            </w:r>
-            <w:proofErr w:type="spellStart"/>
-            <w:r>
-              <w:rPr>
-                <w:rFonts w:asciiTheme="minorHAnsi" w:hAnsiTheme="minorHAnsi" w:cstheme="minorHAnsi"/>
-                <w:sz w:val="22"/>
-                <w:szCs w:val="22"/>
-              </w:rPr>
-              <w:t>Analyzed</w:t>
-            </w:r>
-            <w:proofErr w:type="spellEnd"/>
-            <w:r>
-              <w:rPr>
-                <w:rFonts w:asciiTheme="minorHAnsi" w:hAnsiTheme="minorHAnsi" w:cstheme="minorHAnsi"/>
-                <w:sz w:val="22"/>
-                <w:szCs w:val="22"/>
-              </w:rPr>
-              <w:t xml:space="preserve"> receiver data to ensure accurate satellite tracking and operational functionality.</w:t>
+              <w:t>Conducted</w:t>
+            </w:r>
+            <w:r>
+              <w:rPr>
+                <w:rFonts w:asciiTheme="minorHAnsi" w:hAnsiTheme="minorHAnsi" w:cstheme="minorHAnsi"/>
+                <w:sz w:val="22"/>
+                <w:szCs w:val="22"/>
+              </w:rPr>
+              <w:t xml:space="preserve"> U-blox u-Center software to actively evaluate, configure, and conduct diagnostic testing on u-blox GNSS and GPS receivers. Analyzed receiver data to ensure accurate satellite tracking and operational functionality.</w:t>
             </w:r>
           </w:p>
           <w:p>
@@ -5076,21 +4392,12 @@
         <w:spacing w:after="0"/>
         <w:ind w:left="-5" w:hanging="10"/>
       </w:pPr>
-      <w:proofErr w:type="gramStart"/>
       <w:r>
         <w:rPr>
           <w:rFonts w:ascii="Arial" w:eastAsia="Arial" w:hAnsi="Arial" w:cs="Arial"/>
           <w:sz w:val="24"/>
         </w:rPr>
-        <w:t>Week :</w:t>
-      </w:r>
-      <w:proofErr w:type="gramEnd"/>
-      <w:r>
-        <w:rPr>
-          <w:rFonts w:ascii="Arial" w:eastAsia="Arial" w:hAnsi="Arial" w:cs="Arial"/>
-          <w:sz w:val="24"/>
-        </w:rPr>
-        <w:t xml:space="preserve"> 3</w:t>
+        <w:t>Week : 3</w:t>
       </w:r>
     </w:p>
     <w:tbl>
